--- a/chapters/exam-formula-sheet-handout.docx
+++ b/chapters/exam-formula-sheet-handout.docx
@@ -2066,6 +2066,9 @@
             </m:rPr>
             <m:t>=</m:t>
           </m:r>
+          <m:r>
+            <m:t>​</m:t>
+          </m:r>
           <m:d>
             <m:dPr>
               <m:begChr m:val="["/>
@@ -2175,6 +2178,9 @@
               </m:r>
             </m:e>
           </m:d>
+          <m:r>
+            <m:t>​</m:t>
+          </m:r>
         </m:oMath>
       </m:oMathPara>
     </w:p>
@@ -3088,6 +3094,9 @@
             </m:rPr>
             <m:t>=</m:t>
           </m:r>
+          <m:r>
+            <m:t>​</m:t>
+          </m:r>
           <m:d>
             <m:dPr>
               <m:begChr m:val="["/>
@@ -3225,6 +3234,9 @@
               </m:r>
             </m:e>
           </m:d>
+          <m:r>
+            <m:t>​</m:t>
+          </m:r>
         </m:oMath>
       </m:oMathPara>
     </w:p>
@@ -3651,6 +3663,9 @@
             </m:rPr>
             <m:t>=</m:t>
           </m:r>
+          <m:r>
+            <m:t>​</m:t>
+          </m:r>
           <m:d>
             <m:dPr>
               <m:begChr m:val="["/>
@@ -3846,6 +3861,9 @@
               </m:r>
             </m:e>
           </m:d>
+          <m:r>
+            <m:t>​</m:t>
+          </m:r>
         </m:oMath>
       </m:oMathPara>
     </w:p>
@@ -4121,6 +4139,9 @@
             </m:rPr>
             <m:t>=</m:t>
           </m:r>
+          <m:r>
+            <m:t>​</m:t>
+          </m:r>
           <m:d>
             <m:dPr>
               <m:begChr m:val="["/>
@@ -4285,6 +4306,9 @@
               </m:r>
             </m:e>
           </m:d>
+          <m:r>
+            <m:t>​</m:t>
+          </m:r>
         </m:oMath>
       </m:oMathPara>
     </w:p>
@@ -5734,7 +5758,11 @@
           <m:sSub>
             <m:e>
               <m:r>
-                <m:t>θ</m:t>
+                <m:rPr>
+                  <m:nor/>
+                  <m:sty m:val="p"/>
+                </m:rPr>
+                <m:t>ϙ</m:t>
               </m:r>
             </m:e>
             <m:sub>
@@ -6802,7 +6830,11 @@
         </m:oMathParaPr>
         <m:oMath>
           <m:r>
-            <m:t>θ</m:t>
+            <m:rPr>
+              <m:nor/>
+              <m:sty m:val="p"/>
+            </m:rPr>
+            <m:t>ϙ</m:t>
           </m:r>
           <m:r>
             <m:rPr>
@@ -6940,7 +6972,11 @@
         </m:oMathParaPr>
         <m:oMath>
           <m:r>
-            <m:t>θ</m:t>
+            <m:rPr>
+              <m:nor/>
+              <m:sty m:val="p"/>
+            </m:rPr>
+            <m:t>ϙ</m:t>
           </m:r>
           <m:r>
             <m:rPr>
@@ -7212,7 +7248,11 @@
           <m:sSub>
             <m:e>
               <m:r>
-                <m:t>θ</m:t>
+                <m:rPr>
+                  <m:nor/>
+                  <m:sty m:val="p"/>
+                </m:rPr>
+                <m:t>ϙ</m:t>
               </m:r>
             </m:e>
             <m:sub>
@@ -7254,7 +7294,11 @@
           <m:sSub>
             <m:e>
               <m:r>
-                <m:t>θ</m:t>
+                <m:rPr>
+                  <m:nor/>
+                  <m:sty m:val="p"/>
+                </m:rPr>
+                <m:t>ϙ</m:t>
               </m:r>
             </m:e>
             <m:sub>
@@ -7299,7 +7343,11 @@
           <m:sSub>
             <m:e>
               <m:r>
-                <m:t>θ</m:t>
+                <m:rPr>
+                  <m:nor/>
+                  <m:sty m:val="p"/>
+                </m:rPr>
+                <m:t>ϙ</m:t>
               </m:r>
             </m:e>
             <m:sub>
@@ -7350,7 +7398,11 @@
           <m:sSub>
             <m:e>
               <m:r>
-                <m:t>θ</m:t>
+                <m:rPr>
+                  <m:nor/>
+                  <m:sty m:val="p"/>
+                </m:rPr>
+                <m:t>ϙ</m:t>
               </m:r>
             </m:e>
             <m:sub>
@@ -9778,7 +9830,11 @@
         </m:oMathParaPr>
         <m:oMath>
           <m:r>
-            <m:t>θ</m:t>
+            <m:rPr>
+              <m:nor/>
+              <m:sty m:val="p"/>
+            </m:rPr>
+            <m:t>ϙ</m:t>
           </m:r>
           <m:r>
             <m:rPr>
@@ -15028,7 +15084,11 @@
           <m:sSub>
             <m:e>
               <m:r>
-                <m:t>θ</m:t>
+                <m:rPr>
+                  <m:nor/>
+                  <m:sty m:val="p"/>
+                </m:rPr>
+                <m:t>ϙ</m:t>
               </m:r>
             </m:e>
             <m:sub>
@@ -15364,7 +15424,11 @@
           <m:sSub>
             <m:e>
               <m:r>
-                <m:t>θ</m:t>
+                <m:rPr>
+                  <m:nor/>
+                  <m:sty m:val="p"/>
+                </m:rPr>
+                <m:t>ϙ</m:t>
               </m:r>
             </m:e>
             <m:sub>
@@ -15910,7 +15974,11 @@
           <m:sSub>
             <m:e>
               <m:r>
-                <m:t>θ</m:t>
+                <m:rPr>
+                  <m:nor/>
+                  <m:sty m:val="p"/>
+                </m:rPr>
+                <m:t>ϙ</m:t>
               </m:r>
             </m:e>
             <m:sub>
@@ -16120,7 +16188,11 @@
               <m:sSub>
                 <m:e>
                   <m:r>
-                    <m:t>θ</m:t>
+                    <m:rPr>
+                      <m:nor/>
+                      <m:sty m:val="p"/>
+                    </m:rPr>
+                    <m:t>ϙ</m:t>
                   </m:r>
                 </m:e>
                 <m:sub>
@@ -17215,7 +17287,11 @@
           <m:sSub>
             <m:e>
               <m:r>
-                <m:t>θ</m:t>
+                <m:rPr>
+                  <m:nor/>
+                  <m:sty m:val="p"/>
+                </m:rPr>
+                <m:t>ϙ</m:t>
               </m:r>
             </m:e>
             <m:sub>
@@ -17498,7 +17574,11 @@
           <m:sSub>
             <m:e>
               <m:r>
-                <m:t>θ</m:t>
+                <m:rPr>
+                  <m:nor/>
+                  <m:sty m:val="p"/>
+                </m:rPr>
+                <m:t>ϙ</m:t>
               </m:r>
             </m:e>
             <m:sub>
@@ -17631,7 +17711,11 @@
           <m:sSub>
             <m:e>
               <m:r>
-                <m:t>θ</m:t>
+                <m:rPr>
+                  <m:nor/>
+                  <m:sty m:val="p"/>
+                </m:rPr>
+                <m:t>ϙ</m:t>
               </m:r>
             </m:e>
             <m:sub>
@@ -18122,7 +18206,11 @@
           <m:sSub>
             <m:e>
               <m:r>
-                <m:t>θ</m:t>
+                <m:rPr>
+                  <m:nor/>
+                  <m:sty m:val="p"/>
+                </m:rPr>
+                <m:t>ϙ</m:t>
               </m:r>
             </m:e>
             <m:sub>
@@ -20242,6 +20330,9 @@
             </m:rPr>
             <m:t>)</m:t>
           </m:r>
+          <m:r>
+            <m:t>​</m:t>
+          </m:r>
           <m:d>
             <m:dPr>
               <m:begChr m:val="{"/>
@@ -20364,6 +20455,9 @@
               </m:rad>
             </m:e>
           </m:d>
+          <m:r>
+            <m:t>​</m:t>
+          </m:r>
           <m:r>
             <m:rPr>
               <m:sty m:val="p"/>
@@ -27740,7 +27834,11 @@
               <m:sSub>
                 <m:e>
                   <m:r>
-                    <m:t>θ</m:t>
+                    <m:rPr>
+                      <m:nor/>
+                      <m:sty m:val="p"/>
+                    </m:rPr>
+                    <m:t>ϙ</m:t>
                   </m:r>
                 </m:e>
                 <m:sub>
@@ -27947,7 +28045,11 @@
               <m:sSub>
                 <m:e>
                   <m:r>
-                    <m:t>θ</m:t>
+                    <m:rPr>
+                      <m:nor/>
+                      <m:sty m:val="p"/>
+                    </m:rPr>
+                    <m:t>ϙ</m:t>
                   </m:r>
                 </m:e>
                 <m:sub>

--- a/chapters/exam-formula-sheet-handout.docx
+++ b/chapters/exam-formula-sheet-handout.docx
@@ -5466,7 +5466,7 @@
       </m:oMathPara>
     </w:p>
     <w:bookmarkEnd w:id="11"/>
-    <w:bookmarkStart w:id="154" w:name="epi-204-generalized-linear-models"/>
+    <w:bookmarkStart w:id="182" w:name="epi-204-generalized-linear-models"/>
     <w:p>
       <w:pPr>
         <w:pStyle w:val="Heading1"/>
@@ -8017,7 +8017,7 @@
       </m:oMathPara>
     </w:p>
     <w:bookmarkEnd w:id="33"/>
-    <w:bookmarkStart w:id="47" w:name="log-odds-logit-and-expit"/>
+    <w:bookmarkStart w:id="49" w:name="log-odds-logit-and-expit"/>
     <w:p>
       <w:pPr>
         <w:pStyle w:val="Heading2"/>
@@ -9189,7 +9189,7 @@
       <w:tr>
         <w:tc>
           <w:tcPr/>
-          <w:bookmarkStart w:id="46" w:name="fig-expit-logit-diagram-summary"/>
+          <w:bookmarkStart w:id="48" w:name="fig-expit-logit-diagram-summary"/>
           <w:p>
             <w:pPr>
               <w:jc w:val="center"/>
@@ -9633,15 +9633,43 @@
               <w:pStyle w:val="ImageCaption"/>
             </w:pPr>
             <w:r>
-              <w:t xml:space="preserve">Figure 1: Diagram of logistic regression link and inverse link functions</w:t>
+              <w:t xml:space="preserve">Figure 1: Diagram of</w:t>
             </w:r>
+            <w:r>
+              <w:t xml:space="preserve"> </w:t>
+            </w:r>
+            <w:hyperlink r:id="rId46">
+              <w:r>
+                <w:rPr>
+                  <w:rStyle w:val="Hyperlink"/>
+                </w:rPr>
+                <w:t xml:space="preserve">logistic regression</w:t>
+              </w:r>
+            </w:hyperlink>
+            <w:r>
+              <w:t xml:space="preserve"> </w:t>
+            </w:r>
+            <w:r>
+              <w:t xml:space="preserve">link and inverse</w:t>
+            </w:r>
+            <w:r>
+              <w:t xml:space="preserve"> </w:t>
+            </w:r>
+            <w:hyperlink r:id="rId47">
+              <w:r>
+                <w:rPr>
+                  <w:rStyle w:val="Hyperlink"/>
+                </w:rPr>
+                <w:t xml:space="preserve">link functions</w:t>
+              </w:r>
+            </w:hyperlink>
           </w:p>
-          <w:bookmarkEnd w:id="46"/>
+          <w:bookmarkEnd w:id="48"/>
         </w:tc>
       </w:tr>
     </w:tbl>
-    <w:bookmarkEnd w:id="47"/>
-    <w:bookmarkStart w:id="50" w:name="rare-events"/>
+    <w:bookmarkEnd w:id="49"/>
+    <w:bookmarkStart w:id="53" w:name="rare-events"/>
     <w:p>
       <w:pPr>
         <w:pStyle w:val="Heading2"/>
@@ -9667,7 +9695,7 @@
       <w:r>
         <w:t xml:space="preserve">(</w:t>
       </w:r>
-      <w:hyperlink r:id="rId48">
+      <w:hyperlink r:id="rId50">
         <w:r>
           <w:rPr>
             <w:rStyle w:val="Hyperlink"/>
@@ -9808,7 +9836,7 @@
       <w:r>
         <w:t xml:space="preserve">(</w:t>
       </w:r>
-      <w:hyperlink r:id="rId49">
+      <w:hyperlink r:id="rId51">
         <w:r>
           <w:rPr>
             <w:rStyle w:val="Hyperlink"/>
@@ -10052,11 +10080,42 @@
         <w:t xml:space="preserve"> </w:t>
       </w:r>
       <w:r>
-        <w:t xml:space="preserve">so the odds ratio is close to the risk ratio.</w:t>
+        <w:t xml:space="preserve">so the</w:t>
+      </w:r>
+      <w:r>
+        <w:t xml:space="preserve"> </w:t>
+      </w:r>
+      <w:hyperlink r:id="rId22">
+        <w:r>
+          <w:rPr>
+            <w:rStyle w:val="Hyperlink"/>
+          </w:rPr>
+          <w:t xml:space="preserve">odds ratio</w:t>
+        </w:r>
+      </w:hyperlink>
+      <w:r>
+        <w:t xml:space="preserve"> </w:t>
+      </w:r>
+      <w:r>
+        <w:t xml:space="preserve">is close to the</w:t>
+      </w:r>
+      <w:r>
+        <w:t xml:space="preserve"> </w:t>
+      </w:r>
+      <w:hyperlink r:id="rId52">
+        <w:r>
+          <w:rPr>
+            <w:rStyle w:val="Hyperlink"/>
+          </w:rPr>
+          <w:t xml:space="preserve">risk ratio</w:t>
+        </w:r>
+      </w:hyperlink>
+      <w:r>
+        <w:t xml:space="preserve">.</w:t>
       </w:r>
     </w:p>
-    <w:bookmarkEnd w:id="50"/>
-    <w:bookmarkStart w:id="53" w:name="derivatives"/>
+    <w:bookmarkEnd w:id="53"/>
+    <w:bookmarkStart w:id="57" w:name="derivatives"/>
     <w:p>
       <w:pPr>
         <w:pStyle w:val="Heading2"/>
@@ -10911,11 +10970,25 @@
         <w:pStyle w:val="FirstParagraph"/>
       </w:pPr>
       <w:r>
-        <w:t xml:space="preserve">Column labels indicate the numerators of the derivatives;</w:t>
+        <w:t xml:space="preserve">Column labels indicate the numerators of the</w:t>
       </w:r>
       <w:r>
         <w:t xml:space="preserve"> </w:t>
       </w:r>
+      <w:hyperlink r:id="rId54">
+        <w:r>
+          <w:rPr>
+            <w:rStyle w:val="Hyperlink"/>
+          </w:rPr>
+          <w:t xml:space="preserve">derivatives</w:t>
+        </w:r>
+      </w:hyperlink>
+      <w:r>
+        <w:t xml:space="preserve">;</w:t>
+      </w:r>
+      <w:r>
+        <w:t xml:space="preserve"> </w:t>
+      </w:r>
       <w:r>
         <w:t xml:space="preserve">row labels indicate the denominators</w:t>
       </w:r>
@@ -10928,7 +11001,7 @@
       <w:r>
         <w:t xml:space="preserve"> </w:t>
       </w:r>
-      <w:hyperlink r:id="rId51">
+      <w:hyperlink r:id="rId55">
         <w:r>
           <w:rPr>
             <w:rStyle w:val="Hyperlink"/>
@@ -10957,7 +11030,7 @@
       <w:r>
         <w:t xml:space="preserve">(</w:t>
       </w:r>
-      <w:hyperlink r:id="rId52">
+      <w:hyperlink r:id="rId56">
         <w:r>
           <w:rPr>
             <w:rStyle w:val="Hyperlink"/>
@@ -11095,8 +11168,8 @@
         </m:oMath>
       </m:oMathPara>
     </w:p>
-    <w:bookmarkEnd w:id="53"/>
-    <w:bookmarkStart w:id="55" w:name="logistic-regression-model"/>
+    <w:bookmarkEnd w:id="57"/>
+    <w:bookmarkStart w:id="58" w:name="logistic-regression-model"/>
     <w:p>
       <w:pPr>
         <w:pStyle w:val="Heading2"/>
@@ -11122,7 +11195,7 @@
       <w:r>
         <w:t xml:space="preserve">(</w:t>
       </w:r>
-      <w:hyperlink r:id="rId54">
+      <w:hyperlink r:id="rId46">
         <w:r>
           <w:rPr>
             <w:rStyle w:val="Hyperlink"/>
@@ -11765,8 +11838,8 @@
         <w:t xml:space="preserve">.</w:t>
       </w:r>
     </w:p>
-    <w:bookmarkEnd w:id="55"/>
-    <w:bookmarkStart w:id="60" w:name="log-likelihood-and-score-function"/>
+    <w:bookmarkEnd w:id="58"/>
+    <w:bookmarkStart w:id="64" w:name="log-likelihood-and-score-function"/>
     <w:p>
       <w:pPr>
         <w:pStyle w:val="Heading2"/>
@@ -11792,7 +11865,7 @@
       <w:r>
         <w:t xml:space="preserve">(</w:t>
       </w:r>
-      <w:hyperlink r:id="rId56">
+      <w:hyperlink r:id="rId59">
         <w:r>
           <w:rPr>
             <w:rStyle w:val="Hyperlink"/>
@@ -11948,7 +12021,7 @@
       <w:r>
         <w:t xml:space="preserve">(</w:t>
       </w:r>
-      <w:hyperlink r:id="rId57">
+      <w:hyperlink r:id="rId60">
         <w:r>
           <w:rPr>
             <w:rStyle w:val="Hyperlink"/>
@@ -11962,7 +12035,7 @@
       <w:r>
         <w:t xml:space="preserve"> </w:t>
       </w:r>
-      <w:hyperlink r:id="rId58">
+      <w:hyperlink r:id="rId61">
         <w:r>
           <w:rPr>
             <w:rStyle w:val="Hyperlink"/>
@@ -12206,20 +12279,23 @@
       <w:pPr>
         <w:pStyle w:val="FirstParagraph"/>
       </w:pPr>
-      <w:r>
-        <w:rPr>
-          <w:b/>
-          <w:bCs/>
-        </w:rPr>
-        <w:t xml:space="preserve">Score function</w:t>
-      </w:r>
+      <w:hyperlink r:id="rId62">
+        <w:r>
+          <w:rPr>
+            <w:rStyle w:val="Hyperlink"/>
+            <w:b/>
+            <w:bCs/>
+          </w:rPr>
+          <w:t xml:space="preserve">Score function</w:t>
+        </w:r>
+      </w:hyperlink>
       <w:r>
         <w:t xml:space="preserve"> </w:t>
       </w:r>
       <w:r>
         <w:t xml:space="preserve">(</w:t>
       </w:r>
-      <w:hyperlink r:id="rId59">
+      <w:hyperlink r:id="rId63">
         <w:r>
           <w:rPr>
             <w:rStyle w:val="Hyperlink"/>
@@ -12468,8 +12544,8 @@
         </m:oMath>
       </m:oMathPara>
     </w:p>
-    <w:bookmarkEnd w:id="60"/>
-    <w:bookmarkStart w:id="66" w:name="maximum-likelihood-estimation"/>
+    <w:bookmarkEnd w:id="64"/>
+    <w:bookmarkStart w:id="75" w:name="maximum-likelihood-estimation"/>
     <w:p>
       <w:pPr>
         <w:pStyle w:val="Heading2"/>
@@ -12495,7 +12571,7 @@
       <w:r>
         <w:t xml:space="preserve">(</w:t>
       </w:r>
-      <w:hyperlink r:id="rId61">
+      <w:hyperlink r:id="rId65">
         <w:r>
           <w:rPr>
             <w:rStyle w:val="Hyperlink"/>
@@ -12510,8 +12586,19 @@
         <w:t xml:space="preserve"> </w:t>
       </w:r>
       <w:r>
-        <w:t xml:space="preserve">The MLE</w:t>
-      </w:r>
+        <w:t xml:space="preserve">The</w:t>
+      </w:r>
+      <w:r>
+        <w:t xml:space="preserve"> </w:t>
+      </w:r>
+      <w:hyperlink r:id="rId66">
+        <w:r>
+          <w:rPr>
+            <w:rStyle w:val="Hyperlink"/>
+          </w:rPr>
+          <w:t xml:space="preserve">MLE</w:t>
+        </w:r>
+      </w:hyperlink>
       <w:r>
         <w:t xml:space="preserve"> </w:t>
       </w:r>
@@ -12538,7 +12625,21 @@
         <w:t xml:space="preserve"> </w:t>
       </w:r>
       <w:r>
-        <w:t xml:space="preserve">solves the score equation:</w:t>
+        <w:t xml:space="preserve">solves the</w:t>
+      </w:r>
+      <w:r>
+        <w:t xml:space="preserve"> </w:t>
+      </w:r>
+      <w:hyperlink r:id="rId67">
+        <w:r>
+          <w:rPr>
+            <w:rStyle w:val="Hyperlink"/>
+          </w:rPr>
+          <w:t xml:space="preserve">score equation</w:t>
+        </w:r>
+      </w:hyperlink>
+      <w:r>
+        <w:t xml:space="preserve">:</w:t>
       </w:r>
     </w:p>
     <w:p>
@@ -12998,7 +13099,7 @@
       <w:r>
         <w:t xml:space="preserve">(</w:t>
       </w:r>
-      <w:hyperlink r:id="rId62">
+      <w:hyperlink r:id="rId68">
         <w:r>
           <w:rPr>
             <w:rStyle w:val="Hyperlink"/>
@@ -13529,7 +13630,7 @@
       <w:r>
         <w:t xml:space="preserve">(</w:t>
       </w:r>
-      <w:hyperlink r:id="rId63">
+      <w:hyperlink r:id="rId69">
         <w:r>
           <w:rPr>
             <w:rStyle w:val="Hyperlink"/>
@@ -13544,7 +13645,24 @@
         <w:t xml:space="preserve"> </w:t>
       </w:r>
       <w:r>
-        <w:t xml:space="preserve">the Hessian is negative semi-definite for every</w:t>
+        <w:t xml:space="preserve">the</w:t>
+      </w:r>
+      <w:r>
+        <w:t xml:space="preserve"> </w:t>
+      </w:r>
+      <w:hyperlink r:id="rId70">
+        <w:r>
+          <w:rPr>
+            <w:rStyle w:val="Hyperlink"/>
+          </w:rPr>
+          <w:t xml:space="preserve">Hessian</w:t>
+        </w:r>
+      </w:hyperlink>
+      <w:r>
+        <w:t xml:space="preserve"> </w:t>
+      </w:r>
+      <w:r>
+        <w:t xml:space="preserve">is negative semi-definite for every</w:t>
       </w:r>
       <w:r>
         <w:t xml:space="preserve"> </w:t>
@@ -13588,8 +13706,36 @@
         <w:t xml:space="preserve"> </w:t>
       </w:r>
       <w:r>
-        <w:t xml:space="preserve">so the log-likelihood is concave</w:t>
-      </w:r>
+        <w:t xml:space="preserve">so the</w:t>
+      </w:r>
+      <w:r>
+        <w:t xml:space="preserve"> </w:t>
+      </w:r>
+      <w:hyperlink r:id="rId71">
+        <w:r>
+          <w:rPr>
+            <w:rStyle w:val="Hyperlink"/>
+          </w:rPr>
+          <w:t xml:space="preserve">log-likelihood</w:t>
+        </w:r>
+      </w:hyperlink>
+      <w:r>
+        <w:t xml:space="preserve"> </w:t>
+      </w:r>
+      <w:r>
+        <w:t xml:space="preserve">is</w:t>
+      </w:r>
+      <w:r>
+        <w:t xml:space="preserve"> </w:t>
+      </w:r>
+      <w:hyperlink r:id="rId72">
+        <w:r>
+          <w:rPr>
+            <w:rStyle w:val="Hyperlink"/>
+          </w:rPr>
+          <w:t xml:space="preserve">concave</w:t>
+        </w:r>
+      </w:hyperlink>
       <w:r>
         <w:t xml:space="preserve"> </w:t>
       </w:r>
@@ -13614,7 +13760,7 @@
       <w:r>
         <w:t xml:space="preserve">(</w:t>
       </w:r>
-      <w:hyperlink r:id="rId64">
+      <w:hyperlink r:id="rId73">
         <w:r>
           <w:rPr>
             <w:rStyle w:val="Hyperlink"/>
@@ -14133,7 +14279,7 @@
       <w:r>
         <w:t xml:space="preserve">(</w:t>
       </w:r>
-      <w:hyperlink r:id="rId65">
+      <w:hyperlink r:id="rId74">
         <w:r>
           <w:rPr>
             <w:rStyle w:val="Hyperlink"/>
@@ -14197,8 +14343,8 @@
         </m:oMath>
       </m:oMathPara>
     </w:p>
-    <w:bookmarkEnd w:id="66"/>
-    <w:bookmarkStart w:id="68" w:name="Xdbdea4c7ec3c907e45354c2906d1b77f54bb63e"/>
+    <w:bookmarkEnd w:id="75"/>
+    <w:bookmarkStart w:id="77" w:name="Xdbdea4c7ec3c907e45354c2906d1b77f54bb63e"/>
     <w:p>
       <w:pPr>
         <w:pStyle w:val="Heading2"/>
@@ -14292,7 +14438,7 @@
       <w:r>
         <w:t xml:space="preserve">(</w:t>
       </w:r>
-      <w:hyperlink r:id="rId67">
+      <w:hyperlink r:id="rId76">
         <w:r>
           <w:rPr>
             <w:rStyle w:val="Hyperlink"/>
@@ -14596,7 +14742,21 @@
         <w:t xml:space="preserve"> </w:t>
       </w:r>
       <w:r>
-        <w:t xml:space="preserve">(MLE invariance)</w:t>
+        <w:t xml:space="preserve">(</w:t>
+      </w:r>
+      <w:hyperlink r:id="rId66">
+        <w:r>
+          <w:rPr>
+            <w:rStyle w:val="Hyperlink"/>
+          </w:rPr>
+          <w:t xml:space="preserve">MLE</w:t>
+        </w:r>
+      </w:hyperlink>
+      <w:r>
+        <w:t xml:space="preserve"> </w:t>
+      </w:r>
+      <w:r>
+        <w:t xml:space="preserve">invariance)</w:t>
       </w:r>
     </w:p>
     <w:p>
@@ -14972,7 +15132,21 @@
         <w:t xml:space="preserve"> </w:t>
       </w:r>
       <w:r>
-        <w:t xml:space="preserve">is an odds ratio;</w:t>
+        <w:t xml:space="preserve">is an</w:t>
+      </w:r>
+      <w:r>
+        <w:t xml:space="preserve"> </w:t>
+      </w:r>
+      <w:hyperlink r:id="rId22">
+        <w:r>
+          <w:rPr>
+            <w:rStyle w:val="Hyperlink"/>
+          </w:rPr>
+          <w:t xml:space="preserve">odds ratio</w:t>
+        </w:r>
+      </w:hyperlink>
+      <w:r>
+        <w:t xml:space="preserve">;</w:t>
       </w:r>
       <w:r>
         <w:t xml:space="preserve"> </w:t>
@@ -15030,11 +15204,25 @@
         <w:t xml:space="preserve"> </w:t>
       </w:r>
       <w:r>
-        <w:t xml:space="preserve">is the baseline odds.</w:t>
+        <w:t xml:space="preserve">is the baseline</w:t>
+      </w:r>
+      <w:r>
+        <w:t xml:space="preserve"> </w:t>
+      </w:r>
+      <w:hyperlink r:id="rId15">
+        <w:r>
+          <w:rPr>
+            <w:rStyle w:val="Hyperlink"/>
+          </w:rPr>
+          <w:t xml:space="preserve">odds</w:t>
+        </w:r>
+      </w:hyperlink>
+      <w:r>
+        <w:t xml:space="preserve">.</w:t>
       </w:r>
     </w:p>
-    <w:bookmarkEnd w:id="68"/>
-    <w:bookmarkStart w:id="77" w:name="odds-ratios-in-logistic-regression"/>
+    <w:bookmarkEnd w:id="77"/>
+    <w:bookmarkStart w:id="86" w:name="odds-ratios-in-logistic-regression"/>
     <w:p>
       <w:pPr>
         <w:pStyle w:val="Heading2"/>
@@ -15060,7 +15248,7 @@
       <w:r>
         <w:t xml:space="preserve">(</w:t>
       </w:r>
-      <w:hyperlink r:id="rId69">
+      <w:hyperlink r:id="rId78">
         <w:r>
           <w:rPr>
             <w:rStyle w:val="Hyperlink"/>
@@ -15281,7 +15469,7 @@
       <w:r>
         <w:t xml:space="preserve">(</w:t>
       </w:r>
-      <w:hyperlink r:id="rId70">
+      <w:hyperlink r:id="rId79">
         <w:r>
           <w:rPr>
             <w:rStyle w:val="Hyperlink"/>
@@ -15295,7 +15483,7 @@
       <w:r>
         <w:t xml:space="preserve"> </w:t>
       </w:r>
-      <w:hyperlink r:id="rId71">
+      <w:hyperlink r:id="rId80">
         <w:r>
           <w:rPr>
             <w:rStyle w:val="Hyperlink"/>
@@ -15562,7 +15750,7 @@
       <w:r>
         <w:t xml:space="preserve">(</w:t>
       </w:r>
-      <w:hyperlink r:id="rId72">
+      <w:hyperlink r:id="rId81">
         <w:r>
           <w:rPr>
             <w:rStyle w:val="Hyperlink"/>
@@ -15741,7 +15929,7 @@
       <w:r>
         <w:t xml:space="preserve">(</w:t>
       </w:r>
-      <w:hyperlink r:id="rId73">
+      <w:hyperlink r:id="rId82">
         <w:r>
           <w:rPr>
             <w:rStyle w:val="Hyperlink"/>
@@ -15755,7 +15943,7 @@
       <w:r>
         <w:t xml:space="preserve"> </w:t>
       </w:r>
-      <w:hyperlink r:id="rId74">
+      <w:hyperlink r:id="rId83">
         <w:r>
           <w:rPr>
             <w:rStyle w:val="Hyperlink"/>
@@ -15950,7 +16138,7 @@
       <w:r>
         <w:t xml:space="preserve">(</w:t>
       </w:r>
-      <w:hyperlink r:id="rId75">
+      <w:hyperlink r:id="rId84">
         <w:r>
           <w:rPr>
             <w:rStyle w:val="Hyperlink"/>
@@ -16147,7 +16335,7 @@
       <w:r>
         <w:t xml:space="preserve">(</w:t>
       </w:r>
-      <w:hyperlink r:id="rId76">
+      <w:hyperlink r:id="rId85">
         <w:r>
           <w:rPr>
             <w:rStyle w:val="Hyperlink"/>
@@ -16274,8 +16462,8 @@
         </m:oMath>
       </m:oMathPara>
     </w:p>
-    <w:bookmarkEnd w:id="77"/>
-    <w:bookmarkStart w:id="82" w:name="inference-for-log-odds-and-odds-ratios"/>
+    <w:bookmarkEnd w:id="86"/>
+    <w:bookmarkStart w:id="91" w:name="inference-for-log-odds-and-odds-ratios"/>
     <w:p>
       <w:pPr>
         <w:pStyle w:val="Heading2"/>
@@ -16301,7 +16489,7 @@
       <w:r>
         <w:t xml:space="preserve">(</w:t>
       </w:r>
-      <w:hyperlink r:id="rId78">
+      <w:hyperlink r:id="rId87">
         <w:r>
           <w:rPr>
             <w:rStyle w:val="Hyperlink"/>
@@ -16768,7 +16956,7 @@
       <w:r>
         <w:t xml:space="preserve">(</w:t>
       </w:r>
-      <w:hyperlink r:id="rId79">
+      <w:hyperlink r:id="rId88">
         <w:r>
           <w:rPr>
             <w:rStyle w:val="Hyperlink"/>
@@ -17226,7 +17414,7 @@
       <w:r>
         <w:t xml:space="preserve">(</w:t>
       </w:r>
-      <w:hyperlink r:id="rId80">
+      <w:hyperlink r:id="rId89">
         <w:r>
           <w:rPr>
             <w:rStyle w:val="Hyperlink"/>
@@ -17240,7 +17428,7 @@
       <w:r>
         <w:t xml:space="preserve"> </w:t>
       </w:r>
-      <w:hyperlink r:id="rId81">
+      <w:hyperlink r:id="rId90">
         <w:r>
           <w:rPr>
             <w:rStyle w:val="Hyperlink"/>
@@ -17509,8 +17697,8 @@
         </m:oMath>
       </m:oMathPara>
     </w:p>
-    <w:bookmarkEnd w:id="82"/>
-    <w:bookmarkStart w:id="87" w:name="odds-ratios-in-study-designs"/>
+    <w:bookmarkEnd w:id="91"/>
+    <w:bookmarkStart w:id="97" w:name="odds-ratios-in-study-designs"/>
     <w:p>
       <w:pPr>
         <w:pStyle w:val="Heading2"/>
@@ -17536,7 +17724,7 @@
       <w:r>
         <w:t xml:space="preserve">(</w:t>
       </w:r>
-      <w:hyperlink r:id="rId83">
+      <w:hyperlink r:id="rId92">
         <w:r>
           <w:rPr>
             <w:rStyle w:val="Hyperlink"/>
@@ -17550,7 +17738,7 @@
       <w:r>
         <w:t xml:space="preserve"> </w:t>
       </w:r>
-      <w:hyperlink r:id="rId84">
+      <w:hyperlink r:id="rId93">
         <w:r>
           <w:rPr>
             <w:rStyle w:val="Hyperlink"/>
@@ -17856,7 +18044,7 @@
       <w:r>
         <w:t xml:space="preserve">(</w:t>
       </w:r>
-      <w:hyperlink r:id="rId85">
+      <w:hyperlink r:id="rId94">
         <w:r>
           <w:rPr>
             <w:rStyle w:val="Hyperlink"/>
@@ -17871,15 +18059,43 @@
         <w:t xml:space="preserve"> </w:t>
       </w:r>
       <w:r>
-        <w:t xml:space="preserve">outcome-stratified sampling breaks estimation of risks, risk ratios,</w:t>
+        <w:t xml:space="preserve">outcome-stratified sampling breaks estimation of</w:t>
       </w:r>
       <w:r>
         <w:t xml:space="preserve"> </w:t>
       </w:r>
+      <w:hyperlink r:id="rId95">
+        <w:r>
+          <w:rPr>
+            <w:rStyle w:val="Hyperlink"/>
+          </w:rPr>
+          <w:t xml:space="preserve">risks</w:t>
+        </w:r>
+      </w:hyperlink>
+      <w:r>
+        <w:t xml:space="preserve">,</w:t>
+      </w:r>
+      <w:r>
+        <w:t xml:space="preserve"> </w:t>
+      </w:r>
+      <w:hyperlink r:id="rId52">
+        <w:r>
+          <w:rPr>
+            <w:rStyle w:val="Hyperlink"/>
+          </w:rPr>
+          <w:t xml:space="preserve">risk ratios</w:t>
+        </w:r>
+      </w:hyperlink>
+      <w:r>
+        <w:t xml:space="preserve">,</w:t>
+      </w:r>
+      <w:r>
+        <w:t xml:space="preserve"> </w:t>
+      </w:r>
       <w:r>
         <w:t xml:space="preserve">and the components of the disease odds ratio (</w:t>
       </w:r>
-      <w:hyperlink r:id="rId83">
+      <w:hyperlink r:id="rId92">
         <w:r>
           <w:rPr>
             <w:rStyle w:val="Hyperlink"/>
@@ -17896,7 +18112,7 @@
       <w:r>
         <w:t xml:space="preserve">but the exposure odds ratio (</w:t>
       </w:r>
-      <w:hyperlink r:id="rId84">
+      <w:hyperlink r:id="rId93">
         <w:r>
           <w:rPr>
             <w:rStyle w:val="Hyperlink"/>
@@ -17942,7 +18158,7 @@
       <w:r>
         <w:t xml:space="preserve">(</w:t>
       </w:r>
-      <w:hyperlink r:id="rId86">
+      <w:hyperlink r:id="rId96">
         <w:r>
           <w:rPr>
             <w:rStyle w:val="Hyperlink"/>
@@ -18315,8 +18531,8 @@
         </m:oMath>
       </m:oMathPara>
     </w:p>
-    <w:bookmarkEnd w:id="87"/>
-    <w:bookmarkStart w:id="96" w:name="model-fit-and-comparison"/>
+    <w:bookmarkEnd w:id="97"/>
+    <w:bookmarkStart w:id="107" w:name="model-fit-and-comparison"/>
     <w:p>
       <w:pPr>
         <w:pStyle w:val="Heading2"/>
@@ -18335,7 +18551,7 @@
       <w:r>
         <w:t xml:space="preserve"> </w:t>
       </w:r>
-      <w:hyperlink r:id="rId88">
+      <w:hyperlink r:id="rId98">
         <w:r>
           <w:rPr>
             <w:rStyle w:val="Hyperlink"/>
@@ -18445,7 +18661,7 @@
       <w:r>
         <w:t xml:space="preserve">(</w:t>
       </w:r>
-      <w:hyperlink r:id="rId89">
+      <w:hyperlink r:id="rId99">
         <w:r>
           <w:rPr>
             <w:rStyle w:val="Hyperlink"/>
@@ -18649,7 +18865,7 @@
       <w:r>
         <w:t xml:space="preserve">(</w:t>
       </w:r>
-      <w:hyperlink r:id="rId90">
+      <w:hyperlink r:id="rId100">
         <w:r>
           <w:rPr>
             <w:rStyle w:val="Hyperlink"/>
@@ -18894,7 +19110,7 @@
       <w:r>
         <w:t xml:space="preserve"> </w:t>
       </w:r>
-      <w:hyperlink r:id="rId91">
+      <w:hyperlink r:id="rId101">
         <w:r>
           <w:rPr>
             <w:rStyle w:val="Hyperlink"/>
@@ -19060,7 +19276,7 @@
       <w:r>
         <w:t xml:space="preserve">(</w:t>
       </w:r>
-      <w:hyperlink r:id="rId92">
+      <w:hyperlink r:id="rId102">
         <w:r>
           <w:rPr>
             <w:rStyle w:val="Hyperlink"/>
@@ -19080,7 +19296,7 @@
       <w:r>
         <w:t xml:space="preserve"> </w:t>
       </w:r>
-      <w:hyperlink r:id="rId93">
+      <w:hyperlink r:id="rId103">
         <w:r>
           <w:rPr>
             <w:rStyle w:val="Hyperlink"/>
@@ -19276,7 +19492,7 @@
       <w:r>
         <w:t xml:space="preserve">(</w:t>
       </w:r>
-      <w:hyperlink r:id="rId94">
+      <w:hyperlink r:id="rId104">
         <w:r>
           <w:rPr>
             <w:rStyle w:val="Hyperlink"/>
@@ -19378,13 +19594,41 @@
         <w:t xml:space="preserve"> </w:t>
       </w:r>
       <w:r>
-        <w:t xml:space="preserve">are the two fitted models’ log-likelihoods,</w:t>
+        <w:t xml:space="preserve">are the two fitted models’</w:t>
       </w:r>
       <w:r>
         <w:t xml:space="preserve"> </w:t>
       </w:r>
-      <w:r>
-        <w:t xml:space="preserve">not the saturated model’s)</w:t>
+      <w:hyperlink r:id="rId71">
+        <w:r>
+          <w:rPr>
+            <w:rStyle w:val="Hyperlink"/>
+          </w:rPr>
+          <w:t xml:space="preserve">log-likelihoods</w:t>
+        </w:r>
+      </w:hyperlink>
+      <w:r>
+        <w:t xml:space="preserve">,</w:t>
+      </w:r>
+      <w:r>
+        <w:t xml:space="preserve"> </w:t>
+      </w:r>
+      <w:r>
+        <w:t xml:space="preserve">not the</w:t>
+      </w:r>
+      <w:r>
+        <w:t xml:space="preserve"> </w:t>
+      </w:r>
+      <w:hyperlink r:id="rId105">
+        <w:r>
+          <w:rPr>
+            <w:rStyle w:val="Hyperlink"/>
+          </w:rPr>
+          <w:t xml:space="preserve">saturated model</w:t>
+        </w:r>
+      </w:hyperlink>
+      <w:r>
+        <w:t xml:space="preserve">’s)</w:t>
       </w:r>
     </w:p>
     <w:p>
@@ -19648,7 +19892,7 @@
       <w:r>
         <w:t xml:space="preserve"> </w:t>
       </w:r>
-      <w:hyperlink r:id="rId95">
+      <w:hyperlink r:id="rId106">
         <w:r>
           <w:rPr>
             <w:rStyle w:val="Hyperlink"/>
@@ -19660,8 +19904,8 @@
         <w:t xml:space="preserve">.</w:t>
       </w:r>
     </w:p>
-    <w:bookmarkEnd w:id="96"/>
-    <w:bookmarkStart w:id="102" w:name="residual-based-diagnostics"/>
+    <w:bookmarkEnd w:id="107"/>
+    <w:bookmarkStart w:id="115" w:name="residual-based-diagnostics"/>
     <w:p>
       <w:pPr>
         <w:pStyle w:val="Heading2"/>
@@ -19728,7 +19972,7 @@
       <w:r>
         <w:t xml:space="preserve">(</w:t>
       </w:r>
-      <w:hyperlink r:id="rId97">
+      <w:hyperlink r:id="rId108">
         <w:r>
           <w:rPr>
             <w:rStyle w:val="Hyperlink"/>
@@ -19757,7 +20001,7 @@
       <w:r>
         <w:t xml:space="preserve">(</w:t>
       </w:r>
-      <w:hyperlink r:id="rId98">
+      <w:hyperlink r:id="rId109">
         <w:r>
           <w:rPr>
             <w:rStyle w:val="Hyperlink"/>
@@ -19888,7 +20132,7 @@
       <w:r>
         <w:t xml:space="preserve">(</w:t>
       </w:r>
-      <w:hyperlink r:id="rId91">
+      <w:hyperlink r:id="rId101">
         <w:r>
           <w:rPr>
             <w:rStyle w:val="Hyperlink"/>
@@ -19902,7 +20146,7 @@
       <w:r>
         <w:t xml:space="preserve"> </w:t>
       </w:r>
-      <w:hyperlink r:id="rId99">
+      <w:hyperlink r:id="rId110">
         <w:r>
           <w:rPr>
             <w:rStyle w:val="Hyperlink"/>
@@ -20211,7 +20455,7 @@
       <w:r>
         <w:t xml:space="preserve">(</w:t>
       </w:r>
-      <w:hyperlink r:id="rId100">
+      <w:hyperlink r:id="rId111">
         <w:r>
           <w:rPr>
             <w:rStyle w:val="Hyperlink"/>
@@ -20577,7 +20821,7 @@
       <w:r>
         <w:t xml:space="preserve">(</w:t>
       </w:r>
-      <w:hyperlink r:id="rId101">
+      <w:hyperlink r:id="rId112">
         <w:r>
           <w:rPr>
             <w:rStyle w:val="Hyperlink"/>
@@ -20751,7 +20995,7 @@
       <w:r>
         <w:t xml:space="preserve">(</w:t>
       </w:r>
-      <w:hyperlink r:id="rId97">
+      <w:hyperlink r:id="rId108">
         <w:r>
           <w:rPr>
             <w:rStyle w:val="Hyperlink"/>
@@ -20794,8 +21038,19 @@
         </m:r>
       </m:oMath>
       <w:r>
-        <w:t xml:space="preserve">-th diagonal element of the weighted hat matrix</w:t>
-      </w:r>
+        <w:t xml:space="preserve">-th diagonal element of the weighted</w:t>
+      </w:r>
+      <w:r>
+        <w:t xml:space="preserve"> </w:t>
+      </w:r>
+      <w:hyperlink r:id="rId113">
+        <w:r>
+          <w:rPr>
+            <w:rStyle w:val="Hyperlink"/>
+          </w:rPr>
+          <w:t xml:space="preserve">hat matrix</w:t>
+        </w:r>
+      </w:hyperlink>
       <w:r>
         <w:t xml:space="preserve"> </w:t>
       </w:r>
@@ -20839,8 +21094,19 @@
       <w:r>
         <w:t xml:space="preserve"> </w:t>
       </w:r>
-      <w:r>
-        <w:t xml:space="preserve">design matrix of covariate patterns):</w:t>
+      <w:hyperlink r:id="rId114">
+        <w:r>
+          <w:rPr>
+            <w:rStyle w:val="Hyperlink"/>
+          </w:rPr>
+          <w:t xml:space="preserve">design matrix</w:t>
+        </w:r>
+      </w:hyperlink>
+      <w:r>
+        <w:t xml:space="preserve"> </w:t>
+      </w:r>
+      <w:r>
+        <w:t xml:space="preserve">of covariate patterns):</w:t>
       </w:r>
     </w:p>
     <w:p>
@@ -21363,8 +21629,8 @@
         </m:oMath>
       </m:oMathPara>
     </w:p>
-    <w:bookmarkEnd w:id="102"/>
-    <w:bookmarkStart w:id="107" w:name="comparing-probabilities"/>
+    <w:bookmarkEnd w:id="115"/>
+    <w:bookmarkStart w:id="119" w:name="comparing-probabilities"/>
     <w:p>
       <w:pPr>
         <w:pStyle w:val="Heading2"/>
@@ -21390,7 +21656,7 @@
       <w:r>
         <w:t xml:space="preserve">(</w:t>
       </w:r>
-      <w:hyperlink r:id="rId103">
+      <w:hyperlink r:id="rId116">
         <w:r>
           <w:rPr>
             <w:rStyle w:val="Hyperlink"/>
@@ -21525,7 +21791,7 @@
       <w:r>
         <w:t xml:space="preserve">(</w:t>
       </w:r>
-      <w:hyperlink r:id="rId104">
+      <w:hyperlink r:id="rId52">
         <w:r>
           <w:rPr>
             <w:rStyle w:val="Hyperlink"/>
@@ -21663,7 +21929,7 @@
       <w:r>
         <w:t xml:space="preserve">(</w:t>
       </w:r>
-      <w:hyperlink r:id="rId105">
+      <w:hyperlink r:id="rId117">
         <w:r>
           <w:rPr>
             <w:rStyle w:val="Hyperlink"/>
@@ -21677,7 +21943,7 @@
       <w:r>
         <w:t xml:space="preserve"> </w:t>
       </w:r>
-      <w:hyperlink r:id="rId106">
+      <w:hyperlink r:id="rId118">
         <w:r>
           <w:rPr>
             <w:rStyle w:val="Hyperlink"/>
@@ -21891,8 +22157,8 @@
         </m:oMath>
       </m:oMathPara>
     </w:p>
-    <w:bookmarkEnd w:id="107"/>
-    <w:bookmarkStart w:id="136" w:name="marginal-risks-from-logistic-regression"/>
+    <w:bookmarkEnd w:id="119"/>
+    <w:bookmarkStart w:id="150" w:name="marginal-risks-from-logistic-regression"/>
     <w:p>
       <w:pPr>
         <w:pStyle w:val="Heading2"/>
@@ -21918,7 +22184,7 @@
       <w:r>
         <w:t xml:space="preserve">(</w:t>
       </w:r>
-      <w:hyperlink r:id="rId108">
+      <w:hyperlink r:id="rId120">
         <w:r>
           <w:rPr>
             <w:rStyle w:val="Hyperlink"/>
@@ -22071,7 +22337,7 @@
       <w:r>
         <w:t xml:space="preserve">(</w:t>
       </w:r>
-      <w:hyperlink r:id="rId109">
+      <w:hyperlink r:id="rId121">
         <w:r>
           <w:rPr>
             <w:rStyle w:val="Hyperlink"/>
@@ -22085,7 +22351,7 @@
       <w:r>
         <w:t xml:space="preserve"> </w:t>
       </w:r>
-      <w:hyperlink r:id="rId110">
+      <w:hyperlink r:id="rId122">
         <w:r>
           <w:rPr>
             <w:rStyle w:val="Hyperlink"/>
@@ -22340,7 +22606,7 @@
       <w:r>
         <w:t xml:space="preserve">(</w:t>
       </w:r>
-      <w:hyperlink r:id="rId111">
+      <w:hyperlink r:id="rId123">
         <w:r>
           <w:rPr>
             <w:rStyle w:val="Hyperlink"/>
@@ -22354,7 +22620,7 @@
       <w:r>
         <w:t xml:space="preserve"> </w:t>
       </w:r>
-      <w:hyperlink r:id="rId112">
+      <w:hyperlink r:id="rId124">
         <w:r>
           <w:rPr>
             <w:rStyle w:val="Hyperlink"/>
@@ -22553,7 +22819,7 @@
       <w:r>
         <w:t xml:space="preserve">(</w:t>
       </w:r>
-      <w:hyperlink r:id="rId113">
+      <w:hyperlink r:id="rId125">
         <w:r>
           <w:rPr>
             <w:rStyle w:val="Hyperlink"/>
@@ -22567,7 +22833,7 @@
       <w:r>
         <w:t xml:space="preserve"> </w:t>
       </w:r>
-      <w:hyperlink r:id="rId114">
+      <w:hyperlink r:id="rId126">
         <w:r>
           <w:rPr>
             <w:rStyle w:val="Hyperlink"/>
@@ -22581,7 +22847,7 @@
       <w:r>
         <w:t xml:space="preserve"> </w:t>
       </w:r>
-      <w:hyperlink r:id="rId115">
+      <w:hyperlink r:id="rId127">
         <w:r>
           <w:rPr>
             <w:rStyle w:val="Hyperlink"/>
@@ -22821,7 +23087,7 @@
       <w:r>
         <w:t xml:space="preserve">(</w:t>
       </w:r>
-      <w:hyperlink r:id="rId116">
+      <w:hyperlink r:id="rId128">
         <w:r>
           <w:rPr>
             <w:rStyle w:val="Hyperlink"/>
@@ -22830,12 +23096,35 @@
         </w:r>
       </w:hyperlink>
       <w:r>
-        <w:t xml:space="preserve">; the two estimands are contrasted in</w:t>
+        <w:t xml:space="preserve">;</w:t>
       </w:r>
       <w:r>
         <w:t xml:space="preserve"> </w:t>
       </w:r>
-      <w:hyperlink r:id="rId117">
+      <w:r>
+        <w:t xml:space="preserve">the two</w:t>
+      </w:r>
+      <w:r>
+        <w:t xml:space="preserve"> </w:t>
+      </w:r>
+      <w:hyperlink r:id="rId129">
+        <w:r>
+          <w:rPr>
+            <w:rStyle w:val="Hyperlink"/>
+          </w:rPr>
+          <w:t xml:space="preserve">estimands</w:t>
+        </w:r>
+      </w:hyperlink>
+      <w:r>
+        <w:t xml:space="preserve"> </w:t>
+      </w:r>
+      <w:r>
+        <w:t xml:space="preserve">are contrasted in</w:t>
+      </w:r>
+      <w:r>
+        <w:t xml:space="preserve"> </w:t>
+      </w:r>
+      <w:hyperlink r:id="rId130">
         <w:r>
           <w:rPr>
             <w:rStyle w:val="Hyperlink"/>
@@ -22945,7 +23234,7 @@
       <w:r>
         <w:t xml:space="preserve">(</w:t>
       </w:r>
-      <w:hyperlink r:id="rId118">
+      <w:hyperlink r:id="rId131">
         <w:r>
           <w:rPr>
             <w:rStyle w:val="Hyperlink"/>
@@ -22982,7 +23271,7 @@
       <w:r>
         <w:t xml:space="preserve"> </w:t>
       </w:r>
-      <w:hyperlink r:id="rId119">
+      <w:hyperlink r:id="rId132">
         <w:r>
           <w:rPr>
             <w:rStyle w:val="Hyperlink"/>
@@ -23232,7 +23521,7 @@
       <w:r>
         <w:t xml:space="preserve">(</w:t>
       </w:r>
-      <w:hyperlink r:id="rId120">
+      <w:hyperlink r:id="rId133">
         <w:r>
           <w:rPr>
             <w:rStyle w:val="Hyperlink"/>
@@ -23246,7 +23535,7 @@
       <w:r>
         <w:t xml:space="preserve"> </w:t>
       </w:r>
-      <w:hyperlink r:id="rId121">
+      <w:hyperlink r:id="rId134">
         <w:r>
           <w:rPr>
             <w:rStyle w:val="Hyperlink"/>
@@ -23286,7 +23575,7 @@
       <w:r>
         <w:t xml:space="preserve"> </w:t>
       </w:r>
-      <w:hyperlink r:id="rId122">
+      <w:hyperlink r:id="rId135">
         <w:r>
           <w:rPr>
             <w:rStyle w:val="Hyperlink"/>
@@ -23622,7 +23911,7 @@
       <w:r>
         <w:t xml:space="preserve">(</w:t>
       </w:r>
-      <w:hyperlink r:id="rId123">
+      <w:hyperlink r:id="rId136">
         <w:r>
           <w:rPr>
             <w:rStyle w:val="Hyperlink"/>
@@ -23665,7 +23954,7 @@
       <w:r>
         <w:t xml:space="preserve"> </w:t>
       </w:r>
-      <w:hyperlink r:id="rId124">
+      <w:hyperlink r:id="rId137">
         <w:r>
           <w:rPr>
             <w:rStyle w:val="Hyperlink"/>
@@ -23709,7 +23998,7 @@
       <w:r>
         <w:t xml:space="preserve"> </w:t>
       </w:r>
-      <w:hyperlink r:id="rId125">
+      <w:hyperlink r:id="rId138">
         <w:r>
           <w:rPr>
             <w:rStyle w:val="Hyperlink"/>
@@ -23927,7 +24216,7 @@
       <w:r>
         <w:t xml:space="preserve">(</w:t>
       </w:r>
-      <w:hyperlink r:id="rId126">
+      <w:hyperlink r:id="rId139">
         <w:r>
           <w:rPr>
             <w:rStyle w:val="Hyperlink"/>
@@ -23941,7 +24230,7 @@
       <w:r>
         <w:t xml:space="preserve"> </w:t>
       </w:r>
-      <w:hyperlink r:id="rId127">
+      <w:hyperlink r:id="rId140">
         <w:r>
           <w:rPr>
             <w:rStyle w:val="Hyperlink"/>
@@ -24130,7 +24419,7 @@
       <w:r>
         <w:t xml:space="preserve">(</w:t>
       </w:r>
-      <w:hyperlink r:id="rId128">
+      <w:hyperlink r:id="rId141">
         <w:r>
           <w:rPr>
             <w:rStyle w:val="Hyperlink"/>
@@ -24144,7 +24433,7 @@
       <w:r>
         <w:t xml:space="preserve"> </w:t>
       </w:r>
-      <w:hyperlink r:id="rId129">
+      <w:hyperlink r:id="rId142">
         <w:r>
           <w:rPr>
             <w:rStyle w:val="Hyperlink"/>
@@ -24309,7 +24598,7 @@
       <w:r>
         <w:t xml:space="preserve">(</w:t>
       </w:r>
-      <w:hyperlink r:id="rId130">
+      <w:hyperlink r:id="rId143">
         <w:r>
           <w:rPr>
             <w:rStyle w:val="Hyperlink"/>
@@ -24323,7 +24612,7 @@
       <w:r>
         <w:t xml:space="preserve"> </w:t>
       </w:r>
-      <w:hyperlink r:id="rId131">
+      <w:hyperlink r:id="rId144">
         <w:r>
           <w:rPr>
             <w:rStyle w:val="Hyperlink"/>
@@ -24340,7 +24629,7 @@
       <w:r>
         <w:t xml:space="preserve"> </w:t>
       </w:r>
-      <w:hyperlink r:id="rId132">
+      <w:hyperlink r:id="rId145">
         <w:r>
           <w:rPr>
             <w:rStyle w:val="Hyperlink"/>
@@ -24381,7 +24670,24 @@
         <w:t xml:space="preserve"> </w:t>
       </w:r>
       <w:r>
-        <w:t xml:space="preserve">the bootstrap SE is the standard deviation of the</w:t>
+        <w:t xml:space="preserve">the bootstrap SE is the</w:t>
+      </w:r>
+      <w:r>
+        <w:t xml:space="preserve"> </w:t>
+      </w:r>
+      <w:hyperlink r:id="rId146">
+        <w:r>
+          <w:rPr>
+            <w:rStyle w:val="Hyperlink"/>
+          </w:rPr>
+          <w:t xml:space="preserve">standard deviation</w:t>
+        </w:r>
+      </w:hyperlink>
+      <w:r>
+        <w:t xml:space="preserve"> </w:t>
+      </w:r>
+      <w:r>
+        <w:t xml:space="preserve">of the</w:t>
       </w:r>
       <w:r>
         <w:t xml:space="preserve"> </w:t>
@@ -24421,7 +24727,7 @@
       <w:r>
         <w:t xml:space="preserve">(</w:t>
       </w:r>
-      <w:hyperlink r:id="rId133">
+      <w:hyperlink r:id="rId147">
         <w:r>
           <w:rPr>
             <w:rStyle w:val="Hyperlink"/>
@@ -24545,22 +24851,61 @@
       <w:pPr>
         <w:pStyle w:val="FirstParagraph"/>
       </w:pPr>
-      <w:r>
-        <w:t xml:space="preserve">Risk differences are collapsible;</w:t>
-      </w:r>
+      <w:hyperlink r:id="rId116">
+        <w:r>
+          <w:rPr>
+            <w:rStyle w:val="Hyperlink"/>
+          </w:rPr>
+          <w:t xml:space="preserve">Risk differences</w:t>
+        </w:r>
+      </w:hyperlink>
       <w:r>
         <w:t xml:space="preserve"> </w:t>
       </w:r>
       <w:r>
-        <w:t xml:space="preserve">risk ratios and odds ratios are not collapsible in general</w:t>
+        <w:t xml:space="preserve">are collapsible;</w:t>
       </w:r>
       <w:r>
         <w:t xml:space="preserve"> </w:t>
       </w:r>
+      <w:hyperlink r:id="rId52">
+        <w:r>
+          <w:rPr>
+            <w:rStyle w:val="Hyperlink"/>
+          </w:rPr>
+          <w:t xml:space="preserve">risk ratios</w:t>
+        </w:r>
+      </w:hyperlink>
+      <w:r>
+        <w:t xml:space="preserve"> </w:t>
+      </w:r>
+      <w:r>
+        <w:t xml:space="preserve">and</w:t>
+      </w:r>
+      <w:r>
+        <w:t xml:space="preserve"> </w:t>
+      </w:r>
+      <w:hyperlink r:id="rId22">
+        <w:r>
+          <w:rPr>
+            <w:rStyle w:val="Hyperlink"/>
+          </w:rPr>
+          <w:t xml:space="preserve">odds ratios</w:t>
+        </w:r>
+      </w:hyperlink>
+      <w:r>
+        <w:t xml:space="preserve"> </w:t>
+      </w:r>
+      <w:r>
+        <w:t xml:space="preserve">are not collapsible in general</w:t>
+      </w:r>
+      <w:r>
+        <w:t xml:space="preserve"> </w:t>
+      </w:r>
       <w:r>
         <w:t xml:space="preserve">(</w:t>
       </w:r>
-      <w:hyperlink r:id="rId134">
+      <w:hyperlink r:id="rId148">
         <w:r>
           <w:rPr>
             <w:rStyle w:val="Hyperlink"/>
@@ -24574,7 +24919,7 @@
       <w:r>
         <w:t xml:space="preserve"> </w:t>
       </w:r>
-      <w:hyperlink r:id="rId135">
+      <w:hyperlink r:id="rId149">
         <w:r>
           <w:rPr>
             <w:rStyle w:val="Hyperlink"/>
@@ -24586,8 +24931,8 @@
         <w:t xml:space="preserve">).</w:t>
       </w:r>
     </w:p>
-    <w:bookmarkEnd w:id="136"/>
-    <w:bookmarkStart w:id="153" w:name="survival-analysis"/>
+    <w:bookmarkEnd w:id="150"/>
+    <w:bookmarkStart w:id="181" w:name="survival-analysis"/>
     <w:p>
       <w:pPr>
         <w:pStyle w:val="Heading2"/>
@@ -24596,7 +24941,7 @@
         <w:t xml:space="preserve">4.2 Survival analysis</w:t>
       </w:r>
     </w:p>
-    <w:bookmarkStart w:id="138" w:name="probability-distribution-functions"/>
+    <w:bookmarkStart w:id="158" w:name="probability-distribution-functions"/>
     <w:p>
       <w:pPr>
         <w:pStyle w:val="Heading3"/>
@@ -24618,7 +24963,7 @@
       <w:tr>
         <w:tc>
           <w:tcPr/>
-          <w:bookmarkStart w:id="137" w:name="tbl-prob-dist-fns"/>
+          <w:bookmarkStart w:id="157" w:name="tbl-prob-dist-fns"/>
           <w:p>
             <w:pPr>
               <w:jc w:val="center"/>
@@ -24695,9 +25040,14 @@
                     <w:jc w:val="left"/>
                     <w:jc w:val="center"/>
                   </w:pPr>
-                  <w:r>
-                    <w:t xml:space="preserve">Probability density function (PDF)</w:t>
-                  </w:r>
+                  <w:hyperlink r:id="rId151">
+                    <w:r>
+                      <w:rPr>
+                        <w:rStyle w:val="Hyperlink"/>
+                      </w:rPr>
+                      <w:t xml:space="preserve">Probability density function (PDF)</w:t>
+                    </w:r>
+                  </w:hyperlink>
                 </w:p>
               </w:tc>
               <w:tc>
@@ -24816,9 +25166,14 @@
                     <w:jc w:val="left"/>
                     <w:jc w:val="center"/>
                   </w:pPr>
-                  <w:r>
-                    <w:t xml:space="preserve">Cumulative distribution function (CDF)</w:t>
-                  </w:r>
+                  <w:hyperlink r:id="rId152">
+                    <w:r>
+                      <w:rPr>
+                        <w:rStyle w:val="Hyperlink"/>
+                      </w:rPr>
+                      <w:t xml:space="preserve">Cumulative distribution function (CDF)</w:t>
+                    </w:r>
+                  </w:hyperlink>
                 </w:p>
               </w:tc>
               <w:tc>
@@ -24937,9 +25292,14 @@
                     <w:jc w:val="left"/>
                     <w:jc w:val="center"/>
                   </w:pPr>
-                  <w:r>
-                    <w:t xml:space="preserve">Survival function</w:t>
-                  </w:r>
+                  <w:hyperlink r:id="rId153">
+                    <w:r>
+                      <w:rPr>
+                        <w:rStyle w:val="Hyperlink"/>
+                      </w:rPr>
+                      <w:t xml:space="preserve">Survival function</w:t>
+                    </w:r>
+                  </w:hyperlink>
                 </w:p>
               </w:tc>
               <w:tc>
@@ -25065,9 +25425,14 @@
                     <w:jc w:val="left"/>
                     <w:jc w:val="center"/>
                   </w:pPr>
-                  <w:r>
-                    <w:t xml:space="preserve">Hazard function</w:t>
-                  </w:r>
+                  <w:hyperlink r:id="rId154">
+                    <w:r>
+                      <w:rPr>
+                        <w:rStyle w:val="Hyperlink"/>
+                      </w:rPr>
+                      <w:t xml:space="preserve">Hazard function</w:t>
+                    </w:r>
+                  </w:hyperlink>
                 </w:p>
               </w:tc>
               <w:tc>
@@ -25201,9 +25566,14 @@
                     <w:jc w:val="left"/>
                     <w:jc w:val="center"/>
                   </w:pPr>
-                  <w:r>
-                    <w:t xml:space="preserve">Cumulative hazard function</w:t>
-                  </w:r>
+                  <w:hyperlink r:id="rId155">
+                    <w:r>
+                      <w:rPr>
+                        <w:rStyle w:val="Hyperlink"/>
+                      </w:rPr>
+                      <w:t xml:space="preserve">Cumulative hazard function</w:t>
+                    </w:r>
+                  </w:hyperlink>
                 </w:p>
               </w:tc>
               <w:tc>
@@ -25354,9 +25724,14 @@
                     <w:jc w:val="left"/>
                     <w:jc w:val="center"/>
                   </w:pPr>
-                  <w:r>
-                    <w:t xml:space="preserve">Log-hazard function</w:t>
-                  </w:r>
+                  <w:hyperlink r:id="rId156">
+                    <w:r>
+                      <w:rPr>
+                        <w:rStyle w:val="Hyperlink"/>
+                      </w:rPr>
+                      <w:t xml:space="preserve">Log-hazard function</w:t>
+                    </w:r>
+                  </w:hyperlink>
                 </w:p>
               </w:tc>
               <w:tc>
@@ -25447,13 +25822,13 @@
               </w:tc>
             </w:tr>
           </w:tbl>
-          <w:bookmarkEnd w:id="137"/>
+          <w:bookmarkEnd w:id="157"/>
           <w:p/>
         </w:tc>
       </w:tr>
     </w:tbl>
-    <w:bookmarkEnd w:id="138"/>
-    <w:bookmarkStart w:id="139" w:name="X2d4df5294279a974db234a50cfb77aec6a28206"/>
+    <w:bookmarkEnd w:id="158"/>
+    <w:bookmarkStart w:id="159" w:name="X2d4df5294279a974db234a50cfb77aec6a28206"/>
     <w:p>
       <w:pPr>
         <w:pStyle w:val="Heading3"/>
@@ -26273,8 +26648,8 @@
         </m:oMath>
       </m:oMathPara>
     </w:p>
-    <w:bookmarkEnd w:id="139"/>
-    <w:bookmarkStart w:id="140" w:name="Xfd41395d52a45ddf2965f2c85426e4d8ace336c"/>
+    <w:bookmarkEnd w:id="159"/>
+    <w:bookmarkStart w:id="160" w:name="Xfd41395d52a45ddf2965f2c85426e4d8ace336c"/>
     <w:p>
       <w:pPr>
         <w:pStyle w:val="Heading3"/>
@@ -26568,8 +26943,8 @@
         </m:oMath>
       </m:oMathPara>
     </w:p>
-    <w:bookmarkEnd w:id="140"/>
-    <w:bookmarkStart w:id="141" w:name="X4f141e11e71610b563112b474387931cc6db272"/>
+    <w:bookmarkEnd w:id="160"/>
+    <w:bookmarkStart w:id="161" w:name="X4f141e11e71610b563112b474387931cc6db272"/>
     <w:p>
       <w:pPr>
         <w:pStyle w:val="Heading3"/>
@@ -27080,8 +27455,8 @@
         </m:oMath>
       </m:oMathPara>
     </w:p>
-    <w:bookmarkEnd w:id="141"/>
-    <w:bookmarkStart w:id="142" w:name="proportional-hazards-model-structure"/>
+    <w:bookmarkEnd w:id="161"/>
+    <w:bookmarkStart w:id="169" w:name="proportional-hazards-model-structure"/>
     <w:p>
       <w:pPr>
         <w:pStyle w:val="Heading3"/>
@@ -27259,9 +27634,14 @@
               <w:pStyle w:val="Compact"/>
               <w:jc w:val="left"/>
             </w:pPr>
-            <w:r>
-              <w:t xml:space="preserve">Proportional hazards assumption</w:t>
-            </w:r>
+            <w:hyperlink r:id="rId162">
+              <w:r>
+                <w:rPr>
+                  <w:rStyle w:val="Hyperlink"/>
+                </w:rPr>
+                <w:t xml:space="preserve">Proportional hazards assumption</w:t>
+              </w:r>
+            </w:hyperlink>
           </w:p>
         </w:tc>
       </w:tr>
@@ -27400,9 +27780,14 @@
               <w:pStyle w:val="Compact"/>
               <w:jc w:val="left"/>
             </w:pPr>
-            <w:r>
-              <w:t xml:space="preserve">Cumulative hazard factorization</w:t>
-            </w:r>
+            <w:hyperlink r:id="rId163">
+              <w:r>
+                <w:rPr>
+                  <w:rStyle w:val="Hyperlink"/>
+                </w:rPr>
+                <w:t xml:space="preserve">Cumulative hazard factorization</w:t>
+              </w:r>
+            </w:hyperlink>
           </w:p>
         </w:tc>
       </w:tr>
@@ -27532,9 +27917,14 @@
               <w:pStyle w:val="Compact"/>
               <w:jc w:val="left"/>
             </w:pPr>
-            <w:r>
-              <w:t xml:space="preserve">Log-hazard decomposition</w:t>
-            </w:r>
+            <w:hyperlink r:id="rId164">
+              <w:r>
+                <w:rPr>
+                  <w:rStyle w:val="Hyperlink"/>
+                </w:rPr>
+                <w:t xml:space="preserve">Log-hazard decomposition</w:t>
+              </w:r>
+            </w:hyperlink>
           </w:p>
         </w:tc>
       </w:tr>
@@ -27695,9 +28085,14 @@
               <w:pStyle w:val="Compact"/>
               <w:jc w:val="left"/>
             </w:pPr>
-            <w:r>
-              <w:t xml:space="preserve">Linear predictor</w:t>
-            </w:r>
+            <w:hyperlink r:id="rId165">
+              <w:r>
+                <w:rPr>
+                  <w:rStyle w:val="Hyperlink"/>
+                </w:rPr>
+                <w:t xml:space="preserve">Linear predictor</w:t>
+              </w:r>
+            </w:hyperlink>
           </w:p>
         </w:tc>
       </w:tr>
@@ -27816,9 +28211,14 @@
               <w:pStyle w:val="Compact"/>
               <w:jc w:val="left"/>
             </w:pPr>
-            <w:r>
-              <w:t xml:space="preserve">Hazard multiplier</w:t>
-            </w:r>
+            <w:hyperlink r:id="rId166">
+              <w:r>
+                <w:rPr>
+                  <w:rStyle w:val="Hyperlink"/>
+                </w:rPr>
+                <w:t xml:space="preserve">Hazard multiplier</w:t>
+              </w:r>
+            </w:hyperlink>
           </w:p>
         </w:tc>
       </w:tr>
@@ -28027,9 +28427,14 @@
               <w:pStyle w:val="Compact"/>
               <w:jc w:val="left"/>
             </w:pPr>
-            <w:r>
-              <w:t xml:space="preserve">Hazard ratio definition</w:t>
-            </w:r>
+            <w:hyperlink r:id="rId167">
+              <w:r>
+                <w:rPr>
+                  <w:rStyle w:val="Hyperlink"/>
+                </w:rPr>
+                <w:t xml:space="preserve">Hazard ratio definition</w:t>
+              </w:r>
+            </w:hyperlink>
           </w:p>
         </w:tc>
       </w:tr>
@@ -28332,15 +28737,20 @@
               <w:pStyle w:val="Compact"/>
               <w:jc w:val="left"/>
             </w:pPr>
-            <w:r>
-              <w:t xml:space="preserve">Hazard ratio formula</w:t>
-            </w:r>
+            <w:hyperlink r:id="rId168">
+              <w:r>
+                <w:rPr>
+                  <w:rStyle w:val="Hyperlink"/>
+                </w:rPr>
+                <w:t xml:space="preserve">Hazard ratio formula</w:t>
+              </w:r>
+            </w:hyperlink>
           </w:p>
         </w:tc>
       </w:tr>
     </w:tbl>
-    <w:bookmarkEnd w:id="142"/>
-    <w:bookmarkStart w:id="144" w:name="X6cc64e62901cef265da9fb3886f4a9df0654e88"/>
+    <w:bookmarkEnd w:id="169"/>
+    <w:bookmarkStart w:id="172" w:name="X6cc64e62901cef265da9fb3886f4a9df0654e88"/>
     <w:p>
       <w:pPr>
         <w:pStyle w:val="Heading3"/>
@@ -28383,7 +28793,7 @@
               <w:spacing w:before="16" w:after="64"/>
             </w:pPr>
           </w:p>
-          <w:bookmarkStart w:id="143" w:name="def-ph-partial-lik"/>
+          <w:bookmarkStart w:id="171" w:name="def-ph-partial-lik"/>
           <w:p>
             <w:pPr>
               <w:pStyle w:val="BodyText"/>
@@ -29048,7 +29458,24 @@
               <w:t xml:space="preserve"> </w:t>
             </w:r>
             <w:r>
-              <w:t xml:space="preserve">is the risk set at</w:t>
+              <w:t xml:space="preserve">is the</w:t>
+            </w:r>
+            <w:r>
+              <w:t xml:space="preserve"> </w:t>
+            </w:r>
+            <w:hyperlink r:id="rId170">
+              <w:r>
+                <w:rPr>
+                  <w:rStyle w:val="Hyperlink"/>
+                </w:rPr>
+                <w:t xml:space="preserve">risk set</w:t>
+              </w:r>
+            </w:hyperlink>
+            <w:r>
+              <w:t xml:space="preserve"> </w:t>
+            </w:r>
+            <w:r>
+              <w:t xml:space="preserve">at</w:t>
             </w:r>
             <w:r>
               <w:t xml:space="preserve"> </w:t>
@@ -29387,7 +29814,18 @@
               <w:t xml:space="preserve"> </w:t>
             </w:r>
             <w:r>
-              <w:t xml:space="preserve">is the hazard ratio (risk score) for covariate pattern</w:t>
+              <w:t xml:space="preserve">is the hazard ratio (</w:t>
+            </w:r>
+            <w:hyperlink r:id="rId166">
+              <w:r>
+                <w:rPr>
+                  <w:rStyle w:val="Hyperlink"/>
+                </w:rPr>
+                <w:t xml:space="preserve">risk score</w:t>
+              </w:r>
+            </w:hyperlink>
+            <w:r>
+              <w:t xml:space="preserve">) for covariate pattern</w:t>
             </w:r>
             <w:r>
               <w:t xml:space="preserve"> </w:t>
@@ -29408,12 +29846,12 @@
               <w:t xml:space="preserve">.</w:t>
             </w:r>
           </w:p>
-          <w:bookmarkEnd w:id="143"/>
+          <w:bookmarkEnd w:id="171"/>
         </w:tc>
       </w:tr>
     </w:tbl>
-    <w:bookmarkEnd w:id="144"/>
-    <w:bookmarkStart w:id="152" w:name="X00216a61938fb64a816d48ef9469ea65432486a"/>
+    <w:bookmarkEnd w:id="172"/>
+    <w:bookmarkStart w:id="180" w:name="X00216a61938fb64a816d48ef9469ea65432486a"/>
     <w:p>
       <w:pPr>
         <w:pStyle w:val="Heading3"/>
@@ -29456,7 +29894,7 @@
               <w:spacing w:before="16" w:after="64"/>
             </w:pPr>
           </w:p>
-          <w:bookmarkStart w:id="145" w:name="def-breslow-baseline-cuhaz-est"/>
+          <w:bookmarkStart w:id="173" w:name="def-breslow-baseline-cuhaz-est"/>
           <w:p>
             <w:pPr>
               <w:pStyle w:val="BodyText"/>
@@ -29917,7 +30355,24 @@
               <w:t xml:space="preserve"> </w:t>
             </w:r>
             <w:r>
-              <w:t xml:space="preserve">is the risk set at</w:t>
+              <w:t xml:space="preserve">is the</w:t>
+            </w:r>
+            <w:r>
+              <w:t xml:space="preserve"> </w:t>
+            </w:r>
+            <w:hyperlink r:id="rId170">
+              <w:r>
+                <w:rPr>
+                  <w:rStyle w:val="Hyperlink"/>
+                </w:rPr>
+                <w:t xml:space="preserve">risk set</w:t>
+              </w:r>
+            </w:hyperlink>
+            <w:r>
+              <w:t xml:space="preserve"> </w:t>
+            </w:r>
+            <w:r>
+              <w:t xml:space="preserve">at</w:t>
             </w:r>
             <w:r>
               <w:t xml:space="preserve"> </w:t>
@@ -30172,7 +30627,18 @@
               <w:t xml:space="preserve"> </w:t>
             </w:r>
             <w:r>
-              <w:t xml:space="preserve">is the hazard ratio (risk score) for covariate pattern</w:t>
+              <w:t xml:space="preserve">is the hazard ratio (</w:t>
+            </w:r>
+            <w:hyperlink r:id="rId166">
+              <w:r>
+                <w:rPr>
+                  <w:rStyle w:val="Hyperlink"/>
+                </w:rPr>
+                <w:t xml:space="preserve">risk score</w:t>
+              </w:r>
+            </w:hyperlink>
+            <w:r>
+              <w:t xml:space="preserve">) for covariate pattern</w:t>
             </w:r>
             <w:r>
               <w:t xml:space="preserve"> </w:t>
@@ -30193,7 +30659,7 @@
               <w:t xml:space="preserve">.</w:t>
             </w:r>
           </w:p>
-          <w:bookmarkEnd w:id="145"/>
+          <w:bookmarkEnd w:id="173"/>
         </w:tc>
       </w:tr>
     </w:tbl>
@@ -30257,7 +30723,7 @@
               <w:bottom w:w="108" w:type="dxa"/>
             </w:tcMar>
           </w:tcPr>
-          <w:bookmarkStart w:id="146" w:name="exm-breslow-baseline-cuhaz-est"/>
+          <w:bookmarkStart w:id="174" w:name="exm-breslow-baseline-cuhaz-est"/>
           <w:p>
             <w:pPr>
               <w:pStyle w:val="BodyText"/>
@@ -30716,13 +31182,13 @@
               </m:oMath>
             </m:oMathPara>
           </w:p>
-          <w:bookmarkEnd w:id="146"/>
+          <w:bookmarkEnd w:id="174"/>
           <w:p/>
         </w:tc>
       </w:tr>
     </w:tbl>
-    <w:bookmarkStart w:id="151" w:name="refs"/>
-    <w:bookmarkStart w:id="148" w:name="ref-akaike1974new"/>
+    <w:bookmarkStart w:id="179" w:name="refs"/>
+    <w:bookmarkStart w:id="176" w:name="ref-akaike1974new"/>
     <w:p>
       <w:pPr>
         <w:pStyle w:val="Bibliography"/>
@@ -30755,7 +31221,7 @@
       <w:r>
         <w:t xml:space="preserve"> </w:t>
       </w:r>
-      <w:hyperlink r:id="rId147">
+      <w:hyperlink r:id="rId175">
         <w:r>
           <w:rPr>
             <w:rStyle w:val="Hyperlink"/>
@@ -30767,8 +31233,8 @@
         <w:t xml:space="preserve">.</w:t>
       </w:r>
     </w:p>
-    <w:bookmarkEnd w:id="148"/>
-    <w:bookmarkStart w:id="150" w:name="ref-schwarz1978estimating"/>
+    <w:bookmarkEnd w:id="176"/>
+    <w:bookmarkStart w:id="178" w:name="ref-schwarz1978estimating"/>
     <w:p>
       <w:pPr>
         <w:pStyle w:val="Bibliography"/>
@@ -30801,7 +31267,7 @@
       <w:r>
         <w:t xml:space="preserve"> </w:t>
       </w:r>
-      <w:hyperlink r:id="rId149">
+      <w:hyperlink r:id="rId177">
         <w:r>
           <w:rPr>
             <w:rStyle w:val="Hyperlink"/>
@@ -30813,11 +31279,11 @@
         <w:t xml:space="preserve">.</w:t>
       </w:r>
     </w:p>
-    <w:bookmarkEnd w:id="150"/>
-    <w:bookmarkEnd w:id="151"/>
-    <w:bookmarkEnd w:id="152"/>
-    <w:bookmarkEnd w:id="153"/>
-    <w:bookmarkEnd w:id="154"/>
+    <w:bookmarkEnd w:id="178"/>
+    <w:bookmarkEnd w:id="179"/>
+    <w:bookmarkEnd w:id="180"/>
+    <w:bookmarkEnd w:id="181"/>
+    <w:bookmarkEnd w:id="182"/>
     <w:sectPr>
       <w:footnotePr>
         <w:numRestart w:val="eachSect"/>

--- a/chapters/exam-formula-sheet-handout.docx
+++ b/chapters/exam-formula-sheet-handout.docx
@@ -1906,50 +1906,50 @@
                 </m:rPr>
                 <m:t>,</m:t>
               </m:r>
-              <m:r>
-                <m:t>​</m:t>
-              </m:r>
-              <m:d>
-                <m:dPr>
-                  <m:begChr m:val="["/>
-                  <m:sepChr m:val=""/>
-                  <m:endChr m:val="]"/>
-                  <m:grow/>
-                </m:dPr>
+              <m:sSup>
                 <m:e>
                   <m:r>
-                    <m:rPr>
-                      <m:scr m:val="script"/>
-                      <m:sty m:val="p"/>
-                    </m:rPr>
-                    <m:t>I</m:t>
-                  </m:r>
-                  <m:r>
-                    <m:rPr>
-                      <m:sty m:val="p"/>
-                    </m:rPr>
-                    <m:t>(</m:t>
-                  </m:r>
-                  <m:acc>
-                    <m:accPr>
-                      <m:chr m:val="̃"/>
-                    </m:accPr>
+                    <m:t>​</m:t>
+                  </m:r>
+                  <m:d>
+                    <m:dPr>
+                      <m:begChr m:val="["/>
+                      <m:sepChr m:val=""/>
+                      <m:endChr m:val="]"/>
+                      <m:grow/>
+                    </m:dPr>
                     <m:e>
                       <m:r>
-                        <m:t>θ</m:t>
+                        <m:rPr>
+                          <m:scr m:val="script"/>
+                          <m:sty m:val="p"/>
+                        </m:rPr>
+                        <m:t>I</m:t>
+                      </m:r>
+                      <m:r>
+                        <m:rPr>
+                          <m:sty m:val="p"/>
+                        </m:rPr>
+                        <m:t>(</m:t>
+                      </m:r>
+                      <m:acc>
+                        <m:accPr>
+                          <m:chr m:val="̃"/>
+                        </m:accPr>
+                        <m:e>
+                          <m:r>
+                            <m:t>θ</m:t>
+                          </m:r>
+                        </m:e>
+                      </m:acc>
+                      <m:r>
+                        <m:rPr>
+                          <m:sty m:val="p"/>
+                        </m:rPr>
+                        <m:t>)</m:t>
                       </m:r>
                     </m:e>
-                  </m:acc>
-                  <m:r>
-                    <m:rPr>
-                      <m:sty m:val="p"/>
-                    </m:rPr>
-                    <m:t>)</m:t>
-                  </m:r>
-                </m:e>
-              </m:d>
-              <m:sSup>
-                <m:e>
+                  </m:d>
                   <m:r>
                     <m:t>​</m:t>
                   </m:r>
@@ -6634,11 +6634,11 @@
             </m:rPr>
             <m:t>=</m:t>
           </m:r>
-          <m:r>
-            <m:t>​</m:t>
-          </m:r>
           <m:sSup>
             <m:e>
+              <m:r>
+                <m:t>​</m:t>
+              </m:r>
               <m:d>
                 <m:dPr>
                   <m:begChr m:val="("/>
@@ -6676,6 +6676,9 @@
                   </m:r>
                 </m:e>
               </m:d>
+              <m:r>
+                <m:t>​</m:t>
+              </m:r>
             </m:e>
             <m:sup>
               <m:r>
@@ -6689,9 +6692,6 @@
               </m:r>
             </m:sup>
           </m:sSup>
-          <m:r>
-            <m:t>​</m:t>
-          </m:r>
           <m:r>
             <m:rPr>
               <m:sty m:val="p"/>
@@ -10230,11 +10230,11 @@
                 </m:r>
               </m:e>
               <m:e>
-                <m:r>
-                  <m:t>​</m:t>
-                </m:r>
                 <m:sSup>
                   <m:e>
+                    <m:r>
+                      <m:t>​</m:t>
+                    </m:r>
                     <m:d>
                       <m:dPr>
                         <m:begChr m:val="("/>
@@ -10257,6 +10257,9 @@
                         </m:r>
                       </m:e>
                     </m:d>
+                    <m:r>
+                      <m:t>​</m:t>
+                    </m:r>
                   </m:e>
                   <m:sup>
                     <m:r>
@@ -10264,9 +10267,6 @@
                     </m:r>
                   </m:sup>
                 </m:sSup>
-                <m:r>
-                  <m:t>​</m:t>
-                </m:r>
               </m:e>
               <m:e>
                 <m:f>
@@ -10274,11 +10274,11 @@
                     <m:type m:val="bar"/>
                   </m:fPr>
                   <m:num>
-                    <m:r>
-                      <m:t>​</m:t>
-                    </m:r>
                     <m:sSup>
                       <m:e>
+                        <m:r>
+                          <m:t>​</m:t>
+                        </m:r>
                         <m:d>
                           <m:dPr>
                             <m:begChr m:val="("/>
@@ -10301,6 +10301,9 @@
                             </m:r>
                           </m:e>
                         </m:d>
+                        <m:r>
+                          <m:t>​</m:t>
+                        </m:r>
                       </m:e>
                       <m:sup>
                         <m:r>
@@ -10308,9 +10311,6 @@
                         </m:r>
                       </m:sup>
                     </m:sSup>
-                    <m:r>
-                      <m:t>​</m:t>
-                    </m:r>
                   </m:num>
                   <m:den>
                     <m:r>
@@ -10345,11 +10345,11 @@
                 </m:r>
               </m:e>
               <m:e>
-                <m:r>
-                  <m:t>​</m:t>
-                </m:r>
                 <m:sSup>
                   <m:e>
+                    <m:r>
+                      <m:t>​</m:t>
+                    </m:r>
                     <m:d>
                       <m:dPr>
                         <m:begChr m:val="("/>
@@ -10372,6 +10372,9 @@
                         </m:r>
                       </m:e>
                     </m:d>
+                    <m:r>
+                      <m:t>​</m:t>
+                    </m:r>
                   </m:e>
                   <m:sup>
                     <m:r>
@@ -10379,9 +10382,6 @@
                     </m:r>
                   </m:sup>
                 </m:sSup>
-                <m:r>
-                  <m:t>​</m:t>
-                </m:r>
               </m:e>
               <m:e>
                 <m:r>
@@ -13957,11 +13957,11 @@
             <m:e>
               <m:limLow>
                 <m:e>
-                  <m:r>
-                    <m:t>​</m:t>
-                  </m:r>
                   <m:sSup>
                     <m:e>
+                      <m:r>
+                        <m:t>​</m:t>
+                      </m:r>
                       <m:d>
                         <m:dPr>
                           <m:begChr m:val="("/>
@@ -14048,6 +14048,9 @@
                           </m:r>
                         </m:e>
                       </m:d>
+                      <m:r>
+                        <m:t>​</m:t>
+                      </m:r>
                     </m:e>
                     <m:sup>
                       <m:r>
@@ -14061,9 +14064,6 @@
                       </m:r>
                     </m:sup>
                   </m:sSup>
-                  <m:r>
-                    <m:t>​</m:t>
-                  </m:r>
                 </m:e>
                 <m:lim>
                   <m:r>

--- a/chapters/exam-formula-sheet-handout.docx
+++ b/chapters/exam-formula-sheet-handout.docx
@@ -18145,12 +18145,33 @@
       <w:pPr>
         <w:pStyle w:val="BodyText"/>
       </w:pPr>
+      <m:oMath>
+        <m:r>
+          <m:t>2</m:t>
+        </m:r>
+        <m:r>
+          <m:rPr>
+            <m:sty m:val="p"/>
+          </m:rPr>
+          <m:t>×</m:t>
+        </m:r>
+        <m:r>
+          <m:t>2</m:t>
+        </m:r>
+      </m:oMath>
       <w:r>
         <w:rPr>
           <w:b/>
           <w:bCs/>
         </w:rPr>
-        <w:t xml:space="preserve">2×2 table shortcut</w:t>
+        <w:t xml:space="preserve"> </w:t>
+      </w:r>
+      <w:r>
+        <w:rPr>
+          <w:b/>
+          <w:bCs/>
+        </w:rPr>
+        <w:t xml:space="preserve">table shortcut</w:t>
       </w:r>
       <w:r>
         <w:t xml:space="preserve"> </w:t>
@@ -18167,7 +18188,13 @@
         </w:r>
       </w:hyperlink>
       <w:r>
-        <w:t xml:space="preserve">; cell counts</w:t>
+        <w:t xml:space="preserve">;</w:t>
+      </w:r>
+      <w:r>
+        <w:t xml:space="preserve"> </w:t>
+      </w:r>
+      <w:r>
+        <w:t xml:space="preserve">cell counts</w:t>
       </w:r>
       <w:r>
         <w:t xml:space="preserve"> </w:t>
@@ -19501,7 +19528,13 @@
         </w:r>
       </w:hyperlink>
       <w:r>
-        <w:t xml:space="preserve">; for nested models with</w:t>
+        <w:t xml:space="preserve">;</w:t>
+      </w:r>
+      <w:r>
+        <w:t xml:space="preserve"> </w:t>
+      </w:r>
+      <w:r>
+        <w:t xml:space="preserve">for nested models with</w:t>
       </w:r>
       <w:r>
         <w:t xml:space="preserve"> </w:t>

--- a/chapters/exam-formula-sheet-handout.docx
+++ b/chapters/exam-formula-sheet-handout.docx
@@ -47,32 +47,42 @@
                   <m:grow/>
                 </m:dPr>
                 <m:e>
-                  <m:acc>
-                    <m:accPr>
-                      <m:chr m:val="̃"/>
-                    </m:accPr>
+                  <m:limLow>
                     <m:e>
                       <m:r>
                         <m:t>a</m:t>
                       </m:r>
                     </m:e>
-                  </m:acc>
+                    <m:lim>
+                      <m:r>
+                        <m:rPr>
+                          <m:sty m:val="p"/>
+                        </m:rPr>
+                        <m:t>∼</m:t>
+                      </m:r>
+                    </m:lim>
+                  </m:limLow>
                   <m:r>
                     <m:rPr>
                       <m:sty m:val="p"/>
                     </m:rPr>
                     <m:t>⋅</m:t>
                   </m:r>
-                  <m:acc>
-                    <m:accPr>
-                      <m:chr m:val="̃"/>
-                    </m:accPr>
+                  <m:limLow>
                     <m:e>
                       <m:r>
                         <m:t>X</m:t>
                       </m:r>
                     </m:e>
-                  </m:acc>
+                    <m:lim>
+                      <m:r>
+                        <m:rPr>
+                          <m:sty m:val="p"/>
+                        </m:rPr>
+                        <m:t>∼</m:t>
+                      </m:r>
+                    </m:lim>
+                  </m:limLow>
                 </m:e>
               </m:d>
               <m:r>
@@ -175,16 +185,21 @@
               </m:r>
               <m:sSup>
                 <m:e>
-                  <m:acc>
-                    <m:accPr>
-                      <m:chr m:val="̃"/>
-                    </m:accPr>
+                  <m:limLow>
                     <m:e>
                       <m:r>
                         <m:t>a</m:t>
                       </m:r>
                     </m:e>
-                  </m:acc>
+                    <m:lim>
+                      <m:r>
+                        <m:rPr>
+                          <m:sty m:val="p"/>
+                        </m:rPr>
+                        <m:t>∼</m:t>
+                      </m:r>
+                    </m:lim>
+                  </m:limLow>
                 </m:e>
                 <m:sup>
                   <m:r>
@@ -212,31 +227,41 @@
                   <m:grow/>
                 </m:dPr>
                 <m:e>
-                  <m:acc>
-                    <m:accPr>
-                      <m:chr m:val="̃"/>
-                    </m:accPr>
+                  <m:limLow>
                     <m:e>
                       <m:r>
                         <m:t>X</m:t>
                       </m:r>
                     </m:e>
-                  </m:acc>
+                    <m:lim>
+                      <m:r>
+                        <m:rPr>
+                          <m:sty m:val="p"/>
+                        </m:rPr>
+                        <m:t>∼</m:t>
+                      </m:r>
+                    </m:lim>
+                  </m:limLow>
                 </m:e>
               </m:d>
               <m:r>
                 <m:t>​</m:t>
               </m:r>
-              <m:acc>
-                <m:accPr>
-                  <m:chr m:val="̃"/>
-                </m:accPr>
+              <m:limLow>
                 <m:e>
                   <m:r>
                     <m:t>a</m:t>
                   </m:r>
                 </m:e>
-              </m:acc>
+                <m:lim>
+                  <m:r>
+                    <m:rPr>
+                      <m:sty m:val="p"/>
+                    </m:rPr>
+                    <m:t>∼</m:t>
+                  </m:r>
+                </m:lim>
+              </m:limLow>
             </m:e>
             <m:e>
               <m:r>
@@ -1064,32 +1089,42 @@
             </m:rPr>
             <m:t>(</m:t>
           </m:r>
-          <m:acc>
-            <m:accPr>
-              <m:chr m:val="̃"/>
-            </m:accPr>
+          <m:limLow>
             <m:e>
               <m:r>
                 <m:t>X</m:t>
               </m:r>
             </m:e>
-          </m:acc>
+            <m:lim>
+              <m:r>
+                <m:rPr>
+                  <m:sty m:val="p"/>
+                </m:rPr>
+                <m:t>∼</m:t>
+              </m:r>
+            </m:lim>
+          </m:limLow>
           <m:r>
             <m:rPr>
               <m:sty m:val="p"/>
             </m:rPr>
             <m:t>=</m:t>
           </m:r>
-          <m:acc>
-            <m:accPr>
-              <m:chr m:val="̃"/>
-            </m:accPr>
+          <m:limLow>
             <m:e>
               <m:r>
                 <m:t>x</m:t>
               </m:r>
             </m:e>
-          </m:acc>
+            <m:lim>
+              <m:r>
+                <m:rPr>
+                  <m:sty m:val="p"/>
+                </m:rPr>
+                <m:t>∼</m:t>
+              </m:r>
+            </m:lim>
+          </m:limLow>
           <m:r>
             <m:rPr>
               <m:sty m:val="p"/>
@@ -1181,16 +1216,21 @@
                 </m:rPr>
                 <m:t>(</m:t>
               </m:r>
-              <m:acc>
-                <m:accPr>
-                  <m:chr m:val="̃"/>
-                </m:accPr>
+              <m:limLow>
                 <m:e>
                   <m:r>
                     <m:t>x</m:t>
                   </m:r>
                 </m:e>
-              </m:acc>
+                <m:lim>
+                  <m:r>
+                    <m:rPr>
+                      <m:sty m:val="p"/>
+                    </m:rPr>
+                    <m:t>∼</m:t>
+                  </m:r>
+                </m:lim>
+              </m:limLow>
               <m:r>
                 <m:rPr>
                   <m:sty m:val="p"/>
@@ -1290,16 +1330,21 @@
             </m:rPr>
             <m:t>(</m:t>
           </m:r>
-          <m:acc>
-            <m:accPr>
-              <m:chr m:val="̃"/>
-            </m:accPr>
+          <m:limLow>
             <m:e>
               <m:r>
                 <m:t>x</m:t>
               </m:r>
             </m:e>
-          </m:acc>
+            <m:lim>
+              <m:r>
+                <m:rPr>
+                  <m:sty m:val="p"/>
+                </m:rPr>
+                <m:t>∼</m:t>
+              </m:r>
+            </m:lim>
+          </m:limLow>
           <m:r>
             <m:rPr>
               <m:sty m:val="p"/>
@@ -1380,16 +1425,21 @@
                 </m:rPr>
                 <m:t>∂</m:t>
               </m:r>
-              <m:acc>
-                <m:accPr>
-                  <m:chr m:val="̃"/>
-                </m:accPr>
+              <m:limLow>
                 <m:e>
                   <m:r>
                     <m:t>θ</m:t>
                   </m:r>
                 </m:e>
-              </m:acc>
+                <m:lim>
+                  <m:r>
+                    <m:rPr>
+                      <m:sty m:val="p"/>
+                    </m:rPr>
+                    <m:t>∼</m:t>
+                  </m:r>
+                </m:lim>
+              </m:limLow>
             </m:den>
           </m:f>
           <m:f>
@@ -1413,16 +1463,21 @@
               </m:r>
               <m:sSup>
                 <m:e>
-                  <m:acc>
-                    <m:accPr>
-                      <m:chr m:val="̃"/>
-                    </m:accPr>
+                  <m:limLow>
                     <m:e>
                       <m:r>
                         <m:t>θ</m:t>
                       </m:r>
                     </m:e>
-                  </m:acc>
+                    <m:lim>
+                      <m:r>
+                        <m:rPr>
+                          <m:sty m:val="p"/>
+                        </m:rPr>
+                        <m:t>∼</m:t>
+                      </m:r>
+                    </m:lim>
+                  </m:limLow>
                 </m:e>
                 <m:sup>
                   <m:r>
@@ -1444,32 +1499,42 @@
             </m:rPr>
             <m:t>(</m:t>
           </m:r>
-          <m:acc>
-            <m:accPr>
-              <m:chr m:val="̃"/>
-            </m:accPr>
+          <m:limLow>
             <m:e>
               <m:r>
                 <m:t>x</m:t>
               </m:r>
             </m:e>
-          </m:acc>
+            <m:lim>
+              <m:r>
+                <m:rPr>
+                  <m:sty m:val="p"/>
+                </m:rPr>
+                <m:t>∼</m:t>
+              </m:r>
+            </m:lim>
+          </m:limLow>
           <m:r>
             <m:rPr>
               <m:sty m:val="p"/>
             </m:rPr>
             <m:t>|</m:t>
           </m:r>
-          <m:acc>
-            <m:accPr>
-              <m:chr m:val="̃"/>
-            </m:accPr>
+          <m:limLow>
             <m:e>
               <m:r>
                 <m:t>θ</m:t>
               </m:r>
             </m:e>
-          </m:acc>
+            <m:lim>
+              <m:r>
+                <m:rPr>
+                  <m:sty m:val="p"/>
+                </m:rPr>
+                <m:t>∼</m:t>
+              </m:r>
+            </m:lim>
+          </m:limLow>
           <m:r>
             <m:rPr>
               <m:sty m:val="p"/>
@@ -1592,48 +1657,63 @@
             </m:rPr>
             <m:t>(</m:t>
           </m:r>
-          <m:acc>
-            <m:accPr>
-              <m:chr m:val="̃"/>
-            </m:accPr>
+          <m:limLow>
             <m:e>
               <m:r>
                 <m:t>X</m:t>
               </m:r>
             </m:e>
-          </m:acc>
+            <m:lim>
+              <m:r>
+                <m:rPr>
+                  <m:sty m:val="p"/>
+                </m:rPr>
+                <m:t>∼</m:t>
+              </m:r>
+            </m:lim>
+          </m:limLow>
           <m:r>
             <m:rPr>
               <m:sty m:val="p"/>
             </m:rPr>
             <m:t>=</m:t>
           </m:r>
-          <m:acc>
-            <m:accPr>
-              <m:chr m:val="̃"/>
-            </m:accPr>
+          <m:limLow>
             <m:e>
               <m:r>
                 <m:t>x</m:t>
               </m:r>
             </m:e>
-          </m:acc>
+            <m:lim>
+              <m:r>
+                <m:rPr>
+                  <m:sty m:val="p"/>
+                </m:rPr>
+                <m:t>∼</m:t>
+              </m:r>
+            </m:lim>
+          </m:limLow>
           <m:r>
             <m:rPr>
               <m:sty m:val="p"/>
             </m:rPr>
             <m:t>|</m:t>
           </m:r>
-          <m:acc>
-            <m:accPr>
-              <m:chr m:val="̃"/>
-            </m:accPr>
+          <m:limLow>
             <m:e>
               <m:r>
                 <m:t>θ</m:t>
               </m:r>
             </m:e>
-          </m:acc>
+            <m:lim>
+              <m:r>
+                <m:rPr>
+                  <m:sty m:val="p"/>
+                </m:rPr>
+                <m:t>∼</m:t>
+              </m:r>
+            </m:lim>
+          </m:limLow>
           <m:r>
             <m:rPr>
               <m:sty m:val="p"/>
@@ -1701,32 +1781,42 @@
             </m:rPr>
             <m:t>(</m:t>
           </m:r>
-          <m:acc>
-            <m:accPr>
-              <m:chr m:val="̃"/>
-            </m:accPr>
+          <m:limLow>
             <m:e>
               <m:r>
                 <m:t>x</m:t>
               </m:r>
             </m:e>
-          </m:acc>
+            <m:lim>
+              <m:r>
+                <m:rPr>
+                  <m:sty m:val="p"/>
+                </m:rPr>
+                <m:t>∼</m:t>
+              </m:r>
+            </m:lim>
+          </m:limLow>
           <m:r>
             <m:rPr>
               <m:sty m:val="p"/>
             </m:rPr>
             <m:t>|</m:t>
           </m:r>
-          <m:acc>
-            <m:accPr>
-              <m:chr m:val="̃"/>
-            </m:accPr>
+          <m:limLow>
             <m:e>
               <m:r>
                 <m:t>θ</m:t>
               </m:r>
             </m:e>
-          </m:acc>
+            <m:lim>
+              <m:r>
+                <m:rPr>
+                  <m:sty m:val="p"/>
+                </m:rPr>
+                <m:t>∼</m:t>
+              </m:r>
+            </m:lim>
+          </m:limLow>
           <m:r>
             <m:rPr>
               <m:sty m:val="p"/>
@@ -1797,16 +1887,21 @@
                 </m:rPr>
                 <m:t>(</m:t>
               </m:r>
-              <m:acc>
-                <m:accPr>
-                  <m:chr m:val="̃"/>
-                </m:accPr>
+              <m:limLow>
                 <m:e>
                   <m:r>
                     <m:t>x</m:t>
                   </m:r>
                 </m:e>
-              </m:acc>
+                <m:lim>
+                  <m:r>
+                    <m:rPr>
+                      <m:sty m:val="p"/>
+                    </m:rPr>
+                    <m:t>∼</m:t>
+                  </m:r>
+                </m:lim>
+              </m:limLow>
               <m:r>
                 <m:rPr>
                   <m:sty m:val="p"/>
@@ -1932,16 +2027,21 @@
                         </m:rPr>
                         <m:t>(</m:t>
                       </m:r>
-                      <m:acc>
-                        <m:accPr>
-                          <m:chr m:val="̃"/>
-                        </m:accPr>
+                      <m:limLow>
                         <m:e>
                           <m:r>
                             <m:t>θ</m:t>
                           </m:r>
                         </m:e>
-                      </m:acc>
+                        <m:lim>
+                          <m:r>
+                            <m:rPr>
+                              <m:sty m:val="p"/>
+                            </m:rPr>
+                            <m:t>∼</m:t>
+                          </m:r>
+                        </m:lim>
+                      </m:limLow>
                       <m:r>
                         <m:rPr>
                           <m:sty m:val="p"/>
@@ -3627,16 +3727,21 @@
                 <m:e>
                   <m:sSup>
                     <m:e>
-                      <m:acc>
-                        <m:accPr>
-                          <m:chr m:val="̃"/>
-                        </m:accPr>
+                      <m:limLow>
                         <m:e>
                           <m:r>
                             <m:t>x</m:t>
                           </m:r>
                         </m:e>
-                      </m:acc>
+                        <m:lim>
+                          <m:r>
+                            <m:rPr>
+                              <m:sty m:val="p"/>
+                            </m:rPr>
+                            <m:t>∼</m:t>
+                          </m:r>
+                        </m:lim>
+                      </m:limLow>
                     </m:e>
                     <m:sup>
                       <m:r>
@@ -3697,16 +3802,21 @@
                 <m:e>
                   <m:sSup>
                     <m:e>
-                      <m:acc>
-                        <m:accPr>
-                          <m:chr m:val="̃"/>
-                        </m:accPr>
+                      <m:limLow>
                         <m:e>
                           <m:r>
                             <m:t>x</m:t>
                           </m:r>
                         </m:e>
-                      </m:acc>
+                        <m:lim>
+                          <m:r>
+                            <m:rPr>
+                              <m:sty m:val="p"/>
+                            </m:rPr>
+                            <m:t>∼</m:t>
+                          </m:r>
+                        </m:lim>
+                      </m:limLow>
                     </m:e>
                     <m:sup>
                       <m:r>
@@ -3829,16 +3939,21 @@
                     <m:e>
                       <m:sSup>
                         <m:e>
-                          <m:acc>
-                            <m:accPr>
-                              <m:chr m:val="̃"/>
-                            </m:accPr>
+                          <m:limLow>
                             <m:e>
                               <m:r>
                                 <m:t>x</m:t>
                               </m:r>
                             </m:e>
-                          </m:acc>
+                            <m:lim>
+                              <m:r>
+                                <m:rPr>
+                                  <m:sty m:val="p"/>
+                                </m:rPr>
+                                <m:t>∼</m:t>
+                              </m:r>
+                            </m:lim>
+                          </m:limLow>
                         </m:e>
                         <m:sup>
                           <m:r>
@@ -3912,16 +4027,21 @@
       <m:oMath>
         <m:sSup>
           <m:e>
-            <m:acc>
-              <m:accPr>
-                <m:chr m:val="̃"/>
-              </m:accPr>
+            <m:limLow>
               <m:e>
                 <m:r>
                   <m:t>x</m:t>
                 </m:r>
               </m:e>
-            </m:acc>
+              <m:lim>
+                <m:r>
+                  <m:rPr>
+                    <m:sty m:val="p"/>
+                  </m:rPr>
+                  <m:t>∼</m:t>
+                </m:r>
+              </m:lim>
+            </m:limLow>
           </m:e>
           <m:sup>
             <m:r>
@@ -4010,16 +4130,21 @@
           <m:e>
             <m:sSup>
               <m:e>
-                <m:acc>
-                  <m:accPr>
-                    <m:chr m:val="̃"/>
-                  </m:accPr>
+                <m:limLow>
                   <m:e>
                     <m:r>
                       <m:t>x</m:t>
                     </m:r>
                   </m:e>
-                </m:acc>
+                  <m:lim>
+                    <m:r>
+                      <m:rPr>
+                        <m:sty m:val="p"/>
+                      </m:rPr>
+                      <m:t>∼</m:t>
+                    </m:r>
+                  </m:lim>
+                </m:limLow>
               </m:e>
               <m:sup>
                 <m:r>
@@ -4108,16 +4233,21 @@
               </m:r>
               <m:sSup>
                 <m:e>
-                  <m:acc>
-                    <m:accPr>
-                      <m:chr m:val="̃"/>
-                    </m:accPr>
+                  <m:limLow>
                     <m:e>
                       <m:r>
                         <m:t>x</m:t>
                       </m:r>
                     </m:e>
-                  </m:acc>
+                    <m:lim>
+                      <m:r>
+                        <m:rPr>
+                          <m:sty m:val="p"/>
+                        </m:rPr>
+                        <m:t>∼</m:t>
+                      </m:r>
+                    </m:lim>
+                  </m:limLow>
                 </m:e>
                 <m:sup>
                   <m:r>
@@ -4427,16 +4557,21 @@
                   </m:r>
                   <m:sSup>
                     <m:e>
-                      <m:acc>
-                        <m:accPr>
-                          <m:chr m:val="̃"/>
-                        </m:accPr>
+                      <m:limLow>
                         <m:e>
                           <m:r>
                             <m:t>x</m:t>
                           </m:r>
                         </m:e>
-                      </m:acc>
+                        <m:lim>
+                          <m:r>
+                            <m:rPr>
+                              <m:sty m:val="p"/>
+                            </m:rPr>
+                            <m:t>∼</m:t>
+                          </m:r>
+                        </m:lim>
+                      </m:limLow>
                     </m:e>
                     <m:sup>
                       <m:r>
@@ -4516,16 +4651,21 @@
               </m:sSup>
               <m:sSup>
                 <m:e>
-                  <m:acc>
-                    <m:accPr>
-                      <m:chr m:val="̃"/>
-                    </m:accPr>
+                  <m:limLow>
                     <m:e>
                       <m:r>
                         <m:t>x</m:t>
                       </m:r>
                     </m:e>
-                  </m:acc>
+                    <m:lim>
+                      <m:r>
+                        <m:rPr>
+                          <m:sty m:val="p"/>
+                        </m:rPr>
+                        <m:t>∼</m:t>
+                      </m:r>
+                    </m:lim>
+                  </m:limLow>
                 </m:e>
                 <m:sup>
                   <m:r>
@@ -4663,16 +4803,21 @@
                   </m:r>
                   <m:sSup>
                     <m:e>
-                      <m:acc>
-                        <m:accPr>
-                          <m:chr m:val="̃"/>
-                        </m:accPr>
+                      <m:limLow>
                         <m:e>
                           <m:r>
                             <m:t>x</m:t>
                           </m:r>
                         </m:e>
-                      </m:acc>
+                        <m:lim>
+                          <m:r>
+                            <m:rPr>
+                              <m:sty m:val="p"/>
+                            </m:rPr>
+                            <m:t>∼</m:t>
+                          </m:r>
+                        </m:lim>
+                      </m:limLow>
                     </m:e>
                     <m:sup>
                       <m:r>
@@ -4752,16 +4897,21 @@
               </m:sSup>
               <m:sSup>
                 <m:e>
-                  <m:acc>
-                    <m:accPr>
-                      <m:chr m:val="̃"/>
-                    </m:accPr>
+                  <m:limLow>
                     <m:e>
                       <m:r>
                         <m:t>x</m:t>
                       </m:r>
                     </m:e>
-                  </m:acc>
+                    <m:lim>
+                      <m:r>
+                        <m:rPr>
+                          <m:sty m:val="p"/>
+                        </m:rPr>
+                        <m:t>∼</m:t>
+                      </m:r>
+                    </m:lim>
+                  </m:limLow>
                 </m:e>
                 <m:sup>
                   <m:r>
@@ -4983,16 +5133,21 @@
                   <m:grow/>
                 </m:dPr>
                 <m:e>
-                  <m:acc>
-                    <m:accPr>
-                      <m:chr m:val="̃"/>
-                    </m:accPr>
+                  <m:limLow>
                     <m:e>
                       <m:r>
                         <m:t>x</m:t>
                       </m:r>
                     </m:e>
-                  </m:acc>
+                    <m:lim>
+                      <m:r>
+                        <m:rPr>
+                          <m:sty m:val="p"/>
+                        </m:rPr>
+                        <m:t>∼</m:t>
+                      </m:r>
+                    </m:lim>
+                  </m:limLow>
                 </m:e>
               </m:d>
               <m:r>
@@ -5011,16 +5166,21 @@
           </m:r>
           <m:sSup>
             <m:e>
-              <m:acc>
-                <m:accPr>
-                  <m:chr m:val="̃"/>
-                </m:accPr>
+              <m:limLow>
                 <m:e>
                   <m:r>
                     <m:t>x</m:t>
                   </m:r>
                 </m:e>
-              </m:acc>
+                <m:lim>
+                  <m:r>
+                    <m:rPr>
+                      <m:sty m:val="p"/>
+                    </m:rPr>
+                    <m:t>∼</m:t>
+                  </m:r>
+                </m:lim>
+              </m:limLow>
             </m:e>
             <m:sup>
               <m:r>
@@ -5044,16 +5204,21 @@
               </m:r>
             </m:e>
           </m:acc>
-          <m:acc>
-            <m:accPr>
-              <m:chr m:val="̃"/>
-            </m:accPr>
+          <m:limLow>
             <m:e>
               <m:r>
                 <m:t>x</m:t>
               </m:r>
             </m:e>
-          </m:acc>
+            <m:lim>
+              <m:r>
+                <m:rPr>
+                  <m:sty m:val="p"/>
+                </m:rPr>
+                <m:t>∼</m:t>
+              </m:r>
+            </m:lim>
+          </m:limLow>
         </m:oMath>
       </m:oMathPara>
     </w:p>
@@ -5088,16 +5253,21 @@
             <m:grow/>
           </m:dPr>
           <m:e>
-            <m:acc>
-              <m:accPr>
-                <m:chr m:val="̃"/>
-              </m:accPr>
+            <m:limLow>
               <m:e>
                 <m:r>
                   <m:t>x</m:t>
                 </m:r>
               </m:e>
-            </m:acc>
+              <m:lim>
+                <m:r>
+                  <m:rPr>
+                    <m:sty m:val="p"/>
+                  </m:rPr>
+                  <m:t>∼</m:t>
+                </m:r>
+              </m:lim>
+            </m:limLow>
             <m:r>
               <m:rPr>
                 <m:sty m:val="p"/>
@@ -5106,16 +5276,21 @@
             </m:r>
             <m:sSup>
               <m:e>
-                <m:acc>
-                  <m:accPr>
-                    <m:chr m:val="̃"/>
-                  </m:accPr>
+                <m:limLow>
                   <m:e>
                     <m:r>
                       <m:t>x</m:t>
                     </m:r>
                   </m:e>
-                </m:acc>
+                  <m:lim>
+                    <m:r>
+                      <m:rPr>
+                        <m:sty m:val="p"/>
+                      </m:rPr>
+                      <m:t>∼</m:t>
+                    </m:r>
+                  </m:lim>
+                </m:limLow>
               </m:e>
               <m:sup>
                 <m:r>
@@ -5151,16 +5326,21 @@
             <m:grow/>
           </m:dPr>
           <m:e>
-            <m:acc>
-              <m:accPr>
-                <m:chr m:val="̃"/>
-              </m:accPr>
+            <m:limLow>
               <m:e>
                 <m:r>
                   <m:t>x</m:t>
                 </m:r>
               </m:e>
-            </m:acc>
+              <m:lim>
+                <m:r>
+                  <m:rPr>
+                    <m:sty m:val="p"/>
+                  </m:rPr>
+                  <m:t>∼</m:t>
+                </m:r>
+              </m:lim>
+            </m:limLow>
           </m:e>
         </m:d>
         <m:r>
@@ -5188,16 +5368,21 @@
           <m:e>
             <m:sSup>
               <m:e>
-                <m:acc>
-                  <m:accPr>
-                    <m:chr m:val="̃"/>
-                  </m:accPr>
+                <m:limLow>
                   <m:e>
                     <m:r>
                       <m:t>x</m:t>
                     </m:r>
                   </m:e>
-                </m:acc>
+                  <m:lim>
+                    <m:r>
+                      <m:rPr>
+                        <m:sty m:val="p"/>
+                      </m:rPr>
+                      <m:t>∼</m:t>
+                    </m:r>
+                  </m:lim>
+                </m:limLow>
               </m:e>
               <m:sup>
                 <m:r>
@@ -5233,32 +5418,42 @@
           </m:rPr>
           <m:t>Δ</m:t>
         </m:r>
-        <m:acc>
-          <m:accPr>
-            <m:chr m:val="̃"/>
-          </m:accPr>
+        <m:limLow>
           <m:e>
             <m:r>
               <m:t>x</m:t>
             </m:r>
           </m:e>
-        </m:acc>
+          <m:lim>
+            <m:r>
+              <m:rPr>
+                <m:sty m:val="p"/>
+              </m:rPr>
+              <m:t>∼</m:t>
+            </m:r>
+          </m:lim>
+        </m:limLow>
         <m:r>
           <m:rPr>
             <m:sty m:val="p"/>
           </m:rPr>
           <m:t>=</m:t>
         </m:r>
-        <m:acc>
-          <m:accPr>
-            <m:chr m:val="̃"/>
-          </m:accPr>
+        <m:limLow>
           <m:e>
             <m:r>
               <m:t>x</m:t>
             </m:r>
           </m:e>
-        </m:acc>
+          <m:lim>
+            <m:r>
+              <m:rPr>
+                <m:sty m:val="p"/>
+              </m:rPr>
+              <m:t>∼</m:t>
+            </m:r>
+          </m:lim>
+        </m:limLow>
         <m:r>
           <m:rPr>
             <m:sty m:val="p"/>
@@ -5267,16 +5462,21 @@
         </m:r>
         <m:sSup>
           <m:e>
-            <m:acc>
-              <m:accPr>
-                <m:chr m:val="̃"/>
-              </m:accPr>
+            <m:limLow>
               <m:e>
                 <m:r>
                   <m:t>x</m:t>
                 </m:r>
               </m:e>
-            </m:acc>
+              <m:lim>
+                <m:r>
+                  <m:rPr>
+                    <m:sty m:val="p"/>
+                  </m:rPr>
+                  <m:t>∼</m:t>
+                </m:r>
+              </m:lim>
+            </m:limLow>
           </m:e>
           <m:sup>
             <m:r>
@@ -5351,16 +5551,21 @@
                   <m:grow/>
                 </m:dPr>
                 <m:e>
-                  <m:acc>
-                    <m:accPr>
-                      <m:chr m:val="̃"/>
-                    </m:accPr>
+                  <m:limLow>
                     <m:e>
                       <m:r>
                         <m:t>x</m:t>
                       </m:r>
                     </m:e>
-                  </m:acc>
+                    <m:lim>
+                      <m:r>
+                        <m:rPr>
+                          <m:sty m:val="p"/>
+                        </m:rPr>
+                        <m:t>∼</m:t>
+                      </m:r>
+                    </m:lim>
+                  </m:limLow>
                   <m:r>
                     <m:rPr>
                       <m:sty m:val="p"/>
@@ -5369,16 +5574,21 @@
                   </m:r>
                   <m:sSup>
                     <m:e>
-                      <m:acc>
-                        <m:accPr>
-                          <m:chr m:val="̃"/>
-                        </m:accPr>
+                      <m:limLow>
                         <m:e>
                           <m:r>
                             <m:t>x</m:t>
                           </m:r>
                         </m:e>
-                      </m:acc>
+                        <m:lim>
+                          <m:r>
+                            <m:rPr>
+                              <m:sty m:val="p"/>
+                            </m:rPr>
+                            <m:t>∼</m:t>
+                          </m:r>
+                        </m:lim>
+                      </m:limLow>
                     </m:e>
                     <m:sup>
                       <m:r>
@@ -5413,16 +5623,21 @@
                 </m:rPr>
                 <m:t>Δ</m:t>
               </m:r>
-              <m:acc>
-                <m:accPr>
-                  <m:chr m:val="̃"/>
-                </m:accPr>
+              <m:limLow>
                 <m:e>
                   <m:r>
                     <m:t>x</m:t>
                   </m:r>
                 </m:e>
-              </m:acc>
+                <m:lim>
+                  <m:r>
+                    <m:rPr>
+                      <m:sty m:val="p"/>
+                    </m:rPr>
+                    <m:t>∼</m:t>
+                  </m:r>
+                </m:lim>
+              </m:limLow>
             </m:e>
             <m:sup>
               <m:r>
@@ -5452,16 +5667,21 @@
             </m:rPr>
             <m:t>Δ</m:t>
           </m:r>
-          <m:acc>
-            <m:accPr>
-              <m:chr m:val="̃"/>
-            </m:accPr>
+          <m:limLow>
             <m:e>
               <m:r>
                 <m:t>x</m:t>
               </m:r>
             </m:e>
-          </m:acc>
+            <m:lim>
+              <m:r>
+                <m:rPr>
+                  <m:sty m:val="p"/>
+                </m:rPr>
+                <m:t>∼</m:t>
+              </m:r>
+            </m:lim>
+          </m:limLow>
         </m:oMath>
       </m:oMathPara>
     </w:p>
@@ -5543,16 +5763,21 @@
           </m:rPr>
           <m:t>(</m:t>
         </m:r>
-        <m:acc>
-          <m:accPr>
-            <m:chr m:val="̃"/>
-          </m:accPr>
+        <m:limLow>
           <m:e>
             <m:r>
               <m:t>x</m:t>
             </m:r>
           </m:e>
-        </m:acc>
+          <m:lim>
+            <m:r>
+              <m:rPr>
+                <m:sty m:val="p"/>
+              </m:rPr>
+              <m:t>∼</m:t>
+            </m:r>
+          </m:lim>
+        </m:limLow>
         <m:r>
           <m:rPr>
             <m:sty m:val="p"/>
@@ -5612,16 +5837,21 @@
           </m:rPr>
           <m:t>(</m:t>
         </m:r>
-        <m:acc>
-          <m:accPr>
-            <m:chr m:val="̃"/>
-          </m:accPr>
+        <m:limLow>
           <m:e>
             <m:r>
               <m:t>x</m:t>
             </m:r>
           </m:e>
-        </m:acc>
+          <m:lim>
+            <m:r>
+              <m:rPr>
+                <m:sty m:val="p"/>
+              </m:rPr>
+              <m:t>∼</m:t>
+            </m:r>
+          </m:lim>
+        </m:limLow>
         <m:r>
           <m:rPr>
             <m:sty m:val="p"/>
@@ -5649,16 +5879,21 @@
           </m:rPr>
           <m:t>(</m:t>
         </m:r>
-        <m:acc>
-          <m:accPr>
-            <m:chr m:val="̃"/>
-          </m:accPr>
+        <m:limLow>
           <m:e>
             <m:r>
               <m:t>x</m:t>
             </m:r>
           </m:e>
-        </m:acc>
+          <m:lim>
+            <m:r>
+              <m:rPr>
+                <m:sty m:val="p"/>
+              </m:rPr>
+              <m:t>∼</m:t>
+            </m:r>
+          </m:lim>
+        </m:limLow>
         <m:r>
           <m:rPr>
             <m:sty m:val="p"/>
@@ -5703,16 +5938,21 @@
           </m:rPr>
           <m:t>(</m:t>
         </m:r>
-        <m:acc>
-          <m:accPr>
-            <m:chr m:val="̃"/>
-          </m:accPr>
+        <m:limLow>
           <m:e>
             <m:r>
               <m:t>x</m:t>
             </m:r>
           </m:e>
-        </m:acc>
+          <m:lim>
+            <m:r>
+              <m:rPr>
+                <m:sty m:val="p"/>
+              </m:rPr>
+              <m:t>∼</m:t>
+            </m:r>
+          </m:lim>
+        </m:limLow>
         <m:r>
           <m:rPr>
             <m:sty m:val="p"/>
@@ -5725,16 +5965,21 @@
           </m:rPr>
           <m:t>=</m:t>
         </m:r>
-        <m:acc>
-          <m:accPr>
-            <m:chr m:val="̃"/>
-          </m:accPr>
+        <m:limLow>
           <m:e>
             <m:r>
               <m:t>x</m:t>
             </m:r>
           </m:e>
-        </m:acc>
+          <m:lim>
+            <m:r>
+              <m:rPr>
+                <m:sty m:val="p"/>
+              </m:rPr>
+              <m:t>∼</m:t>
+            </m:r>
+          </m:lim>
+        </m:limLow>
         <m:r>
           <m:rPr>
             <m:sty m:val="p"/>
@@ -5777,16 +6022,21 @@
             </m:rPr>
             <m:t>(</m:t>
           </m:r>
-          <m:acc>
-            <m:accPr>
-              <m:chr m:val="̃"/>
-            </m:accPr>
+          <m:limLow>
             <m:e>
               <m:r>
                 <m:t>x</m:t>
               </m:r>
             </m:e>
-          </m:acc>
+            <m:lim>
+              <m:r>
+                <m:rPr>
+                  <m:sty m:val="p"/>
+                </m:rPr>
+                <m:t>∼</m:t>
+              </m:r>
+            </m:lim>
+          </m:limLow>
           <m:r>
             <m:rPr>
               <m:sty m:val="p"/>
@@ -5795,16 +6045,21 @@
           </m:r>
           <m:sSup>
             <m:e>
-              <m:acc>
-                <m:accPr>
-                  <m:chr m:val="̃"/>
-                </m:accPr>
+              <m:limLow>
                 <m:e>
                   <m:r>
                     <m:t>x</m:t>
                   </m:r>
                 </m:e>
-              </m:acc>
+                <m:lim>
+                  <m:r>
+                    <m:rPr>
+                      <m:sty m:val="p"/>
+                    </m:rPr>
+                    <m:t>∼</m:t>
+                  </m:r>
+                </m:lim>
+              </m:limLow>
             </m:e>
             <m:sup>
               <m:r>
@@ -5856,16 +6111,21 @@
                 </m:rPr>
                 <m:t>Δ</m:t>
               </m:r>
-              <m:acc>
-                <m:accPr>
-                  <m:chr m:val="̃"/>
-                </m:accPr>
+              <m:limLow>
                 <m:e>
                   <m:r>
                     <m:t>x</m:t>
                   </m:r>
                 </m:e>
-              </m:acc>
+                <m:lim>
+                  <m:r>
+                    <m:rPr>
+                      <m:sty m:val="p"/>
+                    </m:rPr>
+                    <m:t>∼</m:t>
+                  </m:r>
+                </m:lim>
+              </m:limLow>
               <m:r>
                 <m:rPr>
                   <m:sty m:val="p"/>
@@ -5878,16 +6138,21 @@
                 </m:rPr>
                 <m:t>⋅</m:t>
               </m:r>
-              <m:acc>
-                <m:accPr>
-                  <m:chr m:val="̃"/>
-                </m:accPr>
+              <m:limLow>
                 <m:e>
                   <m:r>
                     <m:t>β</m:t>
                   </m:r>
                 </m:e>
-              </m:acc>
+                <m:lim>
+                  <m:r>
+                    <m:rPr>
+                      <m:sty m:val="p"/>
+                    </m:rPr>
+                    <m:t>∼</m:t>
+                  </m:r>
+                </m:lim>
+              </m:limLow>
             </m:e>
           </m:d>
           <m:r>
@@ -10194,28 +10459,38 @@
                 </m:r>
               </m:e>
               <m:e>
-                <m:acc>
-                  <m:accPr>
-                    <m:chr m:val="̃"/>
-                  </m:accPr>
+                <m:limLow>
                   <m:e>
                     <m:r>
                       <m:t>x</m:t>
                     </m:r>
                   </m:e>
-                </m:acc>
+                  <m:lim>
+                    <m:r>
+                      <m:rPr>
+                        <m:sty m:val="p"/>
+                      </m:rPr>
+                      <m:t>∼</m:t>
+                    </m:r>
+                  </m:lim>
+                </m:limLow>
               </m:e>
               <m:e>
-                <m:acc>
-                  <m:accPr>
-                    <m:chr m:val="̃"/>
-                  </m:accPr>
+                <m:limLow>
                   <m:e>
                     <m:r>
                       <m:t>β</m:t>
                     </m:r>
                   </m:e>
-                </m:acc>
+                  <m:lim>
+                    <m:r>
+                      <m:rPr>
+                        <m:sty m:val="p"/>
+                      </m:rPr>
+                      <m:t>∼</m:t>
+                    </m:r>
+                  </m:lim>
+                </m:limLow>
               </m:e>
             </m:mr>
             <m:mr>
@@ -10490,32 +10765,42 @@
             </m:mr>
             <m:mr>
               <m:e>
-                <m:acc>
-                  <m:accPr>
-                    <m:chr m:val="̃"/>
-                  </m:accPr>
+                <m:limLow>
                   <m:e>
                     <m:r>
                       <m:t>x</m:t>
                     </m:r>
                   </m:e>
-                </m:acc>
+                  <m:lim>
+                    <m:r>
+                      <m:rPr>
+                        <m:sty m:val="p"/>
+                      </m:rPr>
+                      <m:t>∼</m:t>
+                    </m:r>
+                  </m:lim>
+                </m:limLow>
               </m:e>
               <m:e>
                 <m:limLow>
                   <m:e>
                     <m:limLow>
                       <m:e>
-                        <m:acc>
-                          <m:accPr>
-                            <m:chr m:val="̃"/>
-                          </m:accPr>
+                        <m:limLow>
                           <m:e>
                             <m:r>
                               <m:t>β</m:t>
                             </m:r>
                           </m:e>
-                        </m:acc>
+                          <m:lim>
+                            <m:r>
+                              <m:rPr>
+                                <m:sty m:val="p"/>
+                              </m:rPr>
+                              <m:t>∼</m:t>
+                            </m:r>
+                          </m:lim>
+                        </m:limLow>
                         <m:r>
                           <m:t>π</m:t>
                         </m:r>
@@ -10575,16 +10860,21 @@
                   <m:e>
                     <m:limLow>
                       <m:e>
-                        <m:acc>
-                          <m:accPr>
-                            <m:chr m:val="̃"/>
-                          </m:accPr>
+                        <m:limLow>
                           <m:e>
                             <m:r>
                               <m:t>β</m:t>
                             </m:r>
                           </m:e>
-                        </m:acc>
+                          <m:lim>
+                            <m:r>
+                              <m:rPr>
+                                <m:sty m:val="p"/>
+                              </m:rPr>
+                              <m:t>∼</m:t>
+                            </m:r>
+                          </m:lim>
+                        </m:limLow>
                         <m:r>
                           <m:t>ω</m:t>
                         </m:r>
@@ -10620,16 +10910,21 @@
                   <m:e>
                     <m:limLow>
                       <m:e>
-                        <m:acc>
-                          <m:accPr>
-                            <m:chr m:val="̃"/>
-                          </m:accPr>
+                        <m:limLow>
                           <m:e>
                             <m:r>
                               <m:t>β</m:t>
                             </m:r>
                           </m:e>
-                        </m:acc>
+                          <m:lim>
+                            <m:r>
+                              <m:rPr>
+                                <m:sty m:val="p"/>
+                              </m:rPr>
+                              <m:t>∼</m:t>
+                            </m:r>
+                          </m:lim>
+                        </m:limLow>
                       </m:e>
                       <m:lim>
                         <m:r>
@@ -10725,32 +11020,42 @@
             </m:mr>
             <m:mr>
               <m:e>
-                <m:acc>
-                  <m:accPr>
-                    <m:chr m:val="̃"/>
-                  </m:accPr>
+                <m:limLow>
                   <m:e>
                     <m:r>
                       <m:t>β</m:t>
                     </m:r>
                   </m:e>
-                </m:acc>
+                  <m:lim>
+                    <m:r>
+                      <m:rPr>
+                        <m:sty m:val="p"/>
+                      </m:rPr>
+                      <m:t>∼</m:t>
+                    </m:r>
+                  </m:lim>
+                </m:limLow>
               </m:e>
               <m:e>
                 <m:limLow>
                   <m:e>
                     <m:limLow>
                       <m:e>
-                        <m:acc>
-                          <m:accPr>
-                            <m:chr m:val="̃"/>
-                          </m:accPr>
+                        <m:limLow>
                           <m:e>
                             <m:r>
                               <m:t>x</m:t>
                             </m:r>
                           </m:e>
-                        </m:acc>
+                          <m:lim>
+                            <m:r>
+                              <m:rPr>
+                                <m:sty m:val="p"/>
+                              </m:rPr>
+                              <m:t>∼</m:t>
+                            </m:r>
+                          </m:lim>
+                        </m:limLow>
                         <m:r>
                           <m:t>π</m:t>
                         </m:r>
@@ -10810,16 +11115,21 @@
                   <m:e>
                     <m:limLow>
                       <m:e>
-                        <m:acc>
-                          <m:accPr>
-                            <m:chr m:val="̃"/>
-                          </m:accPr>
+                        <m:limLow>
                           <m:e>
                             <m:r>
                               <m:t>x</m:t>
                             </m:r>
                           </m:e>
-                        </m:acc>
+                          <m:lim>
+                            <m:r>
+                              <m:rPr>
+                                <m:sty m:val="p"/>
+                              </m:rPr>
+                              <m:t>∼</m:t>
+                            </m:r>
+                          </m:lim>
+                        </m:limLow>
                         <m:r>
                           <m:t>ω</m:t>
                         </m:r>
@@ -10855,16 +11165,21 @@
                   <m:e>
                     <m:limLow>
                       <m:e>
-                        <m:acc>
-                          <m:accPr>
-                            <m:chr m:val="̃"/>
-                          </m:accPr>
+                        <m:limLow>
                           <m:e>
                             <m:r>
                               <m:t>x</m:t>
                             </m:r>
                           </m:e>
-                        </m:acc>
+                          <m:lim>
+                            <m:r>
+                              <m:rPr>
+                                <m:sty m:val="p"/>
+                              </m:rPr>
+                              <m:t>∼</m:t>
+                            </m:r>
+                          </m:lim>
+                        </m:limLow>
                       </m:e>
                       <m:lim>
                         <m:r>
@@ -11236,16 +11551,21 @@
           </m:r>
           <m:sSub>
             <m:e>
-              <m:acc>
-                <m:accPr>
-                  <m:chr m:val="̃"/>
-                </m:accPr>
+              <m:limLow>
                 <m:e>
                   <m:r>
                     <m:t>X</m:t>
                   </m:r>
                 </m:e>
-              </m:acc>
+                <m:lim>
+                  <m:r>
+                    <m:rPr>
+                      <m:sty m:val="p"/>
+                    </m:rPr>
+                    <m:t>∼</m:t>
+                  </m:r>
+                </m:lim>
+              </m:limLow>
             </m:e>
             <m:sub>
               <m:r>
@@ -11315,16 +11635,21 @@
           </m:r>
           <m:sSub>
             <m:e>
-              <m:acc>
-                <m:accPr>
-                  <m:chr m:val="̃"/>
-                </m:accPr>
+              <m:limLow>
                 <m:e>
                   <m:r>
                     <m:t>X</m:t>
                   </m:r>
                 </m:e>
-              </m:acc>
+                <m:lim>
+                  <m:r>
+                    <m:rPr>
+                      <m:sty m:val="p"/>
+                    </m:rPr>
+                    <m:t>∼</m:t>
+                  </m:r>
+                </m:lim>
+              </m:limLow>
             </m:e>
             <m:sub>
               <m:r>
@@ -11379,16 +11704,21 @@
                 </m:rPr>
                 <m:t>(</m:t>
               </m:r>
-              <m:acc>
-                <m:accPr>
-                  <m:chr m:val="̃"/>
-                </m:accPr>
+              <m:limLow>
                 <m:e>
                   <m:r>
                     <m:t>x</m:t>
                   </m:r>
                 </m:e>
-              </m:acc>
+                <m:lim>
+                  <m:r>
+                    <m:rPr>
+                      <m:sty m:val="p"/>
+                    </m:rPr>
+                    <m:t>∼</m:t>
+                  </m:r>
+                </m:lim>
+              </m:limLow>
               <m:r>
                 <m:rPr>
                   <m:sty m:val="p"/>
@@ -11408,16 +11738,21 @@
           </m:r>
           <m:sSup>
             <m:e>
-              <m:acc>
-                <m:accPr>
-                  <m:chr m:val="̃"/>
-                </m:accPr>
+              <m:limLow>
                 <m:e>
                   <m:r>
                     <m:t>x</m:t>
                   </m:r>
                 </m:e>
-              </m:acc>
+                <m:lim>
+                  <m:r>
+                    <m:rPr>
+                      <m:sty m:val="p"/>
+                    </m:rPr>
+                    <m:t>∼</m:t>
+                  </m:r>
+                </m:lim>
+              </m:limLow>
             </m:e>
             <m:sup>
               <m:r>
@@ -11428,16 +11763,21 @@
               </m:r>
             </m:sup>
           </m:sSup>
-          <m:acc>
-            <m:accPr>
-              <m:chr m:val="̃"/>
-            </m:accPr>
+          <m:limLow>
             <m:e>
               <m:r>
                 <m:t>β</m:t>
               </m:r>
             </m:e>
-          </m:acc>
+            <m:lim>
+              <m:r>
+                <m:rPr>
+                  <m:sty m:val="p"/>
+                </m:rPr>
+                <m:t>∼</m:t>
+              </m:r>
+            </m:lim>
+          </m:limLow>
         </m:oMath>
       </m:oMathPara>
     </w:p>
@@ -11452,16 +11792,21 @@
         <w:t xml:space="preserve"> </w:t>
       </w:r>
       <m:oMath>
-        <m:acc>
-          <m:accPr>
-            <m:chr m:val="̃"/>
-          </m:accPr>
+        <m:limLow>
           <m:e>
             <m:r>
               <m:t>β</m:t>
             </m:r>
           </m:e>
-        </m:acc>
+          <m:lim>
+            <m:r>
+              <m:rPr>
+                <m:sty m:val="p"/>
+              </m:rPr>
+              <m:t>∼</m:t>
+            </m:r>
+          </m:lim>
+        </m:limLow>
         <m:r>
           <m:rPr>
             <m:sty m:val="p"/>
@@ -11687,16 +12032,21 @@
           <m:e>
             <m:sSub>
               <m:e>
-                <m:acc>
-                  <m:accPr>
-                    <m:chr m:val="̃"/>
-                  </m:accPr>
+                <m:limLow>
                   <m:e>
                     <m:r>
                       <m:t>x</m:t>
                     </m:r>
                   </m:e>
-                </m:acc>
+                  <m:lim>
+                    <m:r>
+                      <m:rPr>
+                        <m:sty m:val="p"/>
+                      </m:rPr>
+                      <m:t>∼</m:t>
+                    </m:r>
+                  </m:lim>
+                </m:limLow>
               </m:e>
               <m:sub>
                 <m:r>
@@ -11728,16 +12078,21 @@
         <w:t xml:space="preserve"> </w:t>
       </w:r>
       <m:oMath>
-        <m:acc>
-          <m:accPr>
-            <m:chr m:val="̃"/>
-          </m:accPr>
+        <m:limLow>
           <m:e>
             <m:r>
               <m:t>ε</m:t>
             </m:r>
           </m:e>
-        </m:acc>
+          <m:lim>
+            <m:r>
+              <m:rPr>
+                <m:sty m:val="p"/>
+              </m:rPr>
+              <m:t>∼</m:t>
+            </m:r>
+          </m:lim>
+        </m:limLow>
       </m:oMath>
       <w:r>
         <w:t xml:space="preserve"> </w:t>
@@ -12056,10 +12411,7 @@
           <m:jc m:val="center"/>
         </m:oMathParaPr>
         <m:oMath>
-          <m:acc>
-            <m:accPr>
-              <m:chr m:val="̃"/>
-            </m:accPr>
+          <m:limLow>
             <m:e>
               <m:sSup>
                 <m:e>
@@ -12077,23 +12429,36 @@
                 </m:sup>
               </m:sSup>
             </m:e>
-          </m:acc>
+            <m:lim>
+              <m:r>
+                <m:rPr>
+                  <m:sty m:val="p"/>
+                </m:rPr>
+                <m:t>∼</m:t>
+              </m:r>
+            </m:lim>
+          </m:limLow>
           <m:r>
             <m:rPr>
               <m:sty m:val="p"/>
             </m:rPr>
             <m:t>(</m:t>
           </m:r>
-          <m:acc>
-            <m:accPr>
-              <m:chr m:val="̃"/>
-            </m:accPr>
+          <m:limLow>
             <m:e>
               <m:r>
                 <m:t>β</m:t>
               </m:r>
             </m:e>
-          </m:acc>
+            <m:lim>
+              <m:r>
+                <m:rPr>
+                  <m:sty m:val="p"/>
+                </m:rPr>
+                <m:t>∼</m:t>
+              </m:r>
+            </m:lim>
+          </m:limLow>
           <m:r>
             <m:rPr>
               <m:sty m:val="p"/>
@@ -12133,10 +12498,7 @@
               </m:r>
             </m:sup>
             <m:e>
-              <m:acc>
-                <m:accPr>
-                  <m:chr m:val="̃"/>
-                </m:accPr>
+              <m:limLow>
                 <m:e>
                   <m:sSubSup>
                     <m:e>
@@ -12159,7 +12521,15 @@
                     </m:sup>
                   </m:sSubSup>
                 </m:e>
-              </m:acc>
+                <m:lim>
+                  <m:r>
+                    <m:rPr>
+                      <m:sty m:val="p"/>
+                    </m:rPr>
+                    <m:t>∼</m:t>
+                  </m:r>
+                </m:lim>
+              </m:limLow>
             </m:e>
           </m:nary>
           <m:r>
@@ -12168,16 +12538,21 @@
             </m:rPr>
             <m:t>(</m:t>
           </m:r>
-          <m:acc>
-            <m:accPr>
-              <m:chr m:val="̃"/>
-            </m:accPr>
+          <m:limLow>
             <m:e>
               <m:r>
                 <m:t>β</m:t>
               </m:r>
             </m:e>
-          </m:acc>
+            <m:lim>
+              <m:r>
+                <m:rPr>
+                  <m:sty m:val="p"/>
+                </m:rPr>
+                <m:t>∼</m:t>
+              </m:r>
+            </m:lim>
+          </m:limLow>
           <m:r>
             <m:rPr>
               <m:sty m:val="p"/>
@@ -12219,16 +12594,21 @@
             </m:rPr>
             <m:t>(</m:t>
           </m:r>
-          <m:acc>
-            <m:accPr>
-              <m:chr m:val="̃"/>
-            </m:accPr>
+          <m:limLow>
             <m:e>
               <m:r>
                 <m:t>β</m:t>
               </m:r>
             </m:e>
-          </m:acc>
+            <m:lim>
+              <m:r>
+                <m:rPr>
+                  <m:sty m:val="p"/>
+                </m:rPr>
+                <m:t>∼</m:t>
+              </m:r>
+            </m:lim>
+          </m:limLow>
           <m:r>
             <m:rPr>
               <m:sty m:val="p"/>
@@ -12243,16 +12623,21 @@
           </m:r>
           <m:sSub>
             <m:e>
-              <m:acc>
-                <m:accPr>
-                  <m:chr m:val="̃"/>
-                </m:accPr>
+              <m:limLow>
                 <m:e>
                   <m:r>
                     <m:t>x</m:t>
                   </m:r>
                 </m:e>
-              </m:acc>
+                <m:lim>
+                  <m:r>
+                    <m:rPr>
+                      <m:sty m:val="p"/>
+                    </m:rPr>
+                    <m:t>∼</m:t>
+                  </m:r>
+                </m:lim>
+              </m:limLow>
             </m:e>
             <m:sub>
               <m:r>
@@ -12316,10 +12701,7 @@
           <m:jc m:val="center"/>
         </m:oMathParaPr>
         <m:oMath>
-          <m:acc>
-            <m:accPr>
-              <m:chr m:val="̃"/>
-            </m:accPr>
+          <m:limLow>
             <m:e>
               <m:sSup>
                 <m:e>
@@ -12337,23 +12719,36 @@
                 </m:sup>
               </m:sSup>
             </m:e>
-          </m:acc>
+            <m:lim>
+              <m:r>
+                <m:rPr>
+                  <m:sty m:val="p"/>
+                </m:rPr>
+                <m:t>∼</m:t>
+              </m:r>
+            </m:lim>
+          </m:limLow>
           <m:r>
             <m:rPr>
               <m:sty m:val="p"/>
             </m:rPr>
             <m:t>(</m:t>
           </m:r>
-          <m:acc>
-            <m:accPr>
-              <m:chr m:val="̃"/>
-            </m:accPr>
+          <m:limLow>
             <m:e>
               <m:r>
                 <m:t>β</m:t>
               </m:r>
             </m:e>
-          </m:acc>
+            <m:lim>
+              <m:r>
+                <m:rPr>
+                  <m:sty m:val="p"/>
+                </m:rPr>
+                <m:t>∼</m:t>
+              </m:r>
+            </m:lim>
+          </m:limLow>
           <m:r>
             <m:rPr>
               <m:sty m:val="p"/>
@@ -12395,16 +12790,21 @@
             <m:e>
               <m:sSub>
                 <m:e>
-                  <m:acc>
-                    <m:accPr>
-                      <m:chr m:val="̃"/>
-                    </m:accPr>
+                  <m:limLow>
                     <m:e>
                       <m:r>
                         <m:t>x</m:t>
                       </m:r>
                     </m:e>
-                  </m:acc>
+                    <m:lim>
+                      <m:r>
+                        <m:rPr>
+                          <m:sty m:val="p"/>
+                        </m:rPr>
+                        <m:t>∼</m:t>
+                      </m:r>
+                    </m:lim>
+                  </m:limLow>
                 </m:e>
                 <m:sub>
                   <m:r>
@@ -12505,16 +12905,21 @@
             <m:e>
               <m:limLow>
                 <m:e>
-                  <m:acc>
-                    <m:accPr>
-                      <m:chr m:val="̃"/>
-                    </m:accPr>
+                  <m:limLow>
                     <m:e>
                       <m:r>
                         <m:t>ε</m:t>
                       </m:r>
                     </m:e>
-                  </m:acc>
+                    <m:lim>
+                      <m:r>
+                        <m:rPr>
+                          <m:sty m:val="p"/>
+                        </m:rPr>
+                        <m:t>∼</m:t>
+                      </m:r>
+                    </m:lim>
+                  </m:limLow>
                 </m:e>
                 <m:lim>
                   <m:r>
@@ -12608,16 +13013,21 @@
             <m:chr m:val="̂"/>
           </m:accPr>
           <m:e>
-            <m:acc>
-              <m:accPr>
-                <m:chr m:val="̃"/>
-              </m:accPr>
+            <m:limLow>
               <m:e>
                 <m:r>
                   <m:t>β</m:t>
                 </m:r>
               </m:e>
-            </m:acc>
+              <m:lim>
+                <m:r>
+                  <m:rPr>
+                    <m:sty m:val="p"/>
+                  </m:rPr>
+                  <m:t>∼</m:t>
+                </m:r>
+              </m:lim>
+            </m:limLow>
           </m:e>
         </m:acc>
       </m:oMath>
@@ -12655,10 +13065,7 @@
             <m:e>
               <m:limLow>
                 <m:e>
-                  <m:acc>
-                    <m:accPr>
-                      <m:chr m:val="̃"/>
-                    </m:accPr>
+                  <m:limLow>
                     <m:e>
                       <m:sSup>
                         <m:e>
@@ -12676,7 +13083,15 @@
                         </m:sup>
                       </m:sSup>
                     </m:e>
-                  </m:acc>
+                    <m:lim>
+                      <m:r>
+                        <m:rPr>
+                          <m:sty m:val="p"/>
+                        </m:rPr>
+                        <m:t>∼</m:t>
+                      </m:r>
+                    </m:lim>
+                  </m:limLow>
                   <m:r>
                     <m:rPr>
                       <m:sty m:val="p"/>
@@ -12688,16 +13103,21 @@
                       <m:chr m:val="̂"/>
                     </m:accPr>
                     <m:e>
-                      <m:acc>
-                        <m:accPr>
-                          <m:chr m:val="̃"/>
-                        </m:accPr>
+                      <m:limLow>
                         <m:e>
                           <m:r>
                             <m:t>β</m:t>
                           </m:r>
                         </m:e>
-                      </m:acc>
+                        <m:lim>
+                          <m:r>
+                            <m:rPr>
+                              <m:sty m:val="p"/>
+                            </m:rPr>
+                            <m:t>∼</m:t>
+                          </m:r>
+                        </m:lim>
+                      </m:limLow>
                     </m:e>
                   </m:acc>
                   <m:r>
@@ -12792,16 +13212,21 @@
                     <m:e>
                       <m:sSub>
                         <m:e>
-                          <m:acc>
-                            <m:accPr>
-                              <m:chr m:val="̃"/>
-                            </m:accPr>
+                          <m:limLow>
                             <m:e>
                               <m:r>
                                 <m:t>x</m:t>
                               </m:r>
                             </m:e>
-                          </m:acc>
+                            <m:lim>
+                              <m:r>
+                                <m:rPr>
+                                  <m:sty m:val="p"/>
+                                </m:rPr>
+                                <m:t>∼</m:t>
+                              </m:r>
+                            </m:lim>
+                          </m:limLow>
                         </m:e>
                         <m:sub>
                           <m:r>
@@ -12912,16 +13337,21 @@
                             <m:e>
                               <m:sSub>
                                 <m:e>
-                                  <m:acc>
-                                    <m:accPr>
-                                      <m:chr m:val="̃"/>
-                                    </m:accPr>
+                                  <m:limLow>
                                     <m:e>
                                       <m:r>
                                         <m:t>x</m:t>
                                       </m:r>
                                     </m:e>
-                                  </m:acc>
+                                    <m:lim>
+                                      <m:r>
+                                        <m:rPr>
+                                          <m:sty m:val="p"/>
+                                        </m:rPr>
+                                        <m:t>∼</m:t>
+                                      </m:r>
+                                    </m:lim>
+                                  </m:limLow>
                                 </m:e>
                                 <m:sub>
                                   <m:r>
@@ -12944,16 +13374,21 @@
                               <m:chr m:val="̂"/>
                             </m:accPr>
                             <m:e>
-                              <m:acc>
-                                <m:accPr>
-                                  <m:chr m:val="̃"/>
-                                </m:accPr>
+                              <m:limLow>
                                 <m:e>
                                   <m:r>
                                     <m:t>β</m:t>
                                   </m:r>
                                 </m:e>
-                              </m:acc>
+                                <m:lim>
+                                  <m:r>
+                                    <m:rPr>
+                                      <m:sty m:val="p"/>
+                                    </m:rPr>
+                                    <m:t>∼</m:t>
+                                  </m:r>
+                                </m:lim>
+                              </m:limLow>
                             </m:e>
                           </m:acc>
                         </m:e>
@@ -13062,16 +13497,21 @@
             <m:chr m:val="̂"/>
           </m:accPr>
           <m:e>
-            <m:acc>
-              <m:accPr>
-                <m:chr m:val="̃"/>
-              </m:accPr>
+            <m:limLow>
               <m:e>
                 <m:r>
                   <m:t>β</m:t>
                 </m:r>
               </m:e>
-            </m:acc>
+              <m:lim>
+                <m:r>
+                  <m:rPr>
+                    <m:sty m:val="p"/>
+                  </m:rPr>
+                  <m:t>∼</m:t>
+                </m:r>
+              </m:lim>
+            </m:limLow>
           </m:e>
         </m:acc>
       </m:oMath>
@@ -13145,16 +13585,21 @@
                     </m:rPr>
                     <m:t>(</m:t>
                   </m:r>
-                  <m:acc>
-                    <m:accPr>
-                      <m:chr m:val="̃"/>
-                    </m:accPr>
+                  <m:limLow>
                     <m:e>
                       <m:r>
                         <m:t>β</m:t>
                       </m:r>
                     </m:e>
-                  </m:acc>
+                    <m:lim>
+                      <m:r>
+                        <m:rPr>
+                          <m:sty m:val="p"/>
+                        </m:rPr>
+                        <m:t>∼</m:t>
+                      </m:r>
+                    </m:lim>
+                  </m:limLow>
                   <m:r>
                     <m:rPr>
                       <m:sty m:val="p"/>
@@ -13487,16 +13932,21 @@
               </m:r>
               <m:sSub>
                 <m:e>
-                  <m:acc>
-                    <m:accPr>
-                      <m:chr m:val="̃"/>
-                    </m:accPr>
+                  <m:limLow>
                     <m:e>
                       <m:r>
                         <m:t>X</m:t>
                       </m:r>
                     </m:e>
-                  </m:acc>
+                    <m:lim>
+                      <m:r>
+                        <m:rPr>
+                          <m:sty m:val="p"/>
+                        </m:rPr>
+                        <m:t>∼</m:t>
+                      </m:r>
+                    </m:lim>
+                  </m:limLow>
                 </m:e>
                 <m:sub>
                   <m:r>
@@ -13512,16 +13962,21 @@
               </m:r>
               <m:sSub>
                 <m:e>
-                  <m:acc>
-                    <m:accPr>
-                      <m:chr m:val="̃"/>
-                    </m:accPr>
+                  <m:limLow>
                     <m:e>
                       <m:r>
                         <m:t>x</m:t>
                       </m:r>
                     </m:e>
-                  </m:acc>
+                    <m:lim>
+                      <m:r>
+                        <m:rPr>
+                          <m:sty m:val="p"/>
+                        </m:rPr>
+                        <m:t>∼</m:t>
+                      </m:r>
+                    </m:lim>
+                  </m:limLow>
                 </m:e>
                 <m:sub>
                   <m:r>
@@ -13668,16 +14123,21 @@
         <w:t xml:space="preserve"> </w:t>
       </w:r>
       <m:oMath>
-        <m:acc>
-          <m:accPr>
-            <m:chr m:val="̃"/>
-          </m:accPr>
+        <m:limLow>
           <m:e>
             <m:r>
               <m:t>β</m:t>
             </m:r>
           </m:e>
-        </m:acc>
+          <m:lim>
+            <m:r>
+              <m:rPr>
+                <m:sty m:val="p"/>
+              </m:rPr>
+              <m:t>∼</m:t>
+            </m:r>
+          </m:lim>
+        </m:limLow>
       </m:oMath>
       <w:r>
         <w:t xml:space="preserve"> </w:t>
@@ -13792,16 +14252,21 @@
                           <m:chr m:val="̂"/>
                         </m:accPr>
                         <m:e>
-                          <m:acc>
-                            <m:accPr>
-                              <m:chr m:val="̃"/>
-                            </m:accPr>
+                          <m:limLow>
                             <m:e>
                               <m:r>
                                 <m:t>β</m:t>
                               </m:r>
                             </m:e>
-                          </m:acc>
+                            <m:lim>
+                              <m:r>
+                                <m:rPr>
+                                  <m:sty m:val="p"/>
+                                </m:rPr>
+                                <m:t>∼</m:t>
+                              </m:r>
+                            </m:lim>
+                          </m:limLow>
                         </m:e>
                       </m:acc>
                     </m:e>
@@ -13878,16 +14343,21 @@
                           <m:chr m:val="̂"/>
                         </m:accPr>
                         <m:e>
-                          <m:acc>
-                            <m:accPr>
-                              <m:chr m:val="̃"/>
-                            </m:accPr>
+                          <m:limLow>
                             <m:e>
                               <m:r>
                                 <m:t>β</m:t>
                               </m:r>
                             </m:e>
-                          </m:acc>
+                            <m:lim>
+                              <m:r>
+                                <m:rPr>
+                                  <m:sty m:val="p"/>
+                                </m:rPr>
+                                <m:t>∼</m:t>
+                              </m:r>
+                            </m:lim>
+                          </m:limLow>
                         </m:e>
                       </m:acc>
                     </m:e>
@@ -13996,16 +14466,21 @@
                               <m:grow/>
                             </m:dPr>
                             <m:e>
-                              <m:acc>
-                                <m:accPr>
-                                  <m:chr m:val="̃"/>
-                                </m:accPr>
+                              <m:limLow>
                                 <m:e>
                                   <m:r>
                                     <m:t>y</m:t>
                                   </m:r>
                                 </m:e>
-                              </m:acc>
+                                <m:lim>
+                                  <m:r>
+                                    <m:rPr>
+                                      <m:sty m:val="p"/>
+                                    </m:rPr>
+                                    <m:t>∼</m:t>
+                                  </m:r>
+                                </m:lim>
+                              </m:limLow>
                               <m:r>
                                 <m:rPr>
                                   <m:sty m:val="p"/>
@@ -14019,16 +14494,21 @@
                                       <m:chr m:val="̂"/>
                                     </m:accPr>
                                     <m:e>
-                                      <m:acc>
-                                        <m:accPr>
-                                          <m:chr m:val="̃"/>
-                                        </m:accPr>
+                                      <m:limLow>
                                         <m:e>
                                           <m:r>
                                             <m:t>β</m:t>
                                           </m:r>
                                         </m:e>
-                                      </m:acc>
+                                        <m:lim>
+                                          <m:r>
+                                            <m:rPr>
+                                              <m:sty m:val="p"/>
+                                            </m:rPr>
+                                            <m:t>∼</m:t>
+                                          </m:r>
+                                        </m:lim>
+                                      </m:limLow>
                                     </m:e>
                                   </m:acc>
                                 </m:e>
@@ -14162,16 +14642,21 @@
                       <m:grow/>
                     </m:dPr>
                     <m:e>
-                      <m:acc>
-                        <m:accPr>
-                          <m:chr m:val="̃"/>
-                        </m:accPr>
+                      <m:limLow>
                         <m:e>
                           <m:r>
                             <m:t>y</m:t>
                           </m:r>
                         </m:e>
-                      </m:acc>
+                        <m:lim>
+                          <m:r>
+                            <m:rPr>
+                              <m:sty m:val="p"/>
+                            </m:rPr>
+                            <m:t>∼</m:t>
+                          </m:r>
+                        </m:lim>
+                      </m:limLow>
                       <m:r>
                         <m:rPr>
                           <m:sty m:val="p"/>
@@ -14185,16 +14670,21 @@
                               <m:chr m:val="̂"/>
                             </m:accPr>
                             <m:e>
-                              <m:acc>
-                                <m:accPr>
-                                  <m:chr m:val="̃"/>
-                                </m:accPr>
+                              <m:limLow>
                                 <m:e>
                                   <m:r>
                                     <m:t>β</m:t>
                                   </m:r>
                                 </m:e>
-                              </m:acc>
+                                <m:lim>
+                                  <m:r>
+                                    <m:rPr>
+                                      <m:sty m:val="p"/>
+                                    </m:rPr>
+                                    <m:t>∼</m:t>
+                                  </m:r>
+                                </m:lim>
+                              </m:limLow>
                             </m:e>
                           </m:acc>
                         </m:e>
@@ -15291,16 +15781,21 @@
             </m:rPr>
             <m:t>(</m:t>
           </m:r>
-          <m:acc>
-            <m:accPr>
-              <m:chr m:val="̃"/>
-            </m:accPr>
+          <m:limLow>
             <m:e>
               <m:r>
                 <m:t>x</m:t>
               </m:r>
             </m:e>
-          </m:acc>
+            <m:lim>
+              <m:r>
+                <m:rPr>
+                  <m:sty m:val="p"/>
+                </m:rPr>
+                <m:t>∼</m:t>
+              </m:r>
+            </m:lim>
+          </m:limLow>
           <m:r>
             <m:rPr>
               <m:sty m:val="p"/>
@@ -15309,16 +15804,21 @@
           </m:r>
           <m:sSup>
             <m:e>
-              <m:acc>
-                <m:accPr>
-                  <m:chr m:val="̃"/>
-                </m:accPr>
+              <m:limLow>
                 <m:e>
                   <m:r>
                     <m:t>x</m:t>
                   </m:r>
                 </m:e>
-              </m:acc>
+                <m:lim>
+                  <m:r>
+                    <m:rPr>
+                      <m:sty m:val="p"/>
+                    </m:rPr>
+                    <m:t>∼</m:t>
+                  </m:r>
+                </m:lim>
+              </m:limLow>
             </m:e>
             <m:sup>
               <m:r>
@@ -15367,16 +15867,21 @@
                 </m:rPr>
                 <m:t>(</m:t>
               </m:r>
-              <m:acc>
-                <m:accPr>
-                  <m:chr m:val="̃"/>
-                </m:accPr>
+              <m:limLow>
                 <m:e>
                   <m:r>
                     <m:t>x</m:t>
                   </m:r>
                 </m:e>
-              </m:acc>
+                <m:lim>
+                  <m:r>
+                    <m:rPr>
+                      <m:sty m:val="p"/>
+                    </m:rPr>
+                    <m:t>∼</m:t>
+                  </m:r>
+                </m:lim>
+              </m:limLow>
               <m:r>
                 <m:rPr>
                   <m:sty m:val="p"/>
@@ -15400,16 +15905,21 @@
               </m:r>
               <m:sSup>
                 <m:e>
-                  <m:acc>
-                    <m:accPr>
-                      <m:chr m:val="̃"/>
-                    </m:accPr>
+                  <m:limLow>
                     <m:e>
                       <m:r>
                         <m:t>x</m:t>
                       </m:r>
                     </m:e>
-                  </m:acc>
+                    <m:lim>
+                      <m:r>
+                        <m:rPr>
+                          <m:sty m:val="p"/>
+                        </m:rPr>
+                        <m:t>∼</m:t>
+                      </m:r>
+                    </m:lim>
+                  </m:limLow>
                 </m:e>
                 <m:sup>
                   <m:r>
@@ -15541,16 +16051,21 @@
             </m:rPr>
             <m:t>(</m:t>
           </m:r>
-          <m:acc>
-            <m:accPr>
-              <m:chr m:val="̃"/>
-            </m:accPr>
+          <m:limLow>
             <m:e>
               <m:r>
                 <m:t>x</m:t>
               </m:r>
             </m:e>
-          </m:acc>
+            <m:lim>
+              <m:r>
+                <m:rPr>
+                  <m:sty m:val="p"/>
+                </m:rPr>
+                <m:t>∼</m:t>
+              </m:r>
+            </m:lim>
+          </m:limLow>
           <m:r>
             <m:rPr>
               <m:sty m:val="p"/>
@@ -15574,16 +16089,21 @@
           </m:r>
           <m:sSup>
             <m:e>
-              <m:acc>
-                <m:accPr>
-                  <m:chr m:val="̃"/>
-                </m:accPr>
+              <m:limLow>
                 <m:e>
                   <m:r>
                     <m:t>x</m:t>
                   </m:r>
                 </m:e>
-              </m:acc>
+                <m:lim>
+                  <m:r>
+                    <m:rPr>
+                      <m:sty m:val="p"/>
+                    </m:rPr>
+                    <m:t>∼</m:t>
+                  </m:r>
+                </m:lim>
+              </m:limLow>
             </m:e>
             <m:sup>
               <m:r>
@@ -15631,16 +16151,21 @@
             </m:rPr>
             <m:t>(</m:t>
           </m:r>
-          <m:acc>
-            <m:accPr>
-              <m:chr m:val="̃"/>
-            </m:accPr>
+          <m:limLow>
             <m:e>
               <m:r>
                 <m:t>x</m:t>
               </m:r>
             </m:e>
-          </m:acc>
+            <m:lim>
+              <m:r>
+                <m:rPr>
+                  <m:sty m:val="p"/>
+                </m:rPr>
+                <m:t>∼</m:t>
+              </m:r>
+            </m:lim>
+          </m:limLow>
           <m:r>
             <m:rPr>
               <m:sty m:val="p"/>
@@ -15649,16 +16174,21 @@
           </m:r>
           <m:sSup>
             <m:e>
-              <m:acc>
-                <m:accPr>
-                  <m:chr m:val="̃"/>
-                </m:accPr>
+              <m:limLow>
                 <m:e>
                   <m:r>
                     <m:t>x</m:t>
                   </m:r>
                 </m:e>
-              </m:acc>
+                <m:lim>
+                  <m:r>
+                    <m:rPr>
+                      <m:sty m:val="p"/>
+                    </m:rPr>
+                    <m:t>∼</m:t>
+                  </m:r>
+                </m:lim>
+              </m:limLow>
             </m:e>
             <m:sup>
               <m:r>
@@ -15792,16 +16322,21 @@
             </m:rPr>
             <m:t>(</m:t>
           </m:r>
-          <m:acc>
-            <m:accPr>
-              <m:chr m:val="̃"/>
-            </m:accPr>
+          <m:limLow>
             <m:e>
               <m:r>
                 <m:t>x</m:t>
               </m:r>
             </m:e>
-          </m:acc>
+            <m:lim>
+              <m:r>
+                <m:rPr>
+                  <m:sty m:val="p"/>
+                </m:rPr>
+                <m:t>∼</m:t>
+              </m:r>
+            </m:lim>
+          </m:limLow>
           <m:r>
             <m:rPr>
               <m:sty m:val="p"/>
@@ -15810,16 +16345,21 @@
           </m:r>
           <m:sSup>
             <m:e>
-              <m:acc>
-                <m:accPr>
-                  <m:chr m:val="̃"/>
-                </m:accPr>
+              <m:limLow>
                 <m:e>
                   <m:r>
                     <m:t>x</m:t>
                   </m:r>
                 </m:e>
-              </m:acc>
+                <m:lim>
+                  <m:r>
+                    <m:rPr>
+                      <m:sty m:val="p"/>
+                    </m:rPr>
+                    <m:t>∼</m:t>
+                  </m:r>
+                </m:lim>
+              </m:limLow>
             </m:e>
             <m:sup>
               <m:r>
@@ -15842,16 +16382,21 @@
             </m:rPr>
             <m:t>⋅</m:t>
           </m:r>
-          <m:acc>
-            <m:accPr>
-              <m:chr m:val="̃"/>
-            </m:accPr>
+          <m:limLow>
             <m:e>
               <m:r>
                 <m:t>β</m:t>
               </m:r>
             </m:e>
-          </m:acc>
+            <m:lim>
+              <m:r>
+                <m:rPr>
+                  <m:sty m:val="p"/>
+                </m:rPr>
+                <m:t>∼</m:t>
+              </m:r>
+            </m:lim>
+          </m:limLow>
         </m:oMath>
       </m:oMathPara>
     </w:p>
@@ -15912,16 +16457,21 @@
           </m:rPr>
           <m:t>Δ</m:t>
         </m:r>
-        <m:acc>
-          <m:accPr>
-            <m:chr m:val="̃"/>
-          </m:accPr>
+        <m:limLow>
           <m:e>
             <m:r>
               <m:t>x</m:t>
             </m:r>
           </m:e>
-        </m:acc>
+          <m:lim>
+            <m:r>
+              <m:rPr>
+                <m:sty m:val="p"/>
+              </m:rPr>
+              <m:t>∼</m:t>
+            </m:r>
+          </m:lim>
+        </m:limLow>
       </m:oMath>
       <w:r>
         <w:t xml:space="preserve"> </w:t>
@@ -15970,16 +16520,21 @@
             </m:rPr>
             <m:t>Δ</m:t>
           </m:r>
-          <m:acc>
-            <m:accPr>
-              <m:chr m:val="̃"/>
-            </m:accPr>
+          <m:limLow>
             <m:e>
               <m:r>
                 <m:t>x</m:t>
               </m:r>
             </m:e>
-          </m:acc>
+            <m:lim>
+              <m:r>
+                <m:rPr>
+                  <m:sty m:val="p"/>
+                </m:rPr>
+                <m:t>∼</m:t>
+              </m:r>
+            </m:lim>
+          </m:limLow>
           <m:limUpp>
             <m:e>
               <m:r>
@@ -15999,16 +16554,21 @@
               </m:r>
             </m:lim>
           </m:limUpp>
-          <m:acc>
-            <m:accPr>
-              <m:chr m:val="̃"/>
-            </m:accPr>
+          <m:limLow>
             <m:e>
               <m:r>
                 <m:t>x</m:t>
               </m:r>
             </m:e>
-          </m:acc>
+            <m:lim>
+              <m:r>
+                <m:rPr>
+                  <m:sty m:val="p"/>
+                </m:rPr>
+                <m:t>∼</m:t>
+              </m:r>
+            </m:lim>
+          </m:limLow>
           <m:r>
             <m:rPr>
               <m:sty m:val="p"/>
@@ -16017,16 +16577,21 @@
           </m:r>
           <m:sSup>
             <m:e>
-              <m:acc>
-                <m:accPr>
-                  <m:chr m:val="̃"/>
-                </m:accPr>
+              <m:limLow>
                 <m:e>
                   <m:r>
                     <m:t>x</m:t>
                   </m:r>
                 </m:e>
-              </m:acc>
+                <m:lim>
+                  <m:r>
+                    <m:rPr>
+                      <m:sty m:val="p"/>
+                    </m:rPr>
+                    <m:t>∼</m:t>
+                  </m:r>
+                </m:lim>
+              </m:limLow>
             </m:e>
             <m:sup>
               <m:r>
@@ -16067,32 +16632,42 @@
             </m:rPr>
             <m:t>Δ</m:t>
           </m:r>
-          <m:acc>
-            <m:accPr>
-              <m:chr m:val="̃"/>
-            </m:accPr>
+          <m:limLow>
             <m:e>
               <m:r>
                 <m:t>x</m:t>
               </m:r>
             </m:e>
-          </m:acc>
+            <m:lim>
+              <m:r>
+                <m:rPr>
+                  <m:sty m:val="p"/>
+                </m:rPr>
+                <m:t>∼</m:t>
+              </m:r>
+            </m:lim>
+          </m:limLow>
           <m:r>
             <m:rPr>
               <m:sty m:val="p"/>
             </m:rPr>
             <m:t>⋅</m:t>
           </m:r>
-          <m:acc>
-            <m:accPr>
-              <m:chr m:val="̃"/>
-            </m:accPr>
+          <m:limLow>
             <m:e>
               <m:r>
                 <m:t>β</m:t>
               </m:r>
             </m:e>
-          </m:acc>
+            <m:lim>
+              <m:r>
+                <m:rPr>
+                  <m:sty m:val="p"/>
+                </m:rPr>
+                <m:t>∼</m:t>
+              </m:r>
+            </m:lim>
+          </m:limLow>
         </m:oMath>
       </m:oMathPara>
     </w:p>
@@ -16121,16 +16696,21 @@
           </m:rPr>
           <m:t>Δ</m:t>
         </m:r>
-        <m:acc>
-          <m:accPr>
-            <m:chr m:val="̃"/>
-          </m:accPr>
+        <m:limLow>
           <m:e>
             <m:r>
               <m:t>x</m:t>
             </m:r>
           </m:e>
-        </m:acc>
+          <m:lim>
+            <m:r>
+              <m:rPr>
+                <m:sty m:val="p"/>
+              </m:rPr>
+              <m:t>∼</m:t>
+            </m:r>
+          </m:lim>
+        </m:limLow>
       </m:oMath>
       <w:r>
         <w:t xml:space="preserve"> </w:t>
@@ -16181,16 +16761,21 @@
             </m:rPr>
             <m:t>(</m:t>
           </m:r>
-          <m:acc>
-            <m:accPr>
-              <m:chr m:val="̃"/>
-            </m:accPr>
+          <m:limLow>
             <m:e>
               <m:r>
                 <m:t>x</m:t>
               </m:r>
             </m:e>
-          </m:acc>
+            <m:lim>
+              <m:r>
+                <m:rPr>
+                  <m:sty m:val="p"/>
+                </m:rPr>
+                <m:t>∼</m:t>
+              </m:r>
+            </m:lim>
+          </m:limLow>
           <m:r>
             <m:rPr>
               <m:sty m:val="p"/>
@@ -16199,16 +16784,21 @@
           </m:r>
           <m:sSup>
             <m:e>
-              <m:acc>
-                <m:accPr>
-                  <m:chr m:val="̃"/>
-                </m:accPr>
+              <m:limLow>
                 <m:e>
                   <m:r>
                     <m:t>x</m:t>
                   </m:r>
                 </m:e>
-              </m:acc>
+                <m:lim>
+                  <m:r>
+                    <m:rPr>
+                      <m:sty m:val="p"/>
+                    </m:rPr>
+                    <m:t>∼</m:t>
+                  </m:r>
+                </m:lim>
+              </m:limLow>
             </m:e>
             <m:sup>
               <m:r>
@@ -16260,16 +16850,21 @@
                 </m:rPr>
                 <m:t>Δ</m:t>
               </m:r>
-              <m:acc>
-                <m:accPr>
-                  <m:chr m:val="̃"/>
-                </m:accPr>
+              <m:limLow>
                 <m:e>
                   <m:r>
                     <m:t>x</m:t>
                   </m:r>
                 </m:e>
-              </m:acc>
+                <m:lim>
+                  <m:r>
+                    <m:rPr>
+                      <m:sty m:val="p"/>
+                    </m:rPr>
+                    <m:t>∼</m:t>
+                  </m:r>
+                </m:lim>
+              </m:limLow>
               <m:r>
                 <m:rPr>
                   <m:sty m:val="p"/>
@@ -16282,16 +16877,21 @@
                 </m:rPr>
                 <m:t>⋅</m:t>
               </m:r>
-              <m:acc>
-                <m:accPr>
-                  <m:chr m:val="̃"/>
-                </m:accPr>
+              <m:limLow>
                 <m:e>
                   <m:r>
                     <m:t>β</m:t>
                   </m:r>
                 </m:e>
-              </m:acc>
+                <m:lim>
+                  <m:r>
+                    <m:rPr>
+                      <m:sty m:val="p"/>
+                    </m:rPr>
+                    <m:t>∼</m:t>
+                  </m:r>
+                </m:lim>
+              </m:limLow>
             </m:e>
           </m:d>
           <m:r>
@@ -16395,16 +16995,21 @@
                 </m:rPr>
                 <m:t>(</m:t>
               </m:r>
-              <m:acc>
-                <m:accPr>
-                  <m:chr m:val="̃"/>
-                </m:accPr>
+              <m:limLow>
                 <m:e>
                   <m:r>
                     <m:t>x</m:t>
                   </m:r>
                 </m:e>
-              </m:acc>
+                <m:lim>
+                  <m:r>
+                    <m:rPr>
+                      <m:sty m:val="p"/>
+                    </m:rPr>
+                    <m:t>∼</m:t>
+                  </m:r>
+                </m:lim>
+              </m:limLow>
               <m:r>
                 <m:rPr>
                   <m:sty m:val="p"/>
@@ -16413,16 +17018,21 @@
               </m:r>
               <m:sSup>
                 <m:e>
-                  <m:acc>
-                    <m:accPr>
-                      <m:chr m:val="̃"/>
-                    </m:accPr>
+                  <m:limLow>
                     <m:e>
                       <m:r>
                         <m:t>x</m:t>
                       </m:r>
                     </m:e>
-                  </m:acc>
+                    <m:lim>
+                      <m:r>
+                        <m:rPr>
+                          <m:sty m:val="p"/>
+                        </m:rPr>
+                        <m:t>∼</m:t>
+                      </m:r>
+                    </m:lim>
+                  </m:limLow>
                 </m:e>
                 <m:sup>
                   <m:r>
@@ -16543,16 +17153,21 @@
                 </m:rPr>
                 <m:t>(</m:t>
               </m:r>
-              <m:acc>
-                <m:accPr>
-                  <m:chr m:val="̃"/>
-                </m:accPr>
+              <m:limLow>
                 <m:e>
                   <m:r>
                     <m:t>x</m:t>
                   </m:r>
                 </m:e>
-              </m:acc>
+                <m:lim>
+                  <m:r>
+                    <m:rPr>
+                      <m:sty m:val="p"/>
+                    </m:rPr>
+                    <m:t>∼</m:t>
+                  </m:r>
+                </m:lim>
+              </m:limLow>
               <m:r>
                 <m:rPr>
                   <m:sty m:val="p"/>
@@ -16576,16 +17191,21 @@
                 <m:e>
                   <m:sSup>
                     <m:e>
-                      <m:acc>
-                        <m:accPr>
-                          <m:chr m:val="̃"/>
-                        </m:accPr>
+                      <m:limLow>
                         <m:e>
                           <m:r>
                             <m:t>x</m:t>
                           </m:r>
                         </m:e>
-                      </m:acc>
+                        <m:lim>
+                          <m:r>
+                            <m:rPr>
+                              <m:sty m:val="p"/>
+                            </m:rPr>
+                            <m:t>∼</m:t>
+                          </m:r>
+                        </m:lim>
+                      </m:limLow>
                     </m:e>
                     <m:sup>
                       <m:r>
@@ -16732,16 +17352,21 @@
             <m:e>
               <m:limLow>
                 <m:e>
-                  <m:acc>
-                    <m:accPr>
-                      <m:chr m:val="̃"/>
-                    </m:accPr>
+                  <m:limLow>
                     <m:e>
                       <m:r>
                         <m:t>x</m:t>
                       </m:r>
                     </m:e>
-                  </m:acc>
+                    <m:lim>
+                      <m:r>
+                        <m:rPr>
+                          <m:sty m:val="p"/>
+                        </m:rPr>
+                        <m:t>∼</m:t>
+                      </m:r>
+                    </m:lim>
+                  </m:limLow>
                 </m:e>
                 <m:lim>
                   <m:r>
@@ -16831,16 +17456,21 @@
                 </m:rPr>
                 <m:t>(</m:t>
               </m:r>
-              <m:acc>
-                <m:accPr>
-                  <m:chr m:val="̃"/>
-                </m:accPr>
+              <m:limLow>
                 <m:e>
                   <m:r>
                     <m:t>x</m:t>
                   </m:r>
                 </m:e>
-              </m:acc>
+                <m:lim>
+                  <m:r>
+                    <m:rPr>
+                      <m:sty m:val="p"/>
+                    </m:rPr>
+                    <m:t>∼</m:t>
+                  </m:r>
+                </m:lim>
+              </m:limLow>
               <m:r>
                 <m:rPr>
                   <m:sty m:val="p"/>
@@ -16866,16 +17496,21 @@
             <m:e>
               <m:sSup>
                 <m:e>
-                  <m:acc>
-                    <m:accPr>
-                      <m:chr m:val="̃"/>
-                    </m:accPr>
+                  <m:limLow>
                     <m:e>
                       <m:r>
                         <m:t>x</m:t>
                       </m:r>
                     </m:e>
-                  </m:acc>
+                    <m:lim>
+                      <m:r>
+                        <m:rPr>
+                          <m:sty m:val="p"/>
+                        </m:rPr>
+                        <m:t>∼</m:t>
+                      </m:r>
+                    </m:lim>
+                  </m:limLow>
                 </m:e>
                 <m:sup>
                   <m:r>
@@ -16899,16 +17534,21 @@
                   </m:r>
                 </m:e>
               </m:acc>
-              <m:acc>
-                <m:accPr>
-                  <m:chr m:val="̃"/>
-                </m:accPr>
+              <m:limLow>
                 <m:e>
                   <m:r>
                     <m:t>x</m:t>
                   </m:r>
                 </m:e>
-              </m:acc>
+                <m:lim>
+                  <m:r>
+                    <m:rPr>
+                      <m:sty m:val="p"/>
+                    </m:rPr>
+                    <m:t>∼</m:t>
+                  </m:r>
+                </m:lim>
+              </m:limLow>
             </m:e>
           </m:rad>
         </m:oMath>
@@ -17033,16 +17673,21 @@
                         </m:rPr>
                         <m:t>Δ</m:t>
                       </m:r>
-                      <m:acc>
-                        <m:accPr>
-                          <m:chr m:val="̃"/>
-                        </m:accPr>
+                      <m:limLow>
                         <m:e>
                           <m:r>
                             <m:t>x</m:t>
                           </m:r>
                         </m:e>
-                      </m:acc>
+                        <m:lim>
+                          <m:r>
+                            <m:rPr>
+                              <m:sty m:val="p"/>
+                            </m:rPr>
+                            <m:t>∼</m:t>
+                          </m:r>
+                        </m:lim>
+                      </m:limLow>
                     </m:e>
                     <m:sup>
                       <m:r>
@@ -17201,16 +17846,21 @@
                     </m:rPr>
                     <m:t>Δ</m:t>
                   </m:r>
-                  <m:acc>
-                    <m:accPr>
-                      <m:chr m:val="̃"/>
-                    </m:accPr>
+                  <m:limLow>
                     <m:e>
                       <m:r>
                         <m:t>x</m:t>
                       </m:r>
                     </m:e>
-                  </m:acc>
+                    <m:lim>
+                      <m:r>
+                        <m:rPr>
+                          <m:sty m:val="p"/>
+                        </m:rPr>
+                        <m:t>∼</m:t>
+                      </m:r>
+                    </m:lim>
+                  </m:limLow>
                   <m:r>
                     <m:rPr>
                       <m:sty m:val="p"/>
@@ -17331,16 +17981,21 @@
                     </m:rPr>
                     <m:t>Δ</m:t>
                   </m:r>
-                  <m:acc>
-                    <m:accPr>
-                      <m:chr m:val="̃"/>
-                    </m:accPr>
+                  <m:limLow>
                     <m:e>
                       <m:r>
                         <m:t>x</m:t>
                       </m:r>
                     </m:e>
-                  </m:acc>
+                    <m:lim>
+                      <m:r>
+                        <m:rPr>
+                          <m:sty m:val="p"/>
+                        </m:rPr>
+                        <m:t>∼</m:t>
+                      </m:r>
+                    </m:lim>
+                  </m:limLow>
                 </m:e>
                 <m:sup>
                   <m:r>
@@ -17376,16 +18031,21 @@
                 </m:rPr>
                 <m:t>Δ</m:t>
               </m:r>
-              <m:acc>
-                <m:accPr>
-                  <m:chr m:val="̃"/>
-                </m:accPr>
+              <m:limLow>
                 <m:e>
                   <m:r>
                     <m:t>x</m:t>
                   </m:r>
                 </m:e>
-              </m:acc>
+                <m:lim>
+                  <m:r>
+                    <m:rPr>
+                      <m:sty m:val="p"/>
+                    </m:rPr>
+                    <m:t>∼</m:t>
+                  </m:r>
+                </m:lim>
+              </m:limLow>
               <m:r>
                 <m:rPr>
                   <m:sty m:val="p"/>
@@ -17494,16 +18154,21 @@
             </m:rPr>
             <m:t>(</m:t>
           </m:r>
-          <m:acc>
-            <m:accPr>
-              <m:chr m:val="̃"/>
-            </m:accPr>
+          <m:limLow>
             <m:e>
               <m:r>
                 <m:t>x</m:t>
               </m:r>
             </m:e>
-          </m:acc>
+            <m:lim>
+              <m:r>
+                <m:rPr>
+                  <m:sty m:val="p"/>
+                </m:rPr>
+                <m:t>∼</m:t>
+              </m:r>
+            </m:lim>
+          </m:limLow>
           <m:r>
             <m:rPr>
               <m:sty m:val="p"/>
@@ -17512,16 +18177,21 @@
           </m:r>
           <m:sSup>
             <m:e>
-              <m:acc>
-                <m:accPr>
-                  <m:chr m:val="̃"/>
-                </m:accPr>
+              <m:limLow>
                 <m:e>
                   <m:r>
                     <m:t>x</m:t>
                   </m:r>
                 </m:e>
-              </m:acc>
+                <m:lim>
+                  <m:r>
+                    <m:rPr>
+                      <m:sty m:val="p"/>
+                    </m:rPr>
+                    <m:t>∼</m:t>
+                  </m:r>
+                </m:lim>
+              </m:limLow>
             </m:e>
             <m:sup>
               <m:r>
@@ -27565,16 +28235,21 @@
                 </m:rPr>
                 <m:t>∣</m:t>
               </m:r>
-              <m:acc>
-                <m:accPr>
-                  <m:chr m:val="̃"/>
-                </m:accPr>
+              <m:limLow>
                 <m:e>
                   <m:r>
                     <m:t>x</m:t>
                   </m:r>
                 </m:e>
-              </m:acc>
+                <m:lim>
+                  <m:r>
+                    <m:rPr>
+                      <m:sty m:val="p"/>
+                    </m:rPr>
+                    <m:t>∼</m:t>
+                  </m:r>
+                </m:lim>
+              </m:limLow>
               <m:r>
                 <m:rPr>
                   <m:sty m:val="p"/>
@@ -27638,16 +28313,21 @@
                 </m:rPr>
                 <m:t>(</m:t>
               </m:r>
-              <m:acc>
-                <m:accPr>
-                  <m:chr m:val="̃"/>
-                </m:accPr>
+              <m:limLow>
                 <m:e>
                   <m:r>
                     <m:t>x</m:t>
                   </m:r>
                 </m:e>
-              </m:acc>
+                <m:lim>
+                  <m:r>
+                    <m:rPr>
+                      <m:sty m:val="p"/>
+                    </m:rPr>
+                    <m:t>∼</m:t>
+                  </m:r>
+                </m:lim>
+              </m:limLow>
               <m:r>
                 <m:rPr>
                   <m:sty m:val="p"/>
@@ -27708,16 +28388,21 @@
                 </m:rPr>
                 <m:t>∣</m:t>
               </m:r>
-              <m:acc>
-                <m:accPr>
-                  <m:chr m:val="̃"/>
-                </m:accPr>
+              <m:limLow>
                 <m:e>
                   <m:r>
                     <m:t>x</m:t>
                   </m:r>
                 </m:e>
-              </m:acc>
+                <m:lim>
+                  <m:r>
+                    <m:rPr>
+                      <m:sty m:val="p"/>
+                    </m:rPr>
+                    <m:t>∼</m:t>
+                  </m:r>
+                </m:lim>
+              </m:limLow>
               <m:r>
                 <m:rPr>
                   <m:sty m:val="p"/>
@@ -27784,16 +28469,21 @@
                 </m:rPr>
                 <m:t>(</m:t>
               </m:r>
-              <m:acc>
-                <m:accPr>
-                  <m:chr m:val="̃"/>
-                </m:accPr>
+              <m:limLow>
                 <m:e>
                   <m:r>
                     <m:t>x</m:t>
                   </m:r>
                 </m:e>
-              </m:acc>
+                <m:lim>
+                  <m:r>
+                    <m:rPr>
+                      <m:sty m:val="p"/>
+                    </m:rPr>
+                    <m:t>∼</m:t>
+                  </m:r>
+                </m:lim>
+              </m:limLow>
               <m:r>
                 <m:rPr>
                   <m:sty m:val="p"/>
@@ -27851,16 +28541,21 @@
                 </m:rPr>
                 <m:t>∣</m:t>
               </m:r>
-              <m:acc>
-                <m:accPr>
-                  <m:chr m:val="̃"/>
-                </m:accPr>
+              <m:limLow>
                 <m:e>
                   <m:r>
                     <m:t>x</m:t>
                   </m:r>
                 </m:e>
-              </m:acc>
+                <m:lim>
+                  <m:r>
+                    <m:rPr>
+                      <m:sty m:val="p"/>
+                    </m:rPr>
+                    <m:t>∼</m:t>
+                  </m:r>
+                </m:lim>
+              </m:limLow>
               <m:r>
                 <m:rPr>
                   <m:sty m:val="p"/>
@@ -27921,16 +28616,21 @@
                 </m:rPr>
                 <m:t>(</m:t>
               </m:r>
-              <m:acc>
-                <m:accPr>
-                  <m:chr m:val="̃"/>
-                </m:accPr>
+              <m:limLow>
                 <m:e>
                   <m:r>
                     <m:t>x</m:t>
                   </m:r>
                 </m:e>
-              </m:acc>
+                <m:lim>
+                  <m:r>
+                    <m:rPr>
+                      <m:sty m:val="p"/>
+                    </m:rPr>
+                    <m:t>∼</m:t>
+                  </m:r>
+                </m:lim>
+              </m:limLow>
               <m:r>
                 <m:rPr>
                   <m:sty m:val="p"/>
@@ -27985,16 +28685,21 @@
                 </m:rPr>
                 <m:t>(</m:t>
               </m:r>
-              <m:acc>
-                <m:accPr>
-                  <m:chr m:val="̃"/>
-                </m:accPr>
+              <m:limLow>
                 <m:e>
                   <m:r>
                     <m:t>x</m:t>
                   </m:r>
                 </m:e>
-              </m:acc>
+                <m:lim>
+                  <m:r>
+                    <m:rPr>
+                      <m:sty m:val="p"/>
+                    </m:rPr>
+                    <m:t>∼</m:t>
+                  </m:r>
+                </m:lim>
+              </m:limLow>
               <m:r>
                 <m:rPr>
                   <m:sty m:val="p"/>
@@ -28007,32 +28712,42 @@
                 </m:rPr>
                 <m:t>=</m:t>
               </m:r>
-              <m:acc>
-                <m:accPr>
-                  <m:chr m:val="̃"/>
-                </m:accPr>
+              <m:limLow>
                 <m:e>
                   <m:r>
                     <m:t>x</m:t>
                   </m:r>
                 </m:e>
-              </m:acc>
+                <m:lim>
+                  <m:r>
+                    <m:rPr>
+                      <m:sty m:val="p"/>
+                    </m:rPr>
+                    <m:t>∼</m:t>
+                  </m:r>
+                </m:lim>
+              </m:limLow>
               <m:r>
                 <m:rPr>
                   <m:sty m:val="p"/>
                 </m:rPr>
                 <m:t>⋅</m:t>
               </m:r>
-              <m:acc>
-                <m:accPr>
-                  <m:chr m:val="̃"/>
-                </m:accPr>
+              <m:limLow>
                 <m:e>
                   <m:r>
                     <m:t>β</m:t>
                   </m:r>
                 </m:e>
-              </m:acc>
+                <m:lim>
+                  <m:r>
+                    <m:rPr>
+                      <m:sty m:val="p"/>
+                    </m:rPr>
+                    <m:t>∼</m:t>
+                  </m:r>
+                </m:lim>
+              </m:limLow>
               <m:r>
                 <m:rPr>
                   <m:sty m:val="p"/>
@@ -28156,16 +28871,21 @@
                 </m:rPr>
                 <m:t>(</m:t>
               </m:r>
-              <m:acc>
-                <m:accPr>
-                  <m:chr m:val="̃"/>
-                </m:accPr>
+              <m:limLow>
                 <m:e>
                   <m:r>
                     <m:t>x</m:t>
                   </m:r>
                 </m:e>
-              </m:acc>
+                <m:lim>
+                  <m:r>
+                    <m:rPr>
+                      <m:sty m:val="p"/>
+                    </m:rPr>
+                    <m:t>∼</m:t>
+                  </m:r>
+                </m:lim>
+              </m:limLow>
               <m:r>
                 <m:rPr>
                   <m:sty m:val="p"/>
@@ -28210,16 +28930,21 @@
                     </m:rPr>
                     <m:t>(</m:t>
                   </m:r>
-                  <m:acc>
-                    <m:accPr>
-                      <m:chr m:val="̃"/>
-                    </m:accPr>
+                  <m:limLow>
                     <m:e>
                       <m:r>
                         <m:t>x</m:t>
                       </m:r>
                     </m:e>
-                  </m:acc>
+                    <m:lim>
+                      <m:r>
+                        <m:rPr>
+                          <m:sty m:val="p"/>
+                        </m:rPr>
+                        <m:t>∼</m:t>
+                      </m:r>
+                    </m:lim>
+                  </m:limLow>
                   <m:r>
                     <m:rPr>
                       <m:sty m:val="p"/>
@@ -28295,16 +29020,21 @@
                 </m:rPr>
                 <m:t>|</m:t>
               </m:r>
-              <m:acc>
-                <m:accPr>
-                  <m:chr m:val="̃"/>
-                </m:accPr>
+              <m:limLow>
                 <m:e>
                   <m:r>
                     <m:t>x</m:t>
                   </m:r>
                 </m:e>
-              </m:acc>
+                <m:lim>
+                  <m:r>
+                    <m:rPr>
+                      <m:sty m:val="p"/>
+                    </m:rPr>
+                    <m:t>∼</m:t>
+                  </m:r>
+                </m:lim>
+              </m:limLow>
               <m:r>
                 <m:rPr>
                   <m:sty m:val="p"/>
@@ -28313,16 +29043,21 @@
               </m:r>
               <m:sSup>
                 <m:e>
-                  <m:acc>
-                    <m:accPr>
-                      <m:chr m:val="̃"/>
-                    </m:accPr>
+                  <m:limLow>
                     <m:e>
                       <m:r>
                         <m:t>x</m:t>
                       </m:r>
                     </m:e>
-                  </m:acc>
+                    <m:lim>
+                      <m:r>
+                        <m:rPr>
+                          <m:sty m:val="p"/>
+                        </m:rPr>
+                        <m:t>∼</m:t>
+                      </m:r>
+                    </m:lim>
+                  </m:limLow>
                 </m:e>
                 <m:sup>
                   <m:r>
@@ -28381,16 +29116,21 @@
                     </m:rPr>
                     <m:t>|</m:t>
                   </m:r>
-                  <m:acc>
-                    <m:accPr>
-                      <m:chr m:val="̃"/>
-                    </m:accPr>
+                  <m:limLow>
                     <m:e>
                       <m:r>
                         <m:t>x</m:t>
                       </m:r>
                     </m:e>
-                  </m:acc>
+                    <m:lim>
+                      <m:r>
+                        <m:rPr>
+                          <m:sty m:val="p"/>
+                        </m:rPr>
+                        <m:t>∼</m:t>
+                      </m:r>
+                    </m:lim>
+                  </m:limLow>
                   <m:r>
                     <m:rPr>
                       <m:sty m:val="p"/>
@@ -28419,16 +29159,21 @@
                   </m:r>
                   <m:sSup>
                     <m:e>
-                      <m:acc>
-                        <m:accPr>
-                          <m:chr m:val="̃"/>
-                        </m:accPr>
+                      <m:limLow>
                         <m:e>
                           <m:r>
                             <m:t>x</m:t>
                           </m:r>
                         </m:e>
-                      </m:acc>
+                        <m:lim>
+                          <m:r>
+                            <m:rPr>
+                              <m:sty m:val="p"/>
+                            </m:rPr>
+                            <m:t>∼</m:t>
+                          </m:r>
+                        </m:lim>
+                      </m:limLow>
                     </m:e>
                     <m:sup>
                       <m:r>
@@ -28511,16 +29256,21 @@
                 </m:rPr>
                 <m:t>∣</m:t>
               </m:r>
-              <m:acc>
-                <m:accPr>
-                  <m:chr m:val="̃"/>
-                </m:accPr>
+              <m:limLow>
                 <m:e>
                   <m:r>
                     <m:t>x</m:t>
                   </m:r>
                 </m:e>
-              </m:acc>
+                <m:lim>
+                  <m:r>
+                    <m:rPr>
+                      <m:sty m:val="p"/>
+                    </m:rPr>
+                    <m:t>∼</m:t>
+                  </m:r>
+                </m:lim>
+              </m:limLow>
               <m:r>
                 <m:rPr>
                   <m:sty m:val="p"/>
@@ -28529,16 +29279,21 @@
               </m:r>
               <m:sSup>
                 <m:e>
-                  <m:acc>
-                    <m:accPr>
-                      <m:chr m:val="̃"/>
-                    </m:accPr>
+                  <m:limLow>
                     <m:e>
                       <m:r>
                         <m:t>x</m:t>
                       </m:r>
                     </m:e>
-                  </m:acc>
+                    <m:lim>
+                      <m:r>
+                        <m:rPr>
+                          <m:sty m:val="p"/>
+                        </m:rPr>
+                        <m:t>∼</m:t>
+                      </m:r>
+                    </m:lim>
+                  </m:limLow>
                 </m:e>
                 <m:sup>
                   <m:r>
@@ -28593,16 +29348,21 @@
                     </m:rPr>
                     <m:t>(</m:t>
                   </m:r>
-                  <m:acc>
-                    <m:accPr>
-                      <m:chr m:val="̃"/>
-                    </m:accPr>
+                  <m:limLow>
                     <m:e>
                       <m:r>
                         <m:t>x</m:t>
                       </m:r>
                     </m:e>
-                  </m:acc>
+                    <m:lim>
+                      <m:r>
+                        <m:rPr>
+                          <m:sty m:val="p"/>
+                        </m:rPr>
+                        <m:t>∼</m:t>
+                      </m:r>
+                    </m:lim>
+                  </m:limLow>
                   <m:r>
                     <m:rPr>
                       <m:sty m:val="p"/>
@@ -28632,16 +29392,21 @@
                   </m:r>
                   <m:sSup>
                     <m:e>
-                      <m:acc>
-                        <m:accPr>
-                          <m:chr m:val="̃"/>
-                        </m:accPr>
+                      <m:limLow>
                         <m:e>
                           <m:r>
                             <m:t>x</m:t>
                           </m:r>
                         </m:e>
-                      </m:acc>
+                        <m:lim>
+                          <m:r>
+                            <m:rPr>
+                              <m:sty m:val="p"/>
+                            </m:rPr>
+                            <m:t>∼</m:t>
+                          </m:r>
+                        </m:lim>
+                      </m:limLow>
                     </m:e>
                     <m:sup>
                       <m:r>
@@ -28692,16 +29457,21 @@
                     </m:rPr>
                     <m:t>(</m:t>
                   </m:r>
-                  <m:acc>
-                    <m:accPr>
-                      <m:chr m:val="̃"/>
-                    </m:accPr>
+                  <m:limLow>
                     <m:e>
                       <m:r>
                         <m:t>x</m:t>
                       </m:r>
                     </m:e>
-                  </m:acc>
+                    <m:lim>
+                      <m:r>
+                        <m:rPr>
+                          <m:sty m:val="p"/>
+                        </m:rPr>
+                        <m:t>∼</m:t>
+                      </m:r>
+                    </m:lim>
+                  </m:limLow>
                   <m:r>
                     <m:rPr>
                       <m:sty m:val="p"/>
@@ -28710,16 +29480,21 @@
                   </m:r>
                   <m:sSup>
                     <m:e>
-                      <m:acc>
-                        <m:accPr>
-                          <m:chr m:val="̃"/>
-                        </m:accPr>
+                      <m:limLow>
                         <m:e>
                           <m:r>
                             <m:t>x</m:t>
                           </m:r>
                         </m:e>
-                      </m:acc>
+                        <m:lim>
+                          <m:r>
+                            <m:rPr>
+                              <m:sty m:val="p"/>
+                            </m:rPr>
+                            <m:t>∼</m:t>
+                          </m:r>
+                        </m:lim>
+                      </m:limLow>
                     </m:e>
                     <m:sup>
                       <m:r>
@@ -28742,16 +29517,21 @@
                     </m:rPr>
                     <m:t>⋅</m:t>
                   </m:r>
-                  <m:acc>
-                    <m:accPr>
-                      <m:chr m:val="̃"/>
-                    </m:accPr>
+                  <m:limLow>
                     <m:e>
                       <m:r>
                         <m:t>β</m:t>
                       </m:r>
                     </m:e>
-                  </m:acc>
+                    <m:lim>
+                      <m:r>
+                        <m:rPr>
+                          <m:sty m:val="p"/>
+                        </m:rPr>
+                        <m:t>∼</m:t>
+                      </m:r>
+                    </m:lim>
+                  </m:limLow>
                 </m:e>
               </m:d>
               <m:r>
@@ -28880,16 +29660,21 @@
                       </m:rPr>
                       <m:t>(</m:t>
                     </m:r>
-                    <m:acc>
-                      <m:accPr>
-                        <m:chr m:val="̃"/>
-                      </m:accPr>
+                    <m:limLow>
                       <m:e>
                         <m:r>
                           <m:t>β</m:t>
                         </m:r>
                       </m:e>
-                    </m:acc>
+                      <m:lim>
+                        <m:r>
+                          <m:rPr>
+                            <m:sty m:val="p"/>
+                          </m:rPr>
+                          <m:t>∼</m:t>
+                        </m:r>
+                      </m:lim>
+                    </m:limLow>
                     <m:r>
                       <m:rPr>
                         <m:sty m:val="p"/>
@@ -28943,16 +29728,21 @@
                         </m:r>
                         <m:sSub>
                           <m:e>
-                            <m:acc>
-                              <m:accPr>
-                                <m:chr m:val="̃"/>
-                              </m:accPr>
+                            <m:limLow>
                               <m:e>
                                 <m:r>
                                   <m:t>x</m:t>
                                 </m:r>
                               </m:e>
-                            </m:acc>
+                              <m:lim>
+                                <m:r>
+                                  <m:rPr>
+                                    <m:sty m:val="p"/>
+                                  </m:rPr>
+                                  <m:t>∼</m:t>
+                                </m:r>
+                              </m:lim>
+                            </m:limLow>
                           </m:e>
                           <m:sub>
                             <m:r>
@@ -29051,16 +29841,21 @@
                             </m:r>
                             <m:sSub>
                               <m:e>
-                                <m:acc>
-                                  <m:accPr>
-                                    <m:chr m:val="̃"/>
-                                  </m:accPr>
+                                <m:limLow>
                                   <m:e>
                                     <m:r>
                                       <m:t>x</m:t>
                                     </m:r>
                                   </m:e>
-                                </m:acc>
+                                  <m:lim>
+                                    <m:r>
+                                      <m:rPr>
+                                        <m:sty m:val="p"/>
+                                      </m:rPr>
+                                      <m:t>∼</m:t>
+                                    </m:r>
+                                  </m:lim>
+                                </m:limLow>
                               </m:e>
                               <m:sub>
                                 <m:r>
@@ -29105,16 +29900,21 @@
                       </m:rPr>
                       <m:t>(</m:t>
                     </m:r>
-                    <m:acc>
-                      <m:accPr>
-                        <m:chr m:val="̃"/>
-                      </m:accPr>
+                    <m:limLow>
                       <m:e>
                         <m:r>
                           <m:t>β</m:t>
                         </m:r>
                       </m:e>
-                    </m:acc>
+                      <m:lim>
+                        <m:r>
+                          <m:rPr>
+                            <m:sty m:val="p"/>
+                          </m:rPr>
+                          <m:t>∼</m:t>
+                        </m:r>
+                      </m:lim>
+                    </m:limLow>
                     <m:r>
                       <m:rPr>
                         <m:sty m:val="p"/>
@@ -29239,16 +30039,21 @@
                       </m:rPr>
                       <m:t>(</m:t>
                     </m:r>
-                    <m:acc>
-                      <m:accPr>
-                        <m:chr m:val="̃"/>
-                      </m:accPr>
+                    <m:limLow>
                       <m:e>
                         <m:r>
                           <m:t>β</m:t>
                         </m:r>
                       </m:e>
-                    </m:acc>
+                      <m:lim>
+                        <m:r>
+                          <m:rPr>
+                            <m:sty m:val="p"/>
+                          </m:rPr>
+                          <m:t>∼</m:t>
+                        </m:r>
+                      </m:lim>
+                    </m:limLow>
                     <m:r>
                       <m:rPr>
                         <m:sty m:val="p"/>
@@ -29753,16 +30558,21 @@
                 </m:rPr>
                 <m:t>(</m:t>
               </m:r>
-              <m:acc>
-                <m:accPr>
-                  <m:chr m:val="̃"/>
-                </m:accPr>
+              <m:limLow>
                 <m:e>
                   <m:r>
                     <m:t>x</m:t>
                   </m:r>
                 </m:e>
-              </m:acc>
+                <m:lim>
+                  <m:r>
+                    <m:rPr>
+                      <m:sty m:val="p"/>
+                    </m:rPr>
+                    <m:t>∼</m:t>
+                  </m:r>
+                </m:lim>
+              </m:limLow>
               <m:r>
                 <m:rPr>
                   <m:sty m:val="p"/>
@@ -29807,16 +30617,21 @@
                 <m:e>
                   <m:sSup>
                     <m:e>
-                      <m:acc>
-                        <m:accPr>
-                          <m:chr m:val="̃"/>
-                        </m:accPr>
+                      <m:limLow>
                         <m:e>
                           <m:r>
                             <m:t>x</m:t>
                           </m:r>
                         </m:e>
-                      </m:acc>
+                        <m:lim>
+                          <m:r>
+                            <m:rPr>
+                              <m:sty m:val="p"/>
+                            </m:rPr>
+                            <m:t>∼</m:t>
+                          </m:r>
+                        </m:lim>
+                      </m:limLow>
                     </m:e>
                     <m:sup>
                       <m:r>
@@ -29827,16 +30642,21 @@
                       </m:r>
                     </m:sup>
                   </m:sSup>
-                  <m:acc>
-                    <m:accPr>
-                      <m:chr m:val="̃"/>
-                    </m:accPr>
+                  <m:limLow>
                     <m:e>
                       <m:r>
                         <m:t>β</m:t>
                       </m:r>
                     </m:e>
-                  </m:acc>
+                    <m:lim>
+                      <m:r>
+                        <m:rPr>
+                          <m:sty m:val="p"/>
+                        </m:rPr>
+                        <m:t>∼</m:t>
+                      </m:r>
+                    </m:lim>
+                  </m:limLow>
                 </m:e>
               </m:d>
               <m:r>
@@ -29864,16 +30684,21 @@
               <w:t xml:space="preserve"> </w:t>
             </w:r>
             <m:oMath>
-              <m:acc>
-                <m:accPr>
-                  <m:chr m:val="̃"/>
-                </m:accPr>
+              <m:limLow>
                 <m:e>
                   <m:r>
                     <m:t>x</m:t>
                   </m:r>
                 </m:e>
-              </m:acc>
+                <m:lim>
+                  <m:r>
+                    <m:rPr>
+                      <m:sty m:val="p"/>
+                    </m:rPr>
+                    <m:t>∼</m:t>
+                  </m:r>
+                </m:lim>
+              </m:limLow>
             </m:oMath>
             <w:r>
               <w:t xml:space="preserve">.</w:t>
@@ -30133,16 +30958,21 @@
                         </m:r>
                         <m:sSub>
                           <m:e>
-                            <m:acc>
-                              <m:accPr>
-                                <m:chr m:val="̃"/>
-                              </m:accPr>
+                            <m:limLow>
                               <m:e>
                                 <m:r>
                                   <m:t>x</m:t>
                                 </m:r>
                               </m:e>
-                            </m:acc>
+                              <m:lim>
+                                <m:r>
+                                  <m:rPr>
+                                    <m:sty m:val="p"/>
+                                  </m:rPr>
+                                  <m:t>∼</m:t>
+                                </m:r>
+                              </m:lim>
+                            </m:limLow>
                           </m:e>
                           <m:sub>
                             <m:r>
@@ -30566,16 +31396,21 @@
                 </m:rPr>
                 <m:t>(</m:t>
               </m:r>
-              <m:acc>
-                <m:accPr>
-                  <m:chr m:val="̃"/>
-                </m:accPr>
+              <m:limLow>
                 <m:e>
                   <m:r>
                     <m:t>x</m:t>
                   </m:r>
                 </m:e>
-              </m:acc>
+                <m:lim>
+                  <m:r>
+                    <m:rPr>
+                      <m:sty m:val="p"/>
+                    </m:rPr>
+                    <m:t>∼</m:t>
+                  </m:r>
+                </m:lim>
+              </m:limLow>
               <m:r>
                 <m:rPr>
                   <m:sty m:val="p"/>
@@ -30620,16 +31455,21 @@
                 <m:e>
                   <m:sSup>
                     <m:e>
-                      <m:acc>
-                        <m:accPr>
-                          <m:chr m:val="̃"/>
-                        </m:accPr>
+                      <m:limLow>
                         <m:e>
                           <m:r>
                             <m:t>x</m:t>
                           </m:r>
                         </m:e>
-                      </m:acc>
+                        <m:lim>
+                          <m:r>
+                            <m:rPr>
+                              <m:sty m:val="p"/>
+                            </m:rPr>
+                            <m:t>∼</m:t>
+                          </m:r>
+                        </m:lim>
+                      </m:limLow>
                     </m:e>
                     <m:sup>
                       <m:r>
@@ -30640,16 +31480,21 @@
                       </m:r>
                     </m:sup>
                   </m:sSup>
-                  <m:acc>
-                    <m:accPr>
-                      <m:chr m:val="̃"/>
-                    </m:accPr>
+                  <m:limLow>
                     <m:e>
                       <m:r>
                         <m:t>β</m:t>
                       </m:r>
                     </m:e>
-                  </m:acc>
+                    <m:lim>
+                      <m:r>
+                        <m:rPr>
+                          <m:sty m:val="p"/>
+                        </m:rPr>
+                        <m:t>∼</m:t>
+                      </m:r>
+                    </m:lim>
+                  </m:limLow>
                 </m:e>
               </m:d>
               <m:r>
@@ -30677,16 +31522,21 @@
               <w:t xml:space="preserve"> </w:t>
             </w:r>
             <m:oMath>
-              <m:acc>
-                <m:accPr>
-                  <m:chr m:val="̃"/>
-                </m:accPr>
+              <m:limLow>
                 <m:e>
                   <m:r>
                     <m:t>x</m:t>
                   </m:r>
                 </m:e>
-              </m:acc>
+                <m:lim>
+                  <m:r>
+                    <m:rPr>
+                      <m:sty m:val="p"/>
+                    </m:rPr>
+                    <m:t>∼</m:t>
+                  </m:r>
+                </m:lim>
+              </m:limLow>
             </m:oMath>
             <w:r>
               <w:t xml:space="preserve">.</w:t>
@@ -30959,16 +31809,21 @@
               </m:r>
               <m:sSub>
                 <m:e>
-                  <m:acc>
-                    <m:accPr>
-                      <m:chr m:val="̃"/>
-                    </m:accPr>
+                  <m:limLow>
                     <m:e>
                       <m:r>
                         <m:t>x</m:t>
                       </m:r>
                     </m:e>
-                  </m:acc>
+                    <m:lim>
+                      <m:r>
+                        <m:rPr>
+                          <m:sty m:val="p"/>
+                        </m:rPr>
+                        <m:t>∼</m:t>
+                      </m:r>
+                    </m:lim>
+                  </m:limLow>
                 </m:e>
                 <m:sub>
                   <m:r>
@@ -31066,16 +31921,21 @@
               </m:r>
               <m:sSub>
                 <m:e>
-                  <m:acc>
-                    <m:accPr>
-                      <m:chr m:val="̃"/>
-                    </m:accPr>
+                  <m:limLow>
                     <m:e>
                       <m:r>
                         <m:t>x</m:t>
                       </m:r>
                     </m:e>
-                  </m:acc>
+                    <m:lim>
+                      <m:r>
+                        <m:rPr>
+                          <m:sty m:val="p"/>
+                        </m:rPr>
+                        <m:t>∼</m:t>
+                      </m:r>
+                    </m:lim>
+                  </m:limLow>
                 </m:e>
                 <m:sub>
                   <m:r>

--- a/chapters/exam-formula-sheet-handout.docx
+++ b/chapters/exam-formula-sheet-handout.docx
@@ -6043,492 +6043,529 @@
     <w:tbl>
       <w:tblPr>
         <w:tblStyle w:val="Table"/>
-        <w:tblW w:type="pct" w:w="5000"/>
-        <w:tblLayout w:type="fixed"/>
+        <w:tblInd w:w="164" w:type="dxa"/>
+        <w:tblBorders>
+          <w:left w:val="single" w:sz="24" w:space="0" w:color="909090"/>
+        </w:tblBorders>
+        <w:tblCellMar>
+          <w:left w:w="0" w:type="dxa"/>
+          <w:right w:w="0" w:type="dxa"/>
+        </w:tblCellMar>
         <w:tblLook w:firstRow="0" w:lastRow="0" w:firstColumn="0" w:lastColumn="0" w:noHBand="0" w:noVBand="0" w:val="0000"/>
       </w:tblPr>
       <w:tblGrid>
         <w:gridCol w:w="7920"/>
       </w:tblGrid>
       <w:tr>
+        <w:trPr>
+          <w:cantSplit/>
+        </w:trPr>
         <w:tc>
-          <w:tcPr/>
-          <w:bookmarkStart w:id="48" w:name="fig-expit-logit-diagram-summary"/>
+          <w:tcPr>
+            <w:tcMar>
+              <w:left w:w="144" w:type="dxa"/>
+            </w:tcMar>
+          </w:tcPr>
           <w:p>
             <w:pPr>
-              <w:jc w:val="center"/>
-            </w:pPr>
-            <m:oMathPara>
-              <m:oMathParaPr>
-                <m:jc m:val="center"/>
-              </m:oMathParaPr>
-              <m:oMath>
-                <m:limLow>
-                  <m:e>
-                    <m:limLow>
-                      <m:e>
-                        <m:r>
-                          <m:t>π</m:t>
-                        </m:r>
-                      </m:e>
-                      <m:lim>
-                        <m:r>
-                          <m:rPr>
-                            <m:sty m:val="p"/>
-                          </m:rPr>
-                          <m:t>⏟</m:t>
-                        </m:r>
-                      </m:lim>
-                    </m:limLow>
-                  </m:e>
-                  <m:lim>
-                    <m:r>
-                      <m:rPr>
-                        <m:sty m:val="p"/>
-                      </m:rPr>
-                      <m:t>Pr</m:t>
-                    </m:r>
-                    <m:r>
-                      <m:t>​</m:t>
-                    </m:r>
-                    <m:d>
-                      <m:dPr>
-                        <m:begChr m:val="("/>
-                        <m:sepChr m:val=""/>
-                        <m:endChr m:val=")"/>
-                        <m:grow/>
-                      </m:dPr>
-                      <m:e>
-                        <m:r>
-                          <m:t>Y</m:t>
-                        </m:r>
-                        <m:r>
-                          <m:rPr>
-                            <m:sty m:val="p"/>
-                          </m:rPr>
-                          <m:t>=</m:t>
-                        </m:r>
-                        <m:r>
-                          <m:t>1</m:t>
-                        </m:r>
-                      </m:e>
-                    </m:d>
-                    <m:r>
-                      <m:t>​</m:t>
-                    </m:r>
-                  </m:lim>
-                </m:limLow>
-                <m:limUpp>
-                  <m:e>
-                    <m:groupChr>
-                      <m:groupChrPr>
-                        <m:chr m:val="⏞"/>
-                        <m:pos m:val="top"/>
-                        <m:vertJc m:val="bot"/>
-                      </m:groupChrPr>
-                      <m:e>
-                        <m:limLow>
-                          <m:e>
-                            <m:limLow>
-                              <m:e>
-                                <m:limLow>
-                                  <m:e>
-                                    <m:limUpp>
-                                      <m:e>
-                                        <m:r>
-                                          <m:rPr>
-                                            <m:sty m:val="p"/>
-                                          </m:rPr>
-                                          <m:t>→</m:t>
-                                        </m:r>
-                                      </m:e>
-                                      <m:lim>
-                                        <m:f>
-                                          <m:fPr>
-                                            <m:type m:val="bar"/>
-                                          </m:fPr>
-                                          <m:num>
-                                            <m:r>
-                                              <m:t>π</m:t>
-                                            </m:r>
-                                          </m:num>
-                                          <m:den>
-                                            <m:r>
-                                              <m:t>1</m:t>
-                                            </m:r>
-                                            <m:r>
-                                              <m:rPr>
-                                                <m:sty m:val="p"/>
-                                              </m:rPr>
-                                              <m:t>−</m:t>
-                                            </m:r>
-                                            <m:r>
-                                              <m:t>π</m:t>
-                                            </m:r>
-                                          </m:den>
-                                        </m:f>
-                                      </m:lim>
-                                    </m:limUpp>
-                                  </m:e>
-                                  <m:lim>
-                                    <m:limLow>
-                                      <m:e>
-                                        <m:limUpp>
-                                          <m:e>
-                                            <m:r>
-                                              <m:rPr>
-                                                <m:sty m:val="p"/>
-                                              </m:rPr>
-                                              <m:t>←</m:t>
-                                            </m:r>
-                                          </m:e>
-                                          <m:lim>
-                                            <m:r>
-                                              <m:t>​</m:t>
-                                            </m:r>
-                                          </m:lim>
-                                        </m:limUpp>
-                                      </m:e>
-                                      <m:lim>
-                                        <m:f>
-                                          <m:fPr>
-                                            <m:type m:val="bar"/>
-                                          </m:fPr>
-                                          <m:num>
-                                            <m:r>
-                                              <m:t>ω</m:t>
-                                            </m:r>
-                                          </m:num>
-                                          <m:den>
-                                            <m:r>
-                                              <m:t>1</m:t>
-                                            </m:r>
-                                            <m:r>
-                                              <m:rPr>
-                                                <m:sty m:val="p"/>
-                                              </m:rPr>
-                                              <m:t>+</m:t>
-                                            </m:r>
-                                            <m:r>
-                                              <m:t>ω</m:t>
-                                            </m:r>
-                                          </m:den>
-                                        </m:f>
-                                      </m:lim>
-                                    </m:limLow>
-                                  </m:lim>
-                                </m:limLow>
-                                <m:limLow>
-                                  <m:e>
-                                    <m:limLow>
-                                      <m:e>
-                                        <m:r>
-                                          <m:t>ω</m:t>
-                                        </m:r>
-                                      </m:e>
-                                      <m:lim>
-                                        <m:r>
-                                          <m:rPr>
-                                            <m:sty m:val="p"/>
-                                          </m:rPr>
-                                          <m:t>⏟</m:t>
-                                        </m:r>
-                                      </m:lim>
-                                    </m:limLow>
-                                  </m:e>
-                                  <m:lim>
-                                    <m:r>
-                                      <m:rPr>
-                                        <m:sty m:val="p"/>
-                                      </m:rPr>
-                                      <m:t>odds</m:t>
-                                    </m:r>
-                                    <m:r>
-                                      <m:t>​</m:t>
-                                    </m:r>
-                                    <m:d>
-                                      <m:dPr>
-                                        <m:begChr m:val="{"/>
-                                        <m:sepChr m:val=""/>
-                                        <m:endChr m:val="}"/>
-                                        <m:grow/>
-                                      </m:dPr>
-                                      <m:e>
-                                        <m:r>
-                                          <m:t>Y</m:t>
-                                        </m:r>
-                                        <m:r>
-                                          <m:rPr>
-                                            <m:sty m:val="p"/>
-                                          </m:rPr>
-                                          <m:t>=</m:t>
-                                        </m:r>
-                                        <m:r>
-                                          <m:t>1</m:t>
-                                        </m:r>
-                                      </m:e>
-                                    </m:d>
-                                    <m:r>
-                                      <m:t>​</m:t>
-                                    </m:r>
-                                  </m:lim>
-                                </m:limLow>
-                                <m:limLow>
-                                  <m:e>
-                                    <m:limUpp>
-                                      <m:e>
-                                        <m:r>
-                                          <m:rPr>
-                                            <m:sty m:val="p"/>
-                                          </m:rPr>
-                                          <m:t>→</m:t>
-                                        </m:r>
-                                      </m:e>
-                                      <m:lim>
-                                        <m:r>
-                                          <m:rPr>
-                                            <m:sty m:val="p"/>
-                                          </m:rPr>
-                                          <m:t>log</m:t>
-                                        </m:r>
-                                        <m:r>
-                                          <m:t>​</m:t>
-                                        </m:r>
-                                        <m:d>
-                                          <m:dPr>
-                                            <m:begChr m:val="{"/>
-                                            <m:sepChr m:val=""/>
-                                            <m:endChr m:val="}"/>
-                                            <m:grow/>
-                                          </m:dPr>
-                                          <m:e>
-                                            <m:r>
-                                              <m:t>ω</m:t>
-                                            </m:r>
-                                          </m:e>
-                                        </m:d>
-                                        <m:r>
-                                          <m:t>​</m:t>
-                                        </m:r>
-                                      </m:lim>
-                                    </m:limUpp>
-                                  </m:e>
-                                  <m:lim>
-                                    <m:limLow>
-                                      <m:e>
-                                        <m:limUpp>
-                                          <m:e>
-                                            <m:r>
-                                              <m:rPr>
-                                                <m:sty m:val="p"/>
-                                              </m:rPr>
-                                              <m:t>←</m:t>
-                                            </m:r>
-                                          </m:e>
-                                          <m:lim>
-                                            <m:r>
-                                              <m:t>​</m:t>
-                                            </m:r>
-                                          </m:lim>
-                                        </m:limUpp>
-                                      </m:e>
-                                      <m:lim>
-                                        <m:r>
-                                          <m:rPr>
-                                            <m:sty m:val="p"/>
-                                          </m:rPr>
-                                          <m:t>exp</m:t>
-                                        </m:r>
-                                        <m:r>
-                                          <m:t>​</m:t>
-                                        </m:r>
-                                        <m:d>
-                                          <m:dPr>
-                                            <m:begChr m:val="{"/>
-                                            <m:sepChr m:val=""/>
-                                            <m:endChr m:val="}"/>
-                                            <m:grow/>
-                                          </m:dPr>
-                                          <m:e>
-                                            <m:r>
-                                              <m:t>η</m:t>
-                                            </m:r>
-                                          </m:e>
-                                        </m:d>
-                                        <m:r>
-                                          <m:t>​</m:t>
-                                        </m:r>
-                                      </m:lim>
-                                    </m:limLow>
-                                  </m:lim>
-                                </m:limLow>
-                              </m:e>
-                              <m:lim>
-                                <m:r>
-                                  <m:rPr>
-                                    <m:sty m:val="p"/>
-                                  </m:rPr>
-                                  <m:t>⏟</m:t>
-                                </m:r>
-                              </m:lim>
-                            </m:limLow>
-                          </m:e>
-                          <m:lim>
-                            <m:r>
-                              <m:rPr>
-                                <m:sty m:val="p"/>
-                              </m:rPr>
-                              <m:t>expit</m:t>
-                            </m:r>
-                            <m:r>
-                              <m:t>​</m:t>
-                            </m:r>
-                            <m:d>
-                              <m:dPr>
-                                <m:begChr m:val="{"/>
-                                <m:sepChr m:val=""/>
-                                <m:endChr m:val="}"/>
-                                <m:grow/>
-                              </m:dPr>
-                              <m:e>
-                                <m:r>
-                                  <m:t>η</m:t>
-                                </m:r>
-                              </m:e>
-                            </m:d>
-                            <m:r>
-                              <m:t>​</m:t>
-                            </m:r>
-                          </m:lim>
-                        </m:limLow>
-                      </m:e>
-                    </m:groupChr>
-                  </m:e>
-                  <m:lim>
-                    <m:r>
-                      <m:rPr>
-                        <m:sty m:val="p"/>
-                      </m:rPr>
-                      <m:t>logit</m:t>
-                    </m:r>
-                    <m:r>
-                      <m:t>​</m:t>
-                    </m:r>
-                    <m:d>
-                      <m:dPr>
-                        <m:begChr m:val="{"/>
-                        <m:sepChr m:val=""/>
-                        <m:endChr m:val="}"/>
-                        <m:grow/>
-                      </m:dPr>
-                      <m:e>
-                        <m:r>
-                          <m:t>π</m:t>
-                        </m:r>
-                      </m:e>
-                    </m:d>
-                    <m:r>
-                      <m:t>​</m:t>
-                    </m:r>
-                  </m:lim>
-                </m:limUpp>
-                <m:limLow>
-                  <m:e>
-                    <m:limLow>
-                      <m:e>
-                        <m:r>
-                          <m:t>η</m:t>
-                        </m:r>
-                      </m:e>
-                      <m:lim>
-                        <m:r>
-                          <m:rPr>
-                            <m:sty m:val="p"/>
-                          </m:rPr>
-                          <m:t>⏟</m:t>
-                        </m:r>
-                      </m:lim>
-                    </m:limLow>
-                  </m:e>
-                  <m:lim>
-                    <m:r>
-                      <m:t>η</m:t>
-                    </m:r>
-                    <m:r>
-                      <m:t>​</m:t>
-                    </m:r>
-                    <m:d>
-                      <m:dPr>
-                        <m:begChr m:val="("/>
-                        <m:sepChr m:val=""/>
-                        <m:endChr m:val=")"/>
-                        <m:grow/>
-                      </m:dPr>
-                      <m:e>
-                        <m:r>
-                          <m:t>Y</m:t>
-                        </m:r>
-                        <m:r>
-                          <m:rPr>
-                            <m:sty m:val="p"/>
-                          </m:rPr>
-                          <m:t>=</m:t>
-                        </m:r>
-                        <m:r>
-                          <m:t>1</m:t>
-                        </m:r>
-                      </m:e>
-                    </m:d>
-                    <m:r>
-                      <m:t>​</m:t>
-                    </m:r>
-                  </m:lim>
-                </m:limLow>
-              </m:oMath>
-            </m:oMathPara>
-          </w:p>
-          <w:p>
-            <w:pPr>
-              <w:jc w:val="center"/>
+              <w:pStyle w:val="FirstParagraph"/>
             </w:pPr>
             <w:pPr>
-              <w:jc w:val="left"/>
-              <w:spacing w:before="200"/>
-              <w:pStyle w:val="ImageCaption"/>
+              <w:spacing w:before="16" w:after="64"/>
             </w:pPr>
-            <w:r>
-              <w:t xml:space="preserve">Figure 1: Diagram of</w:t>
-            </w:r>
-            <w:r>
-              <w:t xml:space="preserve"> </w:t>
-            </w:r>
-            <w:hyperlink r:id="rId46">
-              <w:r>
-                <w:rPr>
-                  <w:rStyle w:val="Hyperlink"/>
-                </w:rPr>
-                <w:t xml:space="preserve">logistic regression</w:t>
-              </w:r>
-            </w:hyperlink>
-            <w:r>
-              <w:t xml:space="preserve"> </w:t>
-            </w:r>
-            <w:r>
-              <w:t xml:space="preserve">link and inverse</w:t>
-            </w:r>
-            <w:r>
-              <w:t xml:space="preserve"> </w:t>
-            </w:r>
-            <w:hyperlink r:id="rId47">
-              <w:r>
-                <w:rPr>
-                  <w:rStyle w:val="Hyperlink"/>
-                </w:rPr>
-                <w:t xml:space="preserve">link functions</w:t>
-              </w:r>
-            </w:hyperlink>
           </w:p>
-          <w:bookmarkEnd w:id="48"/>
+          <w:tbl>
+            <w:tblPr>
+              <w:tblStyle w:val="Table"/>
+              <w:tblW w:type="pct" w:w="5000"/>
+              <w:tblLayout w:type="fixed"/>
+              <w:tblLook w:firstRow="0" w:lastRow="0" w:firstColumn="0" w:lastColumn="0" w:noHBand="0" w:noVBand="0" w:val="0000"/>
+            </w:tblPr>
+            <w:tblGrid>
+              <w:gridCol w:w="7920"/>
+            </w:tblGrid>
+            <w:tr>
+              <w:tc>
+                <w:tcPr/>
+                <w:bookmarkStart w:id="48" w:name="fig-expit-logit-diagram-summary"/>
+                <w:p>
+                  <w:pPr>
+                    <w:jc w:val="center"/>
+                  </w:pPr>
+                  <m:oMathPara>
+                    <m:oMathParaPr>
+                      <m:jc m:val="center"/>
+                    </m:oMathParaPr>
+                    <m:oMath>
+                      <m:limLow>
+                        <m:e>
+                          <m:limLow>
+                            <m:e>
+                              <m:r>
+                                <m:t>π</m:t>
+                              </m:r>
+                            </m:e>
+                            <m:lim>
+                              <m:r>
+                                <m:rPr>
+                                  <m:sty m:val="p"/>
+                                </m:rPr>
+                                <m:t>⏟</m:t>
+                              </m:r>
+                            </m:lim>
+                          </m:limLow>
+                        </m:e>
+                        <m:lim>
+                          <m:r>
+                            <m:rPr>
+                              <m:sty m:val="p"/>
+                            </m:rPr>
+                            <m:t>Pr</m:t>
+                          </m:r>
+                          <m:r>
+                            <m:t>​</m:t>
+                          </m:r>
+                          <m:d>
+                            <m:dPr>
+                              <m:begChr m:val="("/>
+                              <m:sepChr m:val=""/>
+                              <m:endChr m:val=")"/>
+                              <m:grow/>
+                            </m:dPr>
+                            <m:e>
+                              <m:r>
+                                <m:t>Y</m:t>
+                              </m:r>
+                              <m:r>
+                                <m:rPr>
+                                  <m:sty m:val="p"/>
+                                </m:rPr>
+                                <m:t>=</m:t>
+                              </m:r>
+                              <m:r>
+                                <m:t>1</m:t>
+                              </m:r>
+                            </m:e>
+                          </m:d>
+                          <m:r>
+                            <m:t>​</m:t>
+                          </m:r>
+                        </m:lim>
+                      </m:limLow>
+                      <m:limUpp>
+                        <m:e>
+                          <m:groupChr>
+                            <m:groupChrPr>
+                              <m:chr m:val="⏞"/>
+                              <m:pos m:val="top"/>
+                              <m:vertJc m:val="bot"/>
+                            </m:groupChrPr>
+                            <m:e>
+                              <m:limLow>
+                                <m:e>
+                                  <m:limLow>
+                                    <m:e>
+                                      <m:limLow>
+                                        <m:e>
+                                          <m:limUpp>
+                                            <m:e>
+                                              <m:r>
+                                                <m:rPr>
+                                                  <m:sty m:val="p"/>
+                                                </m:rPr>
+                                                <m:t>→</m:t>
+                                              </m:r>
+                                            </m:e>
+                                            <m:lim>
+                                              <m:f>
+                                                <m:fPr>
+                                                  <m:type m:val="bar"/>
+                                                </m:fPr>
+                                                <m:num>
+                                                  <m:r>
+                                                    <m:t>π</m:t>
+                                                  </m:r>
+                                                </m:num>
+                                                <m:den>
+                                                  <m:r>
+                                                    <m:t>1</m:t>
+                                                  </m:r>
+                                                  <m:r>
+                                                    <m:rPr>
+                                                      <m:sty m:val="p"/>
+                                                    </m:rPr>
+                                                    <m:t>−</m:t>
+                                                  </m:r>
+                                                  <m:r>
+                                                    <m:t>π</m:t>
+                                                  </m:r>
+                                                </m:den>
+                                              </m:f>
+                                            </m:lim>
+                                          </m:limUpp>
+                                        </m:e>
+                                        <m:lim>
+                                          <m:limLow>
+                                            <m:e>
+                                              <m:limUpp>
+                                                <m:e>
+                                                  <m:r>
+                                                    <m:rPr>
+                                                      <m:sty m:val="p"/>
+                                                    </m:rPr>
+                                                    <m:t>←</m:t>
+                                                  </m:r>
+                                                </m:e>
+                                                <m:lim>
+                                                  <m:r>
+                                                    <m:t>​</m:t>
+                                                  </m:r>
+                                                </m:lim>
+                                              </m:limUpp>
+                                            </m:e>
+                                            <m:lim>
+                                              <m:f>
+                                                <m:fPr>
+                                                  <m:type m:val="bar"/>
+                                                </m:fPr>
+                                                <m:num>
+                                                  <m:r>
+                                                    <m:t>ω</m:t>
+                                                  </m:r>
+                                                </m:num>
+                                                <m:den>
+                                                  <m:r>
+                                                    <m:t>1</m:t>
+                                                  </m:r>
+                                                  <m:r>
+                                                    <m:rPr>
+                                                      <m:sty m:val="p"/>
+                                                    </m:rPr>
+                                                    <m:t>+</m:t>
+                                                  </m:r>
+                                                  <m:r>
+                                                    <m:t>ω</m:t>
+                                                  </m:r>
+                                                </m:den>
+                                              </m:f>
+                                            </m:lim>
+                                          </m:limLow>
+                                        </m:lim>
+                                      </m:limLow>
+                                      <m:limLow>
+                                        <m:e>
+                                          <m:limLow>
+                                            <m:e>
+                                              <m:r>
+                                                <m:t>ω</m:t>
+                                              </m:r>
+                                            </m:e>
+                                            <m:lim>
+                                              <m:r>
+                                                <m:rPr>
+                                                  <m:sty m:val="p"/>
+                                                </m:rPr>
+                                                <m:t>⏟</m:t>
+                                              </m:r>
+                                            </m:lim>
+                                          </m:limLow>
+                                        </m:e>
+                                        <m:lim>
+                                          <m:r>
+                                            <m:rPr>
+                                              <m:sty m:val="p"/>
+                                            </m:rPr>
+                                            <m:t>odds</m:t>
+                                          </m:r>
+                                          <m:r>
+                                            <m:t>​</m:t>
+                                          </m:r>
+                                          <m:d>
+                                            <m:dPr>
+                                              <m:begChr m:val="{"/>
+                                              <m:sepChr m:val=""/>
+                                              <m:endChr m:val="}"/>
+                                              <m:grow/>
+                                            </m:dPr>
+                                            <m:e>
+                                              <m:r>
+                                                <m:t>Y</m:t>
+                                              </m:r>
+                                              <m:r>
+                                                <m:rPr>
+                                                  <m:sty m:val="p"/>
+                                                </m:rPr>
+                                                <m:t>=</m:t>
+                                              </m:r>
+                                              <m:r>
+                                                <m:t>1</m:t>
+                                              </m:r>
+                                            </m:e>
+                                          </m:d>
+                                          <m:r>
+                                            <m:t>​</m:t>
+                                          </m:r>
+                                        </m:lim>
+                                      </m:limLow>
+                                      <m:limLow>
+                                        <m:e>
+                                          <m:limUpp>
+                                            <m:e>
+                                              <m:r>
+                                                <m:rPr>
+                                                  <m:sty m:val="p"/>
+                                                </m:rPr>
+                                                <m:t>→</m:t>
+                                              </m:r>
+                                            </m:e>
+                                            <m:lim>
+                                              <m:r>
+                                                <m:rPr>
+                                                  <m:sty m:val="p"/>
+                                                </m:rPr>
+                                                <m:t>log</m:t>
+                                              </m:r>
+                                              <m:r>
+                                                <m:t>​</m:t>
+                                              </m:r>
+                                              <m:d>
+                                                <m:dPr>
+                                                  <m:begChr m:val="{"/>
+                                                  <m:sepChr m:val=""/>
+                                                  <m:endChr m:val="}"/>
+                                                  <m:grow/>
+                                                </m:dPr>
+                                                <m:e>
+                                                  <m:r>
+                                                    <m:t>ω</m:t>
+                                                  </m:r>
+                                                </m:e>
+                                              </m:d>
+                                              <m:r>
+                                                <m:t>​</m:t>
+                                              </m:r>
+                                            </m:lim>
+                                          </m:limUpp>
+                                        </m:e>
+                                        <m:lim>
+                                          <m:limLow>
+                                            <m:e>
+                                              <m:limUpp>
+                                                <m:e>
+                                                  <m:r>
+                                                    <m:rPr>
+                                                      <m:sty m:val="p"/>
+                                                    </m:rPr>
+                                                    <m:t>←</m:t>
+                                                  </m:r>
+                                                </m:e>
+                                                <m:lim>
+                                                  <m:r>
+                                                    <m:t>​</m:t>
+                                                  </m:r>
+                                                </m:lim>
+                                              </m:limUpp>
+                                            </m:e>
+                                            <m:lim>
+                                              <m:r>
+                                                <m:rPr>
+                                                  <m:sty m:val="p"/>
+                                                </m:rPr>
+                                                <m:t>exp</m:t>
+                                              </m:r>
+                                              <m:r>
+                                                <m:t>​</m:t>
+                                              </m:r>
+                                              <m:d>
+                                                <m:dPr>
+                                                  <m:begChr m:val="{"/>
+                                                  <m:sepChr m:val=""/>
+                                                  <m:endChr m:val="}"/>
+                                                  <m:grow/>
+                                                </m:dPr>
+                                                <m:e>
+                                                  <m:r>
+                                                    <m:t>η</m:t>
+                                                  </m:r>
+                                                </m:e>
+                                              </m:d>
+                                              <m:r>
+                                                <m:t>​</m:t>
+                                              </m:r>
+                                            </m:lim>
+                                          </m:limLow>
+                                        </m:lim>
+                                      </m:limLow>
+                                    </m:e>
+                                    <m:lim>
+                                      <m:r>
+                                        <m:rPr>
+                                          <m:sty m:val="p"/>
+                                        </m:rPr>
+                                        <m:t>⏟</m:t>
+                                      </m:r>
+                                    </m:lim>
+                                  </m:limLow>
+                                </m:e>
+                                <m:lim>
+                                  <m:r>
+                                    <m:rPr>
+                                      <m:sty m:val="p"/>
+                                    </m:rPr>
+                                    <m:t>expit</m:t>
+                                  </m:r>
+                                  <m:r>
+                                    <m:t>​</m:t>
+                                  </m:r>
+                                  <m:d>
+                                    <m:dPr>
+                                      <m:begChr m:val="{"/>
+                                      <m:sepChr m:val=""/>
+                                      <m:endChr m:val="}"/>
+                                      <m:grow/>
+                                    </m:dPr>
+                                    <m:e>
+                                      <m:r>
+                                        <m:t>η</m:t>
+                                      </m:r>
+                                    </m:e>
+                                  </m:d>
+                                  <m:r>
+                                    <m:t>​</m:t>
+                                  </m:r>
+                                </m:lim>
+                              </m:limLow>
+                            </m:e>
+                          </m:groupChr>
+                        </m:e>
+                        <m:lim>
+                          <m:r>
+                            <m:rPr>
+                              <m:sty m:val="p"/>
+                            </m:rPr>
+                            <m:t>logit</m:t>
+                          </m:r>
+                          <m:r>
+                            <m:t>​</m:t>
+                          </m:r>
+                          <m:d>
+                            <m:dPr>
+                              <m:begChr m:val="{"/>
+                              <m:sepChr m:val=""/>
+                              <m:endChr m:val="}"/>
+                              <m:grow/>
+                            </m:dPr>
+                            <m:e>
+                              <m:r>
+                                <m:t>π</m:t>
+                              </m:r>
+                            </m:e>
+                          </m:d>
+                          <m:r>
+                            <m:t>​</m:t>
+                          </m:r>
+                        </m:lim>
+                      </m:limUpp>
+                      <m:limLow>
+                        <m:e>
+                          <m:limLow>
+                            <m:e>
+                              <m:r>
+                                <m:t>η</m:t>
+                              </m:r>
+                            </m:e>
+                            <m:lim>
+                              <m:r>
+                                <m:rPr>
+                                  <m:sty m:val="p"/>
+                                </m:rPr>
+                                <m:t>⏟</m:t>
+                              </m:r>
+                            </m:lim>
+                          </m:limLow>
+                        </m:e>
+                        <m:lim>
+                          <m:r>
+                            <m:t>η</m:t>
+                          </m:r>
+                          <m:r>
+                            <m:t>​</m:t>
+                          </m:r>
+                          <m:d>
+                            <m:dPr>
+                              <m:begChr m:val="("/>
+                              <m:sepChr m:val=""/>
+                              <m:endChr m:val=")"/>
+                              <m:grow/>
+                            </m:dPr>
+                            <m:e>
+                              <m:r>
+                                <m:t>Y</m:t>
+                              </m:r>
+                              <m:r>
+                                <m:rPr>
+                                  <m:sty m:val="p"/>
+                                </m:rPr>
+                                <m:t>=</m:t>
+                              </m:r>
+                              <m:r>
+                                <m:t>1</m:t>
+                              </m:r>
+                            </m:e>
+                          </m:d>
+                          <m:r>
+                            <m:t>​</m:t>
+                          </m:r>
+                        </m:lim>
+                      </m:limLow>
+                    </m:oMath>
+                  </m:oMathPara>
+                </w:p>
+                <w:p>
+                  <w:pPr>
+                    <w:jc w:val="center"/>
+                  </w:pPr>
+                  <w:pPr>
+                    <w:jc w:val="left"/>
+                    <w:spacing w:before="200"/>
+                    <w:pStyle w:val="ImageCaption"/>
+                  </w:pPr>
+                  <w:r>
+                    <w:t xml:space="preserve">Figure 1: Diagram of</w:t>
+                  </w:r>
+                  <w:r>
+                    <w:t xml:space="preserve"> </w:t>
+                  </w:r>
+                  <w:hyperlink r:id="rId46">
+                    <w:r>
+                      <w:rPr>
+                        <w:rStyle w:val="Hyperlink"/>
+                      </w:rPr>
+                      <w:t xml:space="preserve">logistic regression</w:t>
+                    </w:r>
+                  </w:hyperlink>
+                  <w:r>
+                    <w:t xml:space="preserve"> </w:t>
+                  </w:r>
+                  <w:r>
+                    <w:t xml:space="preserve">link and inverse</w:t>
+                  </w:r>
+                  <w:r>
+                    <w:t xml:space="preserve"> </w:t>
+                  </w:r>
+                  <w:hyperlink r:id="rId47">
+                    <w:r>
+                      <w:rPr>
+                        <w:rStyle w:val="Hyperlink"/>
+                      </w:rPr>
+                      <w:t xml:space="preserve">link functions</w:t>
+                    </w:r>
+                  </w:hyperlink>
+                </w:p>
+                <w:bookmarkEnd w:id="48"/>
+              </w:tc>
+            </w:tr>
+          </w:tbl>
         </w:tc>
       </w:tr>
     </w:tbl>
@@ -16926,877 +16963,914 @@
     <w:tbl>
       <w:tblPr>
         <w:tblStyle w:val="Table"/>
-        <w:tblW w:type="pct" w:w="5000"/>
-        <w:tblLayout w:type="fixed"/>
+        <w:tblInd w:w="164" w:type="dxa"/>
+        <w:tblBorders>
+          <w:left w:val="single" w:sz="24" w:space="0" w:color="909090"/>
+        </w:tblBorders>
+        <w:tblCellMar>
+          <w:left w:w="0" w:type="dxa"/>
+          <w:right w:w="0" w:type="dxa"/>
+        </w:tblCellMar>
         <w:tblLook w:firstRow="0" w:lastRow="0" w:firstColumn="0" w:lastColumn="0" w:noHBand="0" w:noVBand="0" w:val="0000"/>
       </w:tblPr>
       <w:tblGrid>
         <w:gridCol w:w="7920"/>
       </w:tblGrid>
       <w:tr>
+        <w:trPr>
+          <w:cantSplit/>
+        </w:trPr>
         <w:tc>
-          <w:tcPr/>
-          <w:bookmarkStart w:id="157" w:name="tbl-prob-dist-fns"/>
+          <w:tcPr>
+            <w:tcMar>
+              <w:left w:w="144" w:type="dxa"/>
+            </w:tcMar>
+          </w:tcPr>
           <w:p>
             <w:pPr>
-              <w:jc w:val="center"/>
+              <w:pStyle w:val="FirstParagraph"/>
             </w:pPr>
             <w:pPr>
-              <w:jc w:val="left"/>
-              <w:spacing w:before="200"/>
-              <w:pStyle w:val="ImageCaption"/>
+              <w:spacing w:before="16" w:after="64"/>
             </w:pPr>
-            <w:r>
-              <w:t xml:space="preserve">Table 1: Probability distribution functions</w:t>
-            </w:r>
           </w:p>
           <w:tbl>
             <w:tblPr>
               <w:tblStyle w:val="Table"/>
               <w:tblW w:type="pct" w:w="5000"/>
               <w:tblLayout w:type="fixed"/>
-              <w:tblLook w:firstRow="1" w:lastRow="0" w:firstColumn="0" w:lastColumn="0" w:noHBand="0" w:noVBand="0" w:val="0020"/>
+              <w:tblLook w:firstRow="0" w:lastRow="0" w:firstColumn="0" w:lastColumn="0" w:noHBand="0" w:noVBand="0" w:val="0000"/>
             </w:tblPr>
             <w:tblGrid>
-              <w:gridCol w:w="3832"/>
-              <w:gridCol w:w="1532"/>
-              <w:gridCol w:w="2554"/>
+              <w:gridCol w:w="7920"/>
             </w:tblGrid>
-            <w:tr>
-              <w:trPr>
-                <w:tblHeader w:val="on"/>
-              </w:trPr>
-              <w:tc>
-                <w:tcPr/>
-                <w:p>
-                  <w:pPr>
-                    <w:pStyle w:val="Compact"/>
-                    <w:jc w:val="left"/>
-                    <w:jc w:val="center"/>
-                  </w:pPr>
-                  <w:r>
-                    <w:t xml:space="preserve">Name</w:t>
-                  </w:r>
-                </w:p>
-              </w:tc>
-              <w:tc>
-                <w:tcPr/>
-                <w:p>
-                  <w:pPr>
-                    <w:pStyle w:val="Compact"/>
-                    <w:jc w:val="center"/>
-                  </w:pPr>
-                  <w:r>
-                    <w:t xml:space="preserve">Symbols</w:t>
-                  </w:r>
-                </w:p>
-              </w:tc>
-              <w:tc>
-                <w:tcPr/>
-                <w:p>
-                  <w:pPr>
-                    <w:pStyle w:val="Compact"/>
-                    <w:jc w:val="center"/>
-                  </w:pPr>
-                  <w:r>
-                    <w:t xml:space="preserve">Definition</w:t>
-                  </w:r>
-                </w:p>
-              </w:tc>
-            </w:tr>
             <w:tr>
               <w:tc>
                 <w:tcPr/>
+                <w:bookmarkStart w:id="157" w:name="tbl-prob-dist-fns"/>
                 <w:p>
                   <w:pPr>
-                    <w:pStyle w:val="Compact"/>
-                    <w:jc w:val="left"/>
                     <w:jc w:val="center"/>
                   </w:pPr>
-                  <w:hyperlink r:id="rId151">
-                    <w:r>
-                      <w:rPr>
-                        <w:rStyle w:val="Hyperlink"/>
-                      </w:rPr>
-                      <w:t xml:space="preserve">Probability density function (PDF)</w:t>
-                    </w:r>
-                  </w:hyperlink>
-                </w:p>
-              </w:tc>
-              <w:tc>
-                <w:tcPr/>
-                <w:p>
                   <w:pPr>
-                    <w:pStyle w:val="Compact"/>
-                    <w:jc w:val="center"/>
+                    <w:jc w:val="left"/>
+                    <w:spacing w:before="200"/>
+                    <w:pStyle w:val="ImageCaption"/>
                   </w:pPr>
-                  <m:oMath>
-                    <m:r>
-                      <m:rPr>
-                        <m:sty m:val="p"/>
-                      </m:rPr>
-                      <m:t>f</m:t>
-                    </m:r>
-                    <m:r>
-                      <m:rPr>
-                        <m:sty m:val="p"/>
-                      </m:rPr>
-                      <m:t>(</m:t>
-                    </m:r>
-                    <m:r>
-                      <m:t>t</m:t>
-                    </m:r>
-                    <m:r>
-                      <m:rPr>
-                        <m:sty m:val="p"/>
-                      </m:rPr>
-                      <m:t>)</m:t>
-                    </m:r>
-                    <m:r>
-                      <m:rPr>
-                        <m:sty m:val="p"/>
-                      </m:rPr>
-                      <m:t>,</m:t>
-                    </m:r>
-                    <m:r>
-                      <m:rPr>
-                        <m:sty m:val="p"/>
-                      </m:rPr>
-                      <m:t>p</m:t>
-                    </m:r>
-                    <m:r>
-                      <m:rPr>
-                        <m:sty m:val="p"/>
-                      </m:rPr>
-                      <m:t>(</m:t>
-                    </m:r>
-                    <m:r>
-                      <m:t>t</m:t>
-                    </m:r>
-                    <m:r>
-                      <m:rPr>
-                        <m:sty m:val="p"/>
-                      </m:rPr>
-                      <m:t>)</m:t>
-                    </m:r>
-                  </m:oMath>
                   <w:r>
-                    <w:t xml:space="preserve">​</w:t>
+                    <w:t xml:space="preserve">Table 1: Probability distribution functions</w:t>
                   </w:r>
                 </w:p>
-              </w:tc>
-              <w:tc>
-                <w:tcPr/>
-                <w:p>
-                  <w:pPr>
-                    <w:pStyle w:val="Compact"/>
-                    <w:jc w:val="center"/>
-                  </w:pPr>
-                  <m:oMath>
-                    <m:r>
-                      <m:rPr>
-                        <m:sty m:val="p"/>
-                      </m:rPr>
-                      <m:t>p</m:t>
-                    </m:r>
-                    <m:r>
-                      <m:rPr>
-                        <m:sty m:val="p"/>
-                      </m:rPr>
-                      <m:t>(</m:t>
-                    </m:r>
-                    <m:r>
-                      <m:t>T</m:t>
-                    </m:r>
-                    <m:r>
-                      <m:rPr>
-                        <m:sty m:val="p"/>
-                      </m:rPr>
-                      <m:t>=</m:t>
-                    </m:r>
-                    <m:r>
-                      <m:t>t</m:t>
-                    </m:r>
-                    <m:r>
-                      <m:rPr>
-                        <m:sty m:val="p"/>
-                      </m:rPr>
-                      <m:t>)</m:t>
-                    </m:r>
-                  </m:oMath>
-                  <w:r>
-                    <w:t xml:space="preserve">​</w:t>
-                  </w:r>
-                </w:p>
-              </w:tc>
-            </w:tr>
-            <w:tr>
-              <w:tc>
-                <w:tcPr/>
-                <w:p>
-                  <w:pPr>
-                    <w:pStyle w:val="Compact"/>
-                    <w:jc w:val="left"/>
-                    <w:jc w:val="center"/>
-                  </w:pPr>
-                  <w:hyperlink r:id="rId152">
-                    <w:r>
-                      <w:rPr>
-                        <w:rStyle w:val="Hyperlink"/>
-                      </w:rPr>
-                      <w:t xml:space="preserve">Cumulative distribution function (CDF)</w:t>
-                    </w:r>
-                  </w:hyperlink>
-                </w:p>
-              </w:tc>
-              <w:tc>
-                <w:tcPr/>
-                <w:p>
-                  <w:pPr>
-                    <w:pStyle w:val="Compact"/>
-                    <w:jc w:val="center"/>
-                  </w:pPr>
-                  <m:oMath>
-                    <m:r>
-                      <m:rPr>
-                        <m:sty m:val="p"/>
-                      </m:rPr>
-                      <m:t>F</m:t>
-                    </m:r>
-                    <m:r>
-                      <m:rPr>
-                        <m:sty m:val="p"/>
-                      </m:rPr>
-                      <m:t>(</m:t>
-                    </m:r>
-                    <m:r>
-                      <m:t>t</m:t>
-                    </m:r>
-                    <m:r>
-                      <m:rPr>
-                        <m:sty m:val="p"/>
-                      </m:rPr>
-                      <m:t>)</m:t>
-                    </m:r>
-                    <m:r>
-                      <m:rPr>
-                        <m:sty m:val="p"/>
-                      </m:rPr>
-                      <m:t>,</m:t>
-                    </m:r>
-                    <m:r>
-                      <m:rPr>
-                        <m:sty m:val="p"/>
-                      </m:rPr>
-                      <m:t>P</m:t>
-                    </m:r>
-                    <m:r>
-                      <m:rPr>
-                        <m:sty m:val="p"/>
-                      </m:rPr>
-                      <m:t>(</m:t>
-                    </m:r>
-                    <m:r>
-                      <m:t>t</m:t>
-                    </m:r>
-                    <m:r>
-                      <m:rPr>
-                        <m:sty m:val="p"/>
-                      </m:rPr>
-                      <m:t>)</m:t>
-                    </m:r>
-                  </m:oMath>
-                  <w:r>
-                    <w:t xml:space="preserve">​</w:t>
-                  </w:r>
-                </w:p>
-              </w:tc>
-              <w:tc>
-                <w:tcPr/>
-                <w:p>
-                  <w:pPr>
-                    <w:pStyle w:val="Compact"/>
-                    <w:jc w:val="center"/>
-                  </w:pPr>
-                  <m:oMath>
-                    <m:r>
-                      <m:rPr>
-                        <m:sty m:val="p"/>
-                      </m:rPr>
-                      <m:t>P</m:t>
-                    </m:r>
-                    <m:r>
-                      <m:rPr>
-                        <m:sty m:val="p"/>
-                      </m:rPr>
-                      <m:t>(</m:t>
-                    </m:r>
-                    <m:r>
-                      <m:t>T</m:t>
-                    </m:r>
-                    <m:r>
-                      <m:rPr>
-                        <m:sty m:val="p"/>
-                      </m:rPr>
-                      <m:t>≤</m:t>
-                    </m:r>
-                    <m:r>
-                      <m:t>t</m:t>
-                    </m:r>
-                    <m:r>
-                      <m:rPr>
-                        <m:sty m:val="p"/>
-                      </m:rPr>
-                      <m:t>)</m:t>
-                    </m:r>
-                  </m:oMath>
-                  <w:r>
-                    <w:t xml:space="preserve">​</w:t>
-                  </w:r>
-                </w:p>
-              </w:tc>
-            </w:tr>
-            <w:tr>
-              <w:tc>
-                <w:tcPr/>
-                <w:p>
-                  <w:pPr>
-                    <w:pStyle w:val="Compact"/>
-                    <w:jc w:val="left"/>
-                    <w:jc w:val="center"/>
-                  </w:pPr>
-                  <w:hyperlink r:id="rId153">
-                    <w:r>
-                      <w:rPr>
-                        <w:rStyle w:val="Hyperlink"/>
-                      </w:rPr>
-                      <w:t xml:space="preserve">Survival function</w:t>
-                    </w:r>
-                  </w:hyperlink>
-                </w:p>
-              </w:tc>
-              <w:tc>
-                <w:tcPr/>
-                <w:p>
-                  <w:pPr>
-                    <w:pStyle w:val="Compact"/>
-                    <w:jc w:val="center"/>
-                  </w:pPr>
-                  <m:oMath>
-                    <m:r>
-                      <m:rPr>
-                        <m:sty m:val="p"/>
-                      </m:rPr>
-                      <m:t>S</m:t>
-                    </m:r>
-                    <m:r>
-                      <m:rPr>
-                        <m:sty m:val="p"/>
-                      </m:rPr>
-                      <m:t>(</m:t>
-                    </m:r>
-                    <m:r>
-                      <m:t>t</m:t>
-                    </m:r>
-                    <m:r>
-                      <m:rPr>
-                        <m:sty m:val="p"/>
-                      </m:rPr>
-                      <m:t>)</m:t>
-                    </m:r>
-                    <m:r>
-                      <m:rPr>
-                        <m:sty m:val="p"/>
-                      </m:rPr>
-                      <m:t>,</m:t>
-                    </m:r>
-                    <m:acc>
-                      <m:accPr>
-                        <m:chr m:val="‾"/>
-                      </m:accPr>
-                      <m:e>
-                        <m:r>
-                          <m:rPr>
-                            <m:sty m:val="p"/>
-                          </m:rPr>
-                          <m:t>F</m:t>
-                        </m:r>
-                      </m:e>
-                    </m:acc>
-                    <m:r>
-                      <m:rPr>
-                        <m:sty m:val="p"/>
-                      </m:rPr>
-                      <m:t>(</m:t>
-                    </m:r>
-                    <m:r>
-                      <m:t>t</m:t>
-                    </m:r>
-                    <m:r>
-                      <m:rPr>
-                        <m:sty m:val="p"/>
-                      </m:rPr>
-                      <m:t>)</m:t>
-                    </m:r>
-                  </m:oMath>
-                  <w:r>
-                    <w:t xml:space="preserve">​</w:t>
-                  </w:r>
-                </w:p>
-              </w:tc>
-              <w:tc>
-                <w:tcPr/>
-                <w:p>
-                  <w:pPr>
-                    <w:pStyle w:val="Compact"/>
-                    <w:jc w:val="center"/>
-                  </w:pPr>
-                  <m:oMath>
-                    <m:r>
-                      <m:rPr>
-                        <m:sty m:val="p"/>
-                      </m:rPr>
-                      <m:t>P</m:t>
-                    </m:r>
-                    <m:r>
-                      <m:rPr>
-                        <m:sty m:val="p"/>
-                      </m:rPr>
-                      <m:t>(</m:t>
-                    </m:r>
-                    <m:r>
-                      <m:t>T</m:t>
-                    </m:r>
-                    <m:r>
-                      <m:rPr>
-                        <m:sty m:val="p"/>
-                      </m:rPr>
-                      <m:t>&gt;</m:t>
-                    </m:r>
-                    <m:r>
-                      <m:t>t</m:t>
-                    </m:r>
-                    <m:r>
-                      <m:rPr>
-                        <m:sty m:val="p"/>
-                      </m:rPr>
-                      <m:t>)</m:t>
-                    </m:r>
-                  </m:oMath>
-                  <w:r>
-                    <w:t xml:space="preserve">​</w:t>
-                  </w:r>
-                </w:p>
-              </w:tc>
-            </w:tr>
-            <w:tr>
-              <w:tc>
-                <w:tcPr/>
-                <w:p>
-                  <w:pPr>
-                    <w:pStyle w:val="Compact"/>
-                    <w:jc w:val="left"/>
-                    <w:jc w:val="center"/>
-                  </w:pPr>
-                  <w:hyperlink r:id="rId154">
-                    <w:r>
-                      <w:rPr>
-                        <w:rStyle w:val="Hyperlink"/>
-                      </w:rPr>
-                      <w:t xml:space="preserve">Hazard function</w:t>
-                    </w:r>
-                  </w:hyperlink>
-                </w:p>
-              </w:tc>
-              <w:tc>
-                <w:tcPr/>
-                <w:p>
-                  <w:pPr>
-                    <w:pStyle w:val="Compact"/>
-                    <w:jc w:val="center"/>
-                  </w:pPr>
-                  <m:oMath>
-                    <m:r>
-                      <m:t>λ</m:t>
-                    </m:r>
-                    <m:r>
-                      <m:rPr>
-                        <m:sty m:val="p"/>
-                      </m:rPr>
-                      <m:t>(</m:t>
-                    </m:r>
-                    <m:r>
-                      <m:t>t</m:t>
-                    </m:r>
-                    <m:r>
-                      <m:rPr>
-                        <m:sty m:val="p"/>
-                      </m:rPr>
-                      <m:t>)</m:t>
-                    </m:r>
-                    <m:r>
-                      <m:rPr>
-                        <m:sty m:val="p"/>
-                      </m:rPr>
-                      <m:t>,</m:t>
-                    </m:r>
-                    <m:r>
-                      <m:rPr>
-                        <m:sty m:val="p"/>
-                      </m:rPr>
-                      <m:t>h</m:t>
-                    </m:r>
-                    <m:r>
-                      <m:rPr>
-                        <m:sty m:val="p"/>
-                      </m:rPr>
-                      <m:t>(</m:t>
-                    </m:r>
-                    <m:r>
-                      <m:t>t</m:t>
-                    </m:r>
-                    <m:r>
-                      <m:rPr>
-                        <m:sty m:val="p"/>
-                      </m:rPr>
-                      <m:t>)</m:t>
-                    </m:r>
-                  </m:oMath>
-                  <w:r>
-                    <w:t xml:space="preserve">​</w:t>
-                  </w:r>
-                </w:p>
-              </w:tc>
-              <w:tc>
-                <w:tcPr/>
-                <w:p>
-                  <w:pPr>
-                    <w:pStyle w:val="Compact"/>
-                    <w:jc w:val="center"/>
-                  </w:pPr>
-                  <m:oMath>
-                    <m:r>
-                      <m:rPr>
-                        <m:sty m:val="p"/>
-                      </m:rPr>
-                      <m:t>p</m:t>
-                    </m:r>
-                    <m:r>
-                      <m:rPr>
-                        <m:sty m:val="p"/>
-                      </m:rPr>
-                      <m:t>(</m:t>
-                    </m:r>
-                    <m:r>
-                      <m:t>T</m:t>
-                    </m:r>
-                    <m:r>
-                      <m:rPr>
-                        <m:sty m:val="p"/>
-                      </m:rPr>
-                      <m:t>=</m:t>
-                    </m:r>
-                    <m:r>
-                      <m:t>t</m:t>
-                    </m:r>
-                    <m:r>
-                      <m:rPr>
-                        <m:sty m:val="p"/>
-                      </m:rPr>
-                      <m:t>|</m:t>
-                    </m:r>
-                    <m:r>
-                      <m:t>T</m:t>
-                    </m:r>
-                    <m:r>
-                      <m:rPr>
-                        <m:sty m:val="p"/>
-                      </m:rPr>
-                      <m:t>≥</m:t>
-                    </m:r>
-                    <m:r>
-                      <m:t>t</m:t>
-                    </m:r>
-                    <m:r>
-                      <m:rPr>
-                        <m:sty m:val="p"/>
-                      </m:rPr>
-                      <m:t>)</m:t>
-                    </m:r>
-                  </m:oMath>
-                  <w:r>
-                    <w:t xml:space="preserve">​</w:t>
-                  </w:r>
-                </w:p>
-              </w:tc>
-            </w:tr>
-            <w:tr>
-              <w:tc>
-                <w:tcPr/>
-                <w:p>
-                  <w:pPr>
-                    <w:pStyle w:val="Compact"/>
-                    <w:jc w:val="left"/>
-                    <w:jc w:val="center"/>
-                  </w:pPr>
-                  <w:hyperlink r:id="rId155">
-                    <w:r>
-                      <w:rPr>
-                        <w:rStyle w:val="Hyperlink"/>
-                      </w:rPr>
-                      <w:t xml:space="preserve">Cumulative hazard function</w:t>
-                    </w:r>
-                  </w:hyperlink>
-                </w:p>
-              </w:tc>
-              <w:tc>
-                <w:tcPr/>
-                <w:p>
-                  <w:pPr>
-                    <w:pStyle w:val="Compact"/>
-                    <w:jc w:val="center"/>
-                  </w:pPr>
-                  <m:oMath>
-                    <m:r>
-                      <m:rPr>
-                        <m:sty m:val="p"/>
-                      </m:rPr>
-                      <m:t>Λ</m:t>
-                    </m:r>
-                    <m:r>
-                      <m:rPr>
-                        <m:sty m:val="p"/>
-                      </m:rPr>
-                      <m:t>(</m:t>
-                    </m:r>
-                    <m:r>
-                      <m:t>t</m:t>
-                    </m:r>
-                    <m:r>
-                      <m:rPr>
-                        <m:sty m:val="p"/>
-                      </m:rPr>
-                      <m:t>)</m:t>
-                    </m:r>
-                    <m:r>
-                      <m:rPr>
-                        <m:sty m:val="p"/>
-                      </m:rPr>
-                      <m:t>,</m:t>
-                    </m:r>
-                    <m:r>
-                      <m:rPr>
-                        <m:sty m:val="p"/>
-                      </m:rPr>
-                      <m:t>H</m:t>
-                    </m:r>
-                    <m:r>
-                      <m:rPr>
-                        <m:sty m:val="p"/>
-                      </m:rPr>
-                      <m:t>(</m:t>
-                    </m:r>
-                    <m:r>
-                      <m:t>t</m:t>
-                    </m:r>
-                    <m:r>
-                      <m:rPr>
-                        <m:sty m:val="p"/>
-                      </m:rPr>
-                      <m:t>)</m:t>
-                    </m:r>
-                  </m:oMath>
-                  <w:r>
-                    <w:t xml:space="preserve">​</w:t>
-                  </w:r>
-                </w:p>
-              </w:tc>
-              <w:tc>
-                <w:tcPr/>
-                <w:p>
-                  <w:pPr>
-                    <w:pStyle w:val="Compact"/>
-                    <w:jc w:val="center"/>
-                  </w:pPr>
-                  <m:oMath>
-                    <m:nary>
-                      <m:naryPr>
-                        <m:chr m:val="∫"/>
-                        <m:limLoc m:val="subSup"/>
-                        <m:subHide m:val="off"/>
-                        <m:supHide m:val="off"/>
-                      </m:naryPr>
-                      <m:sub>
-                        <m:r>
-                          <m:t>u</m:t>
-                        </m:r>
-                        <m:r>
-                          <m:rPr>
-                            <m:sty m:val="p"/>
-                          </m:rPr>
-                          <m:t>=</m:t>
-                        </m:r>
-                        <m:r>
-                          <m:rPr>
-                            <m:sty m:val="p"/>
-                          </m:rPr>
-                          <m:t>−</m:t>
-                        </m:r>
-                        <m:r>
-                          <m:rPr>
-                            <m:sty m:val="p"/>
-                          </m:rPr>
-                          <m:t>∞</m:t>
-                        </m:r>
-                      </m:sub>
-                      <m:sup>
-                        <m:r>
-                          <m:t>t</m:t>
-                        </m:r>
-                      </m:sup>
-                      <m:e>
-                        <m:r>
-                          <m:t>λ</m:t>
-                        </m:r>
-                      </m:e>
-                    </m:nary>
-                    <m:r>
-                      <m:rPr>
-                        <m:sty m:val="p"/>
-                      </m:rPr>
-                      <m:t>(</m:t>
-                    </m:r>
-                    <m:r>
-                      <m:t>u</m:t>
-                    </m:r>
-                    <m:r>
-                      <m:rPr>
-                        <m:sty m:val="p"/>
-                      </m:rPr>
-                      <m:t>)</m:t>
-                    </m:r>
-                    <m:r>
-                      <m:t>d</m:t>
-                    </m:r>
-                    <m:r>
-                      <m:t>u</m:t>
-                    </m:r>
-                  </m:oMath>
-                  <w:r>
-                    <w:t xml:space="preserve">​</w:t>
-                  </w:r>
-                </w:p>
-              </w:tc>
-            </w:tr>
-            <w:tr>
-              <w:tc>
-                <w:tcPr/>
-                <w:p>
-                  <w:pPr>
-                    <w:pStyle w:val="Compact"/>
-                    <w:jc w:val="left"/>
-                    <w:jc w:val="center"/>
-                  </w:pPr>
-                  <w:hyperlink r:id="rId156">
-                    <w:r>
-                      <w:rPr>
-                        <w:rStyle w:val="Hyperlink"/>
-                      </w:rPr>
-                      <w:t xml:space="preserve">Log-hazard function</w:t>
-                    </w:r>
-                  </w:hyperlink>
-                </w:p>
-              </w:tc>
-              <w:tc>
-                <w:tcPr/>
-                <w:p>
-                  <w:pPr>
-                    <w:pStyle w:val="Compact"/>
-                    <w:jc w:val="center"/>
-                  </w:pPr>
-                  <m:oMath>
-                    <m:r>
-                      <m:t>η</m:t>
-                    </m:r>
-                    <m:r>
-                      <m:rPr>
-                        <m:sty m:val="p"/>
-                      </m:rPr>
-                      <m:t>(</m:t>
-                    </m:r>
-                    <m:r>
-                      <m:t>t</m:t>
-                    </m:r>
-                    <m:r>
-                      <m:rPr>
-                        <m:sty m:val="p"/>
-                      </m:rPr>
-                      <m:t>)</m:t>
-                    </m:r>
-                  </m:oMath>
-                  <w:r>
-                    <w:t xml:space="preserve">​</w:t>
-                  </w:r>
-                </w:p>
-              </w:tc>
-              <w:tc>
-                <w:tcPr/>
-                <w:p>
-                  <w:pPr>
-                    <w:pStyle w:val="Compact"/>
-                    <w:jc w:val="center"/>
-                  </w:pPr>
-                  <m:oMath>
-                    <m:r>
-                      <m:rPr>
-                        <m:sty m:val="p"/>
-                      </m:rPr>
-                      <m:t>log</m:t>
-                    </m:r>
-                    <m:r>
-                      <m:t>​</m:t>
-                    </m:r>
-                    <m:d>
-                      <m:dPr>
-                        <m:begChr m:val="{"/>
-                        <m:sepChr m:val=""/>
-                        <m:endChr m:val="}"/>
-                        <m:grow/>
-                      </m:dPr>
-                      <m:e>
-                        <m:r>
-                          <m:t>λ</m:t>
-                        </m:r>
-                        <m:r>
-                          <m:rPr>
-                            <m:sty m:val="p"/>
-                          </m:rPr>
-                          <m:t>(</m:t>
-                        </m:r>
-                        <m:r>
-                          <m:t>t</m:t>
-                        </m:r>
-                        <m:r>
-                          <m:rPr>
-                            <m:sty m:val="p"/>
-                          </m:rPr>
-                          <m:t>)</m:t>
-                        </m:r>
-                      </m:e>
-                    </m:d>
-                    <m:r>
-                      <m:t>​</m:t>
-                    </m:r>
-                  </m:oMath>
-                  <w:r>
-                    <w:t xml:space="preserve">​</w:t>
-                  </w:r>
-                </w:p>
+                <w:tbl>
+                  <w:tblPr>
+                    <w:tblStyle w:val="Table"/>
+                    <w:tblW w:type="pct" w:w="5000"/>
+                    <w:tblLayout w:type="fixed"/>
+                    <w:tblLook w:firstRow="1" w:lastRow="0" w:firstColumn="0" w:lastColumn="0" w:noHBand="0" w:noVBand="0" w:val="0020"/>
+                  </w:tblPr>
+                  <w:tblGrid>
+                    <w:gridCol w:w="3832"/>
+                    <w:gridCol w:w="1532"/>
+                    <w:gridCol w:w="2554"/>
+                  </w:tblGrid>
+                  <w:tr>
+                    <w:trPr>
+                      <w:tblHeader w:val="on"/>
+                    </w:trPr>
+                    <w:tc>
+                      <w:tcPr/>
+                      <w:p>
+                        <w:pPr>
+                          <w:pStyle w:val="Compact"/>
+                          <w:jc w:val="left"/>
+                          <w:jc w:val="center"/>
+                        </w:pPr>
+                        <w:r>
+                          <w:t xml:space="preserve">Name</w:t>
+                        </w:r>
+                      </w:p>
+                    </w:tc>
+                    <w:tc>
+                      <w:tcPr/>
+                      <w:p>
+                        <w:pPr>
+                          <w:pStyle w:val="Compact"/>
+                          <w:jc w:val="center"/>
+                        </w:pPr>
+                        <w:r>
+                          <w:t xml:space="preserve">Symbols</w:t>
+                        </w:r>
+                      </w:p>
+                    </w:tc>
+                    <w:tc>
+                      <w:tcPr/>
+                      <w:p>
+                        <w:pPr>
+                          <w:pStyle w:val="Compact"/>
+                          <w:jc w:val="center"/>
+                        </w:pPr>
+                        <w:r>
+                          <w:t xml:space="preserve">Definition</w:t>
+                        </w:r>
+                      </w:p>
+                    </w:tc>
+                  </w:tr>
+                  <w:tr>
+                    <w:tc>
+                      <w:tcPr/>
+                      <w:p>
+                        <w:pPr>
+                          <w:pStyle w:val="Compact"/>
+                          <w:jc w:val="left"/>
+                          <w:jc w:val="center"/>
+                        </w:pPr>
+                        <w:hyperlink r:id="rId151">
+                          <w:r>
+                            <w:rPr>
+                              <w:rStyle w:val="Hyperlink"/>
+                            </w:rPr>
+                            <w:t xml:space="preserve">Probability density function (PDF)</w:t>
+                          </w:r>
+                        </w:hyperlink>
+                      </w:p>
+                    </w:tc>
+                    <w:tc>
+                      <w:tcPr/>
+                      <w:p>
+                        <w:pPr>
+                          <w:pStyle w:val="Compact"/>
+                          <w:jc w:val="center"/>
+                        </w:pPr>
+                        <m:oMath>
+                          <m:r>
+                            <m:rPr>
+                              <m:sty m:val="p"/>
+                            </m:rPr>
+                            <m:t>f</m:t>
+                          </m:r>
+                          <m:r>
+                            <m:rPr>
+                              <m:sty m:val="p"/>
+                            </m:rPr>
+                            <m:t>(</m:t>
+                          </m:r>
+                          <m:r>
+                            <m:t>t</m:t>
+                          </m:r>
+                          <m:r>
+                            <m:rPr>
+                              <m:sty m:val="p"/>
+                            </m:rPr>
+                            <m:t>)</m:t>
+                          </m:r>
+                          <m:r>
+                            <m:rPr>
+                              <m:sty m:val="p"/>
+                            </m:rPr>
+                            <m:t>,</m:t>
+                          </m:r>
+                          <m:r>
+                            <m:rPr>
+                              <m:sty m:val="p"/>
+                            </m:rPr>
+                            <m:t>p</m:t>
+                          </m:r>
+                          <m:r>
+                            <m:rPr>
+                              <m:sty m:val="p"/>
+                            </m:rPr>
+                            <m:t>(</m:t>
+                          </m:r>
+                          <m:r>
+                            <m:t>t</m:t>
+                          </m:r>
+                          <m:r>
+                            <m:rPr>
+                              <m:sty m:val="p"/>
+                            </m:rPr>
+                            <m:t>)</m:t>
+                          </m:r>
+                        </m:oMath>
+                        <w:r>
+                          <w:t xml:space="preserve">​</w:t>
+                        </w:r>
+                      </w:p>
+                    </w:tc>
+                    <w:tc>
+                      <w:tcPr/>
+                      <w:p>
+                        <w:pPr>
+                          <w:pStyle w:val="Compact"/>
+                          <w:jc w:val="center"/>
+                        </w:pPr>
+                        <m:oMath>
+                          <m:r>
+                            <m:rPr>
+                              <m:sty m:val="p"/>
+                            </m:rPr>
+                            <m:t>p</m:t>
+                          </m:r>
+                          <m:r>
+                            <m:rPr>
+                              <m:sty m:val="p"/>
+                            </m:rPr>
+                            <m:t>(</m:t>
+                          </m:r>
+                          <m:r>
+                            <m:t>T</m:t>
+                          </m:r>
+                          <m:r>
+                            <m:rPr>
+                              <m:sty m:val="p"/>
+                            </m:rPr>
+                            <m:t>=</m:t>
+                          </m:r>
+                          <m:r>
+                            <m:t>t</m:t>
+                          </m:r>
+                          <m:r>
+                            <m:rPr>
+                              <m:sty m:val="p"/>
+                            </m:rPr>
+                            <m:t>)</m:t>
+                          </m:r>
+                        </m:oMath>
+                        <w:r>
+                          <w:t xml:space="preserve">​</w:t>
+                        </w:r>
+                      </w:p>
+                    </w:tc>
+                  </w:tr>
+                  <w:tr>
+                    <w:tc>
+                      <w:tcPr/>
+                      <w:p>
+                        <w:pPr>
+                          <w:pStyle w:val="Compact"/>
+                          <w:jc w:val="left"/>
+                          <w:jc w:val="center"/>
+                        </w:pPr>
+                        <w:hyperlink r:id="rId152">
+                          <w:r>
+                            <w:rPr>
+                              <w:rStyle w:val="Hyperlink"/>
+                            </w:rPr>
+                            <w:t xml:space="preserve">Cumulative distribution function (CDF)</w:t>
+                          </w:r>
+                        </w:hyperlink>
+                      </w:p>
+                    </w:tc>
+                    <w:tc>
+                      <w:tcPr/>
+                      <w:p>
+                        <w:pPr>
+                          <w:pStyle w:val="Compact"/>
+                          <w:jc w:val="center"/>
+                        </w:pPr>
+                        <m:oMath>
+                          <m:r>
+                            <m:rPr>
+                              <m:sty m:val="p"/>
+                            </m:rPr>
+                            <m:t>F</m:t>
+                          </m:r>
+                          <m:r>
+                            <m:rPr>
+                              <m:sty m:val="p"/>
+                            </m:rPr>
+                            <m:t>(</m:t>
+                          </m:r>
+                          <m:r>
+                            <m:t>t</m:t>
+                          </m:r>
+                          <m:r>
+                            <m:rPr>
+                              <m:sty m:val="p"/>
+                            </m:rPr>
+                            <m:t>)</m:t>
+                          </m:r>
+                          <m:r>
+                            <m:rPr>
+                              <m:sty m:val="p"/>
+                            </m:rPr>
+                            <m:t>,</m:t>
+                          </m:r>
+                          <m:r>
+                            <m:rPr>
+                              <m:sty m:val="p"/>
+                            </m:rPr>
+                            <m:t>P</m:t>
+                          </m:r>
+                          <m:r>
+                            <m:rPr>
+                              <m:sty m:val="p"/>
+                            </m:rPr>
+                            <m:t>(</m:t>
+                          </m:r>
+                          <m:r>
+                            <m:t>t</m:t>
+                          </m:r>
+                          <m:r>
+                            <m:rPr>
+                              <m:sty m:val="p"/>
+                            </m:rPr>
+                            <m:t>)</m:t>
+                          </m:r>
+                        </m:oMath>
+                        <w:r>
+                          <w:t xml:space="preserve">​</w:t>
+                        </w:r>
+                      </w:p>
+                    </w:tc>
+                    <w:tc>
+                      <w:tcPr/>
+                      <w:p>
+                        <w:pPr>
+                          <w:pStyle w:val="Compact"/>
+                          <w:jc w:val="center"/>
+                        </w:pPr>
+                        <m:oMath>
+                          <m:r>
+                            <m:rPr>
+                              <m:sty m:val="p"/>
+                            </m:rPr>
+                            <m:t>P</m:t>
+                          </m:r>
+                          <m:r>
+                            <m:rPr>
+                              <m:sty m:val="p"/>
+                            </m:rPr>
+                            <m:t>(</m:t>
+                          </m:r>
+                          <m:r>
+                            <m:t>T</m:t>
+                          </m:r>
+                          <m:r>
+                            <m:rPr>
+                              <m:sty m:val="p"/>
+                            </m:rPr>
+                            <m:t>≤</m:t>
+                          </m:r>
+                          <m:r>
+                            <m:t>t</m:t>
+                          </m:r>
+                          <m:r>
+                            <m:rPr>
+                              <m:sty m:val="p"/>
+                            </m:rPr>
+                            <m:t>)</m:t>
+                          </m:r>
+                        </m:oMath>
+                        <w:r>
+                          <w:t xml:space="preserve">​</w:t>
+                        </w:r>
+                      </w:p>
+                    </w:tc>
+                  </w:tr>
+                  <w:tr>
+                    <w:tc>
+                      <w:tcPr/>
+                      <w:p>
+                        <w:pPr>
+                          <w:pStyle w:val="Compact"/>
+                          <w:jc w:val="left"/>
+                          <w:jc w:val="center"/>
+                        </w:pPr>
+                        <w:hyperlink r:id="rId153">
+                          <w:r>
+                            <w:rPr>
+                              <w:rStyle w:val="Hyperlink"/>
+                            </w:rPr>
+                            <w:t xml:space="preserve">Survival function</w:t>
+                          </w:r>
+                        </w:hyperlink>
+                      </w:p>
+                    </w:tc>
+                    <w:tc>
+                      <w:tcPr/>
+                      <w:p>
+                        <w:pPr>
+                          <w:pStyle w:val="Compact"/>
+                          <w:jc w:val="center"/>
+                        </w:pPr>
+                        <m:oMath>
+                          <m:r>
+                            <m:rPr>
+                              <m:sty m:val="p"/>
+                            </m:rPr>
+                            <m:t>S</m:t>
+                          </m:r>
+                          <m:r>
+                            <m:rPr>
+                              <m:sty m:val="p"/>
+                            </m:rPr>
+                            <m:t>(</m:t>
+                          </m:r>
+                          <m:r>
+                            <m:t>t</m:t>
+                          </m:r>
+                          <m:r>
+                            <m:rPr>
+                              <m:sty m:val="p"/>
+                            </m:rPr>
+                            <m:t>)</m:t>
+                          </m:r>
+                          <m:r>
+                            <m:rPr>
+                              <m:sty m:val="p"/>
+                            </m:rPr>
+                            <m:t>,</m:t>
+                          </m:r>
+                          <m:acc>
+                            <m:accPr>
+                              <m:chr m:val="‾"/>
+                            </m:accPr>
+                            <m:e>
+                              <m:r>
+                                <m:rPr>
+                                  <m:sty m:val="p"/>
+                                </m:rPr>
+                                <m:t>F</m:t>
+                              </m:r>
+                            </m:e>
+                          </m:acc>
+                          <m:r>
+                            <m:rPr>
+                              <m:sty m:val="p"/>
+                            </m:rPr>
+                            <m:t>(</m:t>
+                          </m:r>
+                          <m:r>
+                            <m:t>t</m:t>
+                          </m:r>
+                          <m:r>
+                            <m:rPr>
+                              <m:sty m:val="p"/>
+                            </m:rPr>
+                            <m:t>)</m:t>
+                          </m:r>
+                        </m:oMath>
+                        <w:r>
+                          <w:t xml:space="preserve">​</w:t>
+                        </w:r>
+                      </w:p>
+                    </w:tc>
+                    <w:tc>
+                      <w:tcPr/>
+                      <w:p>
+                        <w:pPr>
+                          <w:pStyle w:val="Compact"/>
+                          <w:jc w:val="center"/>
+                        </w:pPr>
+                        <m:oMath>
+                          <m:r>
+                            <m:rPr>
+                              <m:sty m:val="p"/>
+                            </m:rPr>
+                            <m:t>P</m:t>
+                          </m:r>
+                          <m:r>
+                            <m:rPr>
+                              <m:sty m:val="p"/>
+                            </m:rPr>
+                            <m:t>(</m:t>
+                          </m:r>
+                          <m:r>
+                            <m:t>T</m:t>
+                          </m:r>
+                          <m:r>
+                            <m:rPr>
+                              <m:sty m:val="p"/>
+                            </m:rPr>
+                            <m:t>&gt;</m:t>
+                          </m:r>
+                          <m:r>
+                            <m:t>t</m:t>
+                          </m:r>
+                          <m:r>
+                            <m:rPr>
+                              <m:sty m:val="p"/>
+                            </m:rPr>
+                            <m:t>)</m:t>
+                          </m:r>
+                        </m:oMath>
+                        <w:r>
+                          <w:t xml:space="preserve">​</w:t>
+                        </w:r>
+                      </w:p>
+                    </w:tc>
+                  </w:tr>
+                  <w:tr>
+                    <w:tc>
+                      <w:tcPr/>
+                      <w:p>
+                        <w:pPr>
+                          <w:pStyle w:val="Compact"/>
+                          <w:jc w:val="left"/>
+                          <w:jc w:val="center"/>
+                        </w:pPr>
+                        <w:hyperlink r:id="rId154">
+                          <w:r>
+                            <w:rPr>
+                              <w:rStyle w:val="Hyperlink"/>
+                            </w:rPr>
+                            <w:t xml:space="preserve">Hazard function</w:t>
+                          </w:r>
+                        </w:hyperlink>
+                      </w:p>
+                    </w:tc>
+                    <w:tc>
+                      <w:tcPr/>
+                      <w:p>
+                        <w:pPr>
+                          <w:pStyle w:val="Compact"/>
+                          <w:jc w:val="center"/>
+                        </w:pPr>
+                        <m:oMath>
+                          <m:r>
+                            <m:t>λ</m:t>
+                          </m:r>
+                          <m:r>
+                            <m:rPr>
+                              <m:sty m:val="p"/>
+                            </m:rPr>
+                            <m:t>(</m:t>
+                          </m:r>
+                          <m:r>
+                            <m:t>t</m:t>
+                          </m:r>
+                          <m:r>
+                            <m:rPr>
+                              <m:sty m:val="p"/>
+                            </m:rPr>
+                            <m:t>)</m:t>
+                          </m:r>
+                          <m:r>
+                            <m:rPr>
+                              <m:sty m:val="p"/>
+                            </m:rPr>
+                            <m:t>,</m:t>
+                          </m:r>
+                          <m:r>
+                            <m:rPr>
+                              <m:sty m:val="p"/>
+                            </m:rPr>
+                            <m:t>h</m:t>
+                          </m:r>
+                          <m:r>
+                            <m:rPr>
+                              <m:sty m:val="p"/>
+                            </m:rPr>
+                            <m:t>(</m:t>
+                          </m:r>
+                          <m:r>
+                            <m:t>t</m:t>
+                          </m:r>
+                          <m:r>
+                            <m:rPr>
+                              <m:sty m:val="p"/>
+                            </m:rPr>
+                            <m:t>)</m:t>
+                          </m:r>
+                        </m:oMath>
+                        <w:r>
+                          <w:t xml:space="preserve">​</w:t>
+                        </w:r>
+                      </w:p>
+                    </w:tc>
+                    <w:tc>
+                      <w:tcPr/>
+                      <w:p>
+                        <w:pPr>
+                          <w:pStyle w:val="Compact"/>
+                          <w:jc w:val="center"/>
+                        </w:pPr>
+                        <m:oMath>
+                          <m:r>
+                            <m:rPr>
+                              <m:sty m:val="p"/>
+                            </m:rPr>
+                            <m:t>p</m:t>
+                          </m:r>
+                          <m:r>
+                            <m:rPr>
+                              <m:sty m:val="p"/>
+                            </m:rPr>
+                            <m:t>(</m:t>
+                          </m:r>
+                          <m:r>
+                            <m:t>T</m:t>
+                          </m:r>
+                          <m:r>
+                            <m:rPr>
+                              <m:sty m:val="p"/>
+                            </m:rPr>
+                            <m:t>=</m:t>
+                          </m:r>
+                          <m:r>
+                            <m:t>t</m:t>
+                          </m:r>
+                          <m:r>
+                            <m:rPr>
+                              <m:sty m:val="p"/>
+                            </m:rPr>
+                            <m:t>|</m:t>
+                          </m:r>
+                          <m:r>
+                            <m:t>T</m:t>
+                          </m:r>
+                          <m:r>
+                            <m:rPr>
+                              <m:sty m:val="p"/>
+                            </m:rPr>
+                            <m:t>≥</m:t>
+                          </m:r>
+                          <m:r>
+                            <m:t>t</m:t>
+                          </m:r>
+                          <m:r>
+                            <m:rPr>
+                              <m:sty m:val="p"/>
+                            </m:rPr>
+                            <m:t>)</m:t>
+                          </m:r>
+                        </m:oMath>
+                        <w:r>
+                          <w:t xml:space="preserve">​</w:t>
+                        </w:r>
+                      </w:p>
+                    </w:tc>
+                  </w:tr>
+                  <w:tr>
+                    <w:tc>
+                      <w:tcPr/>
+                      <w:p>
+                        <w:pPr>
+                          <w:pStyle w:val="Compact"/>
+                          <w:jc w:val="left"/>
+                          <w:jc w:val="center"/>
+                        </w:pPr>
+                        <w:hyperlink r:id="rId155">
+                          <w:r>
+                            <w:rPr>
+                              <w:rStyle w:val="Hyperlink"/>
+                            </w:rPr>
+                            <w:t xml:space="preserve">Cumulative hazard function</w:t>
+                          </w:r>
+                        </w:hyperlink>
+                      </w:p>
+                    </w:tc>
+                    <w:tc>
+                      <w:tcPr/>
+                      <w:p>
+                        <w:pPr>
+                          <w:pStyle w:val="Compact"/>
+                          <w:jc w:val="center"/>
+                        </w:pPr>
+                        <m:oMath>
+                          <m:r>
+                            <m:rPr>
+                              <m:sty m:val="p"/>
+                            </m:rPr>
+                            <m:t>Λ</m:t>
+                          </m:r>
+                          <m:r>
+                            <m:rPr>
+                              <m:sty m:val="p"/>
+                            </m:rPr>
+                            <m:t>(</m:t>
+                          </m:r>
+                          <m:r>
+                            <m:t>t</m:t>
+                          </m:r>
+                          <m:r>
+                            <m:rPr>
+                              <m:sty m:val="p"/>
+                            </m:rPr>
+                            <m:t>)</m:t>
+                          </m:r>
+                          <m:r>
+                            <m:rPr>
+                              <m:sty m:val="p"/>
+                            </m:rPr>
+                            <m:t>,</m:t>
+                          </m:r>
+                          <m:r>
+                            <m:rPr>
+                              <m:sty m:val="p"/>
+                            </m:rPr>
+                            <m:t>H</m:t>
+                          </m:r>
+                          <m:r>
+                            <m:rPr>
+                              <m:sty m:val="p"/>
+                            </m:rPr>
+                            <m:t>(</m:t>
+                          </m:r>
+                          <m:r>
+                            <m:t>t</m:t>
+                          </m:r>
+                          <m:r>
+                            <m:rPr>
+                              <m:sty m:val="p"/>
+                            </m:rPr>
+                            <m:t>)</m:t>
+                          </m:r>
+                        </m:oMath>
+                        <w:r>
+                          <w:t xml:space="preserve">​</w:t>
+                        </w:r>
+                      </w:p>
+                    </w:tc>
+                    <w:tc>
+                      <w:tcPr/>
+                      <w:p>
+                        <w:pPr>
+                          <w:pStyle w:val="Compact"/>
+                          <w:jc w:val="center"/>
+                        </w:pPr>
+                        <m:oMath>
+                          <m:nary>
+                            <m:naryPr>
+                              <m:chr m:val="∫"/>
+                              <m:limLoc m:val="subSup"/>
+                              <m:subHide m:val="off"/>
+                              <m:supHide m:val="off"/>
+                            </m:naryPr>
+                            <m:sub>
+                              <m:r>
+                                <m:t>u</m:t>
+                              </m:r>
+                              <m:r>
+                                <m:rPr>
+                                  <m:sty m:val="p"/>
+                                </m:rPr>
+                                <m:t>=</m:t>
+                              </m:r>
+                              <m:r>
+                                <m:rPr>
+                                  <m:sty m:val="p"/>
+                                </m:rPr>
+                                <m:t>−</m:t>
+                              </m:r>
+                              <m:r>
+                                <m:rPr>
+                                  <m:sty m:val="p"/>
+                                </m:rPr>
+                                <m:t>∞</m:t>
+                              </m:r>
+                            </m:sub>
+                            <m:sup>
+                              <m:r>
+                                <m:t>t</m:t>
+                              </m:r>
+                            </m:sup>
+                            <m:e>
+                              <m:r>
+                                <m:t>λ</m:t>
+                              </m:r>
+                            </m:e>
+                          </m:nary>
+                          <m:r>
+                            <m:rPr>
+                              <m:sty m:val="p"/>
+                            </m:rPr>
+                            <m:t>(</m:t>
+                          </m:r>
+                          <m:r>
+                            <m:t>u</m:t>
+                          </m:r>
+                          <m:r>
+                            <m:rPr>
+                              <m:sty m:val="p"/>
+                            </m:rPr>
+                            <m:t>)</m:t>
+                          </m:r>
+                          <m:r>
+                            <m:t>d</m:t>
+                          </m:r>
+                          <m:r>
+                            <m:t>u</m:t>
+                          </m:r>
+                        </m:oMath>
+                        <w:r>
+                          <w:t xml:space="preserve">​</w:t>
+                        </w:r>
+                      </w:p>
+                    </w:tc>
+                  </w:tr>
+                  <w:tr>
+                    <w:tc>
+                      <w:tcPr/>
+                      <w:p>
+                        <w:pPr>
+                          <w:pStyle w:val="Compact"/>
+                          <w:jc w:val="left"/>
+                          <w:jc w:val="center"/>
+                        </w:pPr>
+                        <w:hyperlink r:id="rId156">
+                          <w:r>
+                            <w:rPr>
+                              <w:rStyle w:val="Hyperlink"/>
+                            </w:rPr>
+                            <w:t xml:space="preserve">Log-hazard function</w:t>
+                          </w:r>
+                        </w:hyperlink>
+                      </w:p>
+                    </w:tc>
+                    <w:tc>
+                      <w:tcPr/>
+                      <w:p>
+                        <w:pPr>
+                          <w:pStyle w:val="Compact"/>
+                          <w:jc w:val="center"/>
+                        </w:pPr>
+                        <m:oMath>
+                          <m:r>
+                            <m:t>η</m:t>
+                          </m:r>
+                          <m:r>
+                            <m:rPr>
+                              <m:sty m:val="p"/>
+                            </m:rPr>
+                            <m:t>(</m:t>
+                          </m:r>
+                          <m:r>
+                            <m:t>t</m:t>
+                          </m:r>
+                          <m:r>
+                            <m:rPr>
+                              <m:sty m:val="p"/>
+                            </m:rPr>
+                            <m:t>)</m:t>
+                          </m:r>
+                        </m:oMath>
+                        <w:r>
+                          <w:t xml:space="preserve">​</w:t>
+                        </w:r>
+                      </w:p>
+                    </w:tc>
+                    <w:tc>
+                      <w:tcPr/>
+                      <w:p>
+                        <w:pPr>
+                          <w:pStyle w:val="Compact"/>
+                          <w:jc w:val="center"/>
+                        </w:pPr>
+                        <m:oMath>
+                          <m:r>
+                            <m:rPr>
+                              <m:sty m:val="p"/>
+                            </m:rPr>
+                            <m:t>log</m:t>
+                          </m:r>
+                          <m:r>
+                            <m:t>​</m:t>
+                          </m:r>
+                          <m:d>
+                            <m:dPr>
+                              <m:begChr m:val="{"/>
+                              <m:sepChr m:val=""/>
+                              <m:endChr m:val="}"/>
+                              <m:grow/>
+                            </m:dPr>
+                            <m:e>
+                              <m:r>
+                                <m:t>λ</m:t>
+                              </m:r>
+                              <m:r>
+                                <m:rPr>
+                                  <m:sty m:val="p"/>
+                                </m:rPr>
+                                <m:t>(</m:t>
+                              </m:r>
+                              <m:r>
+                                <m:t>t</m:t>
+                              </m:r>
+                              <m:r>
+                                <m:rPr>
+                                  <m:sty m:val="p"/>
+                                </m:rPr>
+                                <m:t>)</m:t>
+                              </m:r>
+                            </m:e>
+                          </m:d>
+                          <m:r>
+                            <m:t>​</m:t>
+                          </m:r>
+                        </m:oMath>
+                        <w:r>
+                          <w:t xml:space="preserve">​</w:t>
+                        </w:r>
+                      </w:p>
+                    </w:tc>
+                  </w:tr>
+                </w:tbl>
+                <w:bookmarkEnd w:id="157"/>
+                <w:p/>
               </w:tc>
             </w:tr>
           </w:tbl>
-          <w:bookmarkEnd w:id="157"/>
-          <w:p/>
         </w:tc>
       </w:tr>
     </w:tbl>
@@ -20792,29 +20866,27 @@
     <w:tbl>
       <w:tblPr>
         <w:tblStyle w:val="Table"/>
-        <w:tblLook w:firstRow="0" w:lastRow="0" w:firstColumn="0" w:lastColumn="0" w:noHBand="0" w:noVBand="0" w:val="0000"/>
+        <w:tblInd w:w="164" w:type="dxa"/>
         <w:tblBorders>
-          <w:top w:val="single" w:sz="4" w:space="0" w:color="909090"/>
           <w:left w:val="single" w:sz="24" w:space="0" w:color="909090"/>
-          <w:bottom w:val="single" w:sz="4" w:space="0" w:color="909090"/>
-          <w:right w:val="single" w:sz="4" w:space="0" w:color="909090"/>
         </w:tblBorders>
         <w:tblCellMar>
-          <w:left w:w="144" w:type="dxa"/>
-          <w:right w:w="144" w:type="dxa"/>
+          <w:left w:w="0" w:type="dxa"/>
+          <w:right w:w="0" w:type="dxa"/>
         </w:tblCellMar>
         <w:tblLook w:firstRow="0" w:lastRow="0" w:firstColumn="0" w:lastColumn="0" w:noHBand="0" w:noVBand="0" w:val="0000"/>
       </w:tblPr>
+      <w:tblGrid>
+        <w:gridCol w:w="7920"/>
+      </w:tblGrid>
       <w:tr>
         <w:trPr>
           <w:cantSplit/>
         </w:trPr>
         <w:tc>
           <w:tcPr>
-            <w:shd w:color="auto" w:fill="e6e6e6" w:val="clear"/>
             <w:tcMar>
-              <w:top w:w="92" w:type="dxa"/>
-              <w:bottom w:w="92" w:type="dxa"/>
+              <w:left w:w="144" w:type="dxa"/>
             </w:tcMar>
           </w:tcPr>
           <w:p>
@@ -20822,25 +20894,9 @@
               <w:pStyle w:val="BodyText"/>
             </w:pPr>
             <w:pPr>
-              <w:spacing w:before="16" w:after="16"/>
+              <w:spacing w:before="16" w:after="64"/>
             </w:pPr>
-            <w:r>
-              <w:t xml:space="preserve">Exm</w:t>
-            </w:r>
           </w:p>
-        </w:tc>
-      </w:tr>
-      <w:tr>
-        <w:trPr>
-          <w:cantSplit/>
-        </w:trPr>
-        <w:tc>
-          <w:tcPr>
-            <w:tcMar>
-              <w:top w:w="108" w:type="dxa"/>
-              <w:bottom w:w="108" w:type="dxa"/>
-            </w:tcMar>
-          </w:tcPr>
           <w:bookmarkStart w:id="174" w:name="exm-breslow-baseline-cuhaz-est"/>
           <w:p>
             <w:pPr>
@@ -21111,7 +21167,6 @@
             </m:oMathPara>
           </w:p>
           <w:bookmarkEnd w:id="174"/>
-          <w:p/>
         </w:tc>
       </w:tr>
     </w:tbl>

--- a/chapters/exam-formula-sheet-handout.docx
+++ b/chapters/exam-formula-sheet-handout.docx
@@ -26,10 +26,10 @@
       <w:r>
         <w:t xml:space="preserve">$$
     \begin{aligned}
-    \operatorname{Var}\mathopen{}\left(\mathord{\smash[b]{\underset{\raise.3ex\hbox{$\scriptstyle\sim$}}{a}}\vphantom{a}}\cdot \mathord{\smash[b]{\underset{\raise.3ex\hbox{$\scriptstyle\sim$}}{X}}\vphantom{X}}\right)\mathclose{}
-    &amp;= \operatorname{Var}\mathopen{}\left(\sum_{i=1}^na_i X_i\right)\mathclose{}
-    \\ &amp;= \mathord{\smash[b]{\underset{\raise.3ex\hbox{$\scriptstyle\sim$}}{a}}\vphantom{a}}^{\top} \operatorname{Var}\mathopen{}\left(\mathord{\smash[b]{\underset{\raise.3ex\hbox{$\scriptstyle\sim$}}{X}}\vphantom{X}}\right)\mathclose{} \mathord{\smash[b]{\underset{\raise.3ex\hbox{$\scriptstyle\sim$}}{a}}\vphantom{a}}
-    \\ &amp;= \sum_{i=1}^n\sum_{j=1}^n a_i a_j \operatorname{Cov}\mathopen{}\left(X_i,X_j\right)\mathclose{}
+    {\operatorname{Var}\mathopen{}\left(\mathord{\smash[b]{\underset{\raise.3ex\hbox{$\scriptstyle\sim$}}{a}}\vphantom{a}}\cdot \mathord{\smash[b]{\underset{\raise.3ex\hbox{$\scriptstyle\sim$}}{X}}\vphantom{X}}\right)\mathclose{}}
+    &amp;= {\operatorname{Var}\mathopen{}\left(\sum_{i=1}^na_i X_i\right)\mathclose{}}
+    \\ &amp;= \mathord{\smash[b]{\underset{\raise.3ex\hbox{$\scriptstyle\sim$}}{a}}\vphantom{a}}^{\top} {\operatorname{Var}\mathopen{}\left(\mathord{\smash[b]{\underset{\raise.3ex\hbox{$\scriptstyle\sim$}}{X}}\vphantom{X}}\right)\mathclose{}} \mathord{\smash[b]{\underset{\raise.3ex\hbox{$\scriptstyle\sim$}}{a}}\vphantom{a}}
+    \\ &amp;= \sum_{i=1}^n\sum_{j=1}^n a_i a_j {\operatorname{Cov}\mathopen{}\left(X_i,X_j\right)\mathclose{}}
     \end{aligned}
     $$</w:t>
       </w:r>
@@ -45,6 +45,7 @@
         <m:oMath>
           <m:r>
             <m:rPr>
+              <m:scr m:val="double-struck"/>
               <m:sty m:val="p"/>
             </m:rPr>
             <m:t>E</m:t>
@@ -76,6 +77,7 @@
           </m:r>
           <m:r>
             <m:rPr>
+              <m:scr m:val="double-struck"/>
               <m:sty m:val="p"/>
             </m:rPr>
             <m:t>E</m:t>
@@ -93,6 +95,7 @@
             <m:e>
               <m:r>
                 <m:rPr>
+                  <m:scr m:val="double-struck"/>
                   <m:sty m:val="p"/>
                 </m:rPr>
                 <m:t>E</m:t>
@@ -144,6 +147,7 @@
         <m:oMath>
           <m:r>
             <m:rPr>
+              <m:scr m:val="double-struck"/>
               <m:sty m:val="p"/>
             </m:rPr>
             <m:t>E</m:t>
@@ -184,6 +188,7 @@
           </m:r>
           <m:r>
             <m:rPr>
+              <m:scr m:val="double-struck"/>
               <m:sty m:val="p"/>
             </m:rPr>
             <m:t>E</m:t>
@@ -201,6 +206,7 @@
             <m:e>
               <m:r>
                 <m:rPr>
+                  <m:scr m:val="double-struck"/>
                   <m:sty m:val="p"/>
                 </m:rPr>
                 <m:t>E</m:t>
@@ -301,6 +307,7 @@
           </m:r>
           <m:r>
             <m:rPr>
+              <m:scr m:val="double-struck"/>
               <m:sty m:val="p"/>
             </m:rPr>
             <m:t>E</m:t>
@@ -380,6 +387,7 @@
             <m:e>
               <m:r>
                 <m:rPr>
+                  <m:scr m:val="double-struck"/>
                   <m:sty m:val="p"/>
                 </m:rPr>
                 <m:t>E</m:t>
@@ -471,6 +479,7 @@
           </m:r>
           <m:r>
             <m:rPr>
+              <m:scr m:val="double-struck"/>
               <m:sty m:val="p"/>
             </m:rPr>
             <m:t>E</m:t>
@@ -559,6 +568,7 @@
             <m:e>
               <m:r>
                 <m:rPr>
+                  <m:scr m:val="double-struck"/>
                   <m:sty m:val="p"/>
                 </m:rPr>
                 <m:t>E</m:t>
@@ -599,6 +609,7 @@
               </m:r>
               <m:r>
                 <m:rPr>
+                  <m:scr m:val="double-struck"/>
                   <m:sty m:val="p"/>
                 </m:rPr>
                 <m:t>E</m:t>
@@ -662,7 +673,7 @@
         <w:pStyle w:val="FirstParagraph"/>
       </w:pPr>
       <w:r>
-        <w:t xml:space="preserve">$$\ell\stackrel{\text{def}}{=}\operatorname{log}\mathopen{}\left\{\mathcal{L}(\mathord{\smash[b]{\underset{\raise.3ex\hbox{$\scriptstyle\sim$}}{x}}\vphantom{x}}|\theta)\right\}\mathclose{}$$</w:t>
+        <w:t xml:space="preserve">$$\ell\stackrel{\text{def}}{=}{\operatorname{log}\mathopen{}\left\{\mathcal{L}(\mathord{\smash[b]{\underset{\raise.3ex\hbox{$\scriptstyle\sim$}}{x}}\vphantom{x}}|\theta)\right\}\mathclose{}}$$</w:t>
       </w:r>
     </w:p>
     <w:p>
@@ -703,7 +714,7 @@
         <w:pStyle w:val="FirstParagraph"/>
       </w:pPr>
       <w:r>
-        <w:t xml:space="preserve">$$\mathcal{I}\stackrel{\text{def}}{=}\operatorname{E}\mathopen{}\left[I(\mathord{\smash[b]{\underset{\raise.3ex\hbox{$\scriptstyle\sim$}}{x}}\vphantom{x}}|\theta)\right]\mathclose{}$$</w:t>
+        <w:t xml:space="preserve">$$\mathcal{I}\stackrel{\text{def}}{=}{\mathbb{E}\mathopen{}\left[I(\mathord{\smash[b]{\underset{\raise.3ex\hbox{$\scriptstyle\sim$}}{x}}\vphantom{x}}|\theta)\right]\mathclose{}}$$</w:t>
       </w:r>
     </w:p>
     <w:p>
@@ -711,7 +722,7 @@
         <w:pStyle w:val="FirstParagraph"/>
       </w:pPr>
       <w:r>
-        <w:t xml:space="preserve">$$\hat\theta_{ML}\ \dot \sim\ \operatorname{N}\mathopen{}\left(\theta,{\mathopen{}\left[\mathcal{I}(\mathord{\smash[b]{\underset{\raise.3ex\hbox{$\scriptstyle\sim$}}{\theta}}\vphantom{\theta}})\right]\mathclose{}}^{-1}\right)\mathclose{}$$</w:t>
+        <w:t xml:space="preserve">$$\hat\theta_{ML}\ \dot \sim\ {\operatorname{N}\mathopen{}\left(\theta,{\mathopen{}\left[\mathcal{I}(\mathord{\smash[b]{\underset{\raise.3ex\hbox{$\scriptstyle\sim$}}{\theta}}\vphantom{\theta}})\right]\mathclose{}}^{-1}\right)\mathclose{}}$$</w:t>
       </w:r>
     </w:p>
     <w:p>
@@ -2318,7 +2329,7 @@
     \hat{\mu}\mathopen{}\left(\mathord{{\mathord{\smash[b]{\underset{\raise.3ex\hbox{$\scriptstyle\sim$}}{x}}\vphantom{x}}^*}}\right)\mathclose{}
     \pm
     t_{n-p}\mathopen{}\left(1-\frac{\alpha}{2}\right)\mathclose{}
-    \mathop{\widehat{\operatorname{SE}}}\nolimits\mathopen{}\left(\hat{\mu}\mathopen{}\left(\mathord{{\mathord{\smash[b]{\underset{\raise.3ex\hbox{$\scriptstyle\sim$}}{x}}\vphantom{x}}^*}}\right)\mathclose{}\right)\mathclose{}
+    {\mathop{\widehat{\operatorname{SE}}}\nolimits\mathopen{}\left(\hat{\mu}\mathopen{}\left(\mathord{{\mathord{\smash[b]{\underset{\raise.3ex\hbox{$\scriptstyle\sim$}}{x}}\vphantom{x}}^*}}\right)\mathclose{}\right)\mathclose{}}
     \right]\mathclose{}
     $$</w:t>
       </w:r>
@@ -2399,7 +2410,7 @@
     \hat{Y}^*
     \pm
     t_{n-p}\mathopen{}\left(1-\frac{\alpha}{2}\right)\mathclose{}
-    \mathop{\widehat{\operatorname{SE}}}\nolimits\mathopen{}\left(Y^*-\hat{Y}^*\right)\mathclose{}
+    {\mathop{\widehat{\operatorname{SE}}}\nolimits\mathopen{}\left(Y^*-\hat{Y}^*\right)\mathclose{}}
     \right]\mathclose{}
     $$</w:t>
       </w:r>
@@ -2410,7 +2421,7 @@
       </w:pPr>
       <w:r>
         <w:t xml:space="preserve">$$
-    \mathop{\widehat{\operatorname{SE}}}\nolimits\mathopen{}\left(Y^*-\hat{Y}^*\right)\mathclose{}
+    {\mathop{\widehat{\operatorname{SE}}}\nolimits\mathopen{}\left(Y^*-\hat{Y}^*\right)\mathclose{}}
     =
     \hat{\sigma}\sqrt{1 + {(\mathord{{\mathord{\smash[b]{\underset{\raise.3ex\hbox{$\scriptstyle\sim$}}{x}}\vphantom{x}}^*}})}^{\top}(\mathbf{X}'\mathbf{X})^{-1}\mathord{{\mathord{\smash[b]{\underset{\raise.3ex\hbox{$\scriptstyle\sim$}}{x}}\vphantom{x}}^*}}}
     $$</w:t>
@@ -2422,7 +2433,7 @@
       </w:pPr>
       <w:r>
         <w:t xml:space="preserve">$$
-    \operatorname{Var}\mathopen{}\left(Y^* - \hat{Y}^*\right)\mathclose{}
+    {\operatorname{Var}\mathopen{}\left(Y^* - \hat{Y}^*\right)\mathclose{}}
     = \sigma^2\mathopen{}\left(1 + {(\mathord{{\mathord{\smash[b]{\underset{\raise.3ex\hbox{$\scriptstyle\sim$}}{x}}\vphantom{x}}^*}})}^{\top}(\mathbf{X}'\mathbf{X})^{-1}\mathord{{\mathord{\smash[b]{\underset{\raise.3ex\hbox{$\scriptstyle\sim$}}{x}}\vphantom{x}}^*}}\right)\mathclose{}
     $$</w:t>
       </w:r>
@@ -2589,7 +2600,7 @@
       </w:pPr>
       <w:r>
         <w:t xml:space="preserve">$$
-    \mathop{\widehat{\operatorname{Var}}}\nolimits\mathopen{}\left(\hat{\mu}\mathopen{}\left(\mathord{\smash[b]{\underset{\raise.3ex\hbox{$\scriptstyle\sim$}}{x}}\vphantom{x}}\right)\mathclose{}\right)\mathclose{} = {\mathord{\smash[b]{\underset{\raise.3ex\hbox{$\scriptstyle\sim$}}{x}}\vphantom{x}}}^{\top}\hat{\Sigma}\mathord{\smash[b]{\underset{\raise.3ex\hbox{$\scriptstyle\sim$}}{x}}\vphantom{x}}
+    {\mathop{\widehat{\operatorname{Var}}}\nolimits\mathopen{}\left(\hat{\mu}\mathopen{}\left(\mathord{\smash[b]{\underset{\raise.3ex\hbox{$\scriptstyle\sim$}}{x}}\vphantom{x}}\right)\mathclose{}\right)\mathclose{}} = {\mathord{\smash[b]{\underset{\raise.3ex\hbox{$\scriptstyle\sim$}}{x}}\vphantom{x}}}^{\top}\hat{\Sigma}\mathord{\smash[b]{\underset{\raise.3ex\hbox{$\scriptstyle\sim$}}{x}}\vphantom{x}}
     $$</w:t>
       </w:r>
     </w:p>
@@ -2637,7 +2648,7 @@
       </w:pPr>
       <w:r>
         <w:t xml:space="preserve">$$
-    \mathop{\widehat{\operatorname{Var}}}\nolimits\mathopen{}\left(\widehat{\Delta\mu}\mathopen{}\left(\mathord{\smash[b]{\underset{\raise.3ex\hbox{$\scriptstyle\sim$}}{x}}\vphantom{x}}, \mathord{{\mathord{\smash[b]{\underset{\raise.3ex\hbox{$\scriptstyle\sim$}}{x}}\vphantom{x}}^*}}\right)\mathclose{}\right)\mathclose{} = {\Delta\mathord{\smash[b]{\underset{\raise.3ex\hbox{$\scriptstyle\sim$}}{x}}\vphantom{x}}}^{\top}\hat{\Sigma}\Delta\mathord{\smash[b]{\underset{\raise.3ex\hbox{$\scriptstyle\sim$}}{x}}\vphantom{x}}
+    {\mathop{\widehat{\operatorname{Var}}}\nolimits\mathopen{}\left(\widehat{\Delta\mu}\mathopen{}\left(\mathord{\smash[b]{\underset{\raise.3ex\hbox{$\scriptstyle\sim$}}{x}}\vphantom{x}}, \mathord{{\mathord{\smash[b]{\underset{\raise.3ex\hbox{$\scriptstyle\sim$}}{x}}\vphantom{x}}^*}}\right)\mathclose{}\right)\mathclose{}} = {\Delta\mathord{\smash[b]{\underset{\raise.3ex\hbox{$\scriptstyle\sim$}}{x}}\vphantom{x}}}^{\top}\hat{\Sigma}\Delta\mathord{\smash[b]{\underset{\raise.3ex\hbox{$\scriptstyle\sim$}}{x}}\vphantom{x}}
     $$</w:t>
       </w:r>
     </w:p>
@@ -2757,7 +2768,7 @@
         <w:pStyle w:val="FirstParagraph"/>
       </w:pPr>
       <w:r>
-        <w:t xml:space="preserve">$$\text{ϙ}_{\omega}(\mathord{\smash[b]{\underset{\raise.3ex\hbox{$\scriptstyle\sim$}}{x}}\vphantom{x}},\mathord{{\mathord{\smash[b]{\underset{\raise.3ex\hbox{$\scriptstyle\sim$}}{x}}\vphantom{x}}^*}}) = \operatorname{exp}\mathopen{}\left\{(\Delta\mathord{\smash[b]{\underset{\raise.3ex\hbox{$\scriptstyle\sim$}}{x}}\vphantom{x}}) \cdot \mathord{\smash[b]{\underset{\raise.3ex\hbox{$\scriptstyle\sim$}}{\beta}}\vphantom{\beta}}\right\}\mathclose{}$$</w:t>
+        <w:t xml:space="preserve">$$\text{ϙ}_{\omega}(\mathord{\smash[b]{\underset{\raise.3ex\hbox{$\scriptstyle\sim$}}{x}}\vphantom{x}},\mathord{{\mathord{\smash[b]{\underset{\raise.3ex\hbox{$\scriptstyle\sim$}}{x}}\vphantom{x}}^*}}) = {\operatorname{exp}\mathopen{}\left\{(\Delta\mathord{\smash[b]{\underset{\raise.3ex\hbox{$\scriptstyle\sim$}}{x}}\vphantom{x}}) \cdot \mathord{\smash[b]{\underset{\raise.3ex\hbox{$\scriptstyle\sim$}}{\beta}}\vphantom{\beta}}\right\}\mathclose{}}$$</w:t>
       </w:r>
     </w:p>
     <w:bookmarkStart w:id="12" w:name="X517f2c9f71cb80f8d8a2b1372fc9c9c1b26ebc5"/>
@@ -7036,12 +7047,12 @@
     \hline
     \pi
       &amp; 1
-      &amp; {\mathopen{}\left(1+\omega\right)\mathclose{}}^2
-      &amp; \dfrac{{\mathopen{}\left(1+\omega\right)\mathclose{}}^2}{\omega}
+      &amp; {\mathopen{}\left(1+\omega\right)\mathclose{}}^{2}
+      &amp; \dfrac{{\mathopen{}\left(1+\omega\right)\mathclose{}}^{2}}{\omega}
       &amp; \text{undef}
       &amp; \text{undef} \\[10pt]
     \omega
-      &amp; {\mathopen{}\left(1-\pi\right)\mathclose{}}^2
+      &amp; {\mathopen{}\left(1-\pi\right)\mathclose{}}^{2}
       &amp; 1
       &amp; \dfrac{1}{\omega}
       &amp; \text{undef}
@@ -7315,7 +7326,7 @@
         <w:pStyle w:val="BodyText"/>
       </w:pPr>
       <w:r>
-        <w:t xml:space="preserve">$$Y_i|\mathord{\smash[b]{\underset{\raise.3ex\hbox{$\scriptstyle\sim$}}{X}}\vphantom{X}}_i \ \sim_{\perp\!\!\!\perp}\ \operatorname{Ber}(\pi(\mathord{\smash[b]{\underset{\raise.3ex\hbox{$\scriptstyle\sim$}}{X}}\vphantom{X}}_i)), \qquad \operatorname{logit}\mathopen{}\left\{\pi(\mathord{\smash[b]{\underset{\raise.3ex\hbox{$\scriptstyle\sim$}}{x}}\vphantom{x}})\right\}\mathclose{} = {\mathord{\smash[b]{\underset{\raise.3ex\hbox{$\scriptstyle\sim$}}{x}}\vphantom{x}}}^{\top}\mathord{\smash[b]{\underset{\raise.3ex\hbox{$\scriptstyle\sim$}}{\beta}}\vphantom{\beta}}$$</w:t>
+        <w:t xml:space="preserve">$$Y_i|\mathord{\smash[b]{\underset{\raise.3ex\hbox{$\scriptstyle\sim$}}{X}}\vphantom{X}}_i \ \sim_{\perp\!\!\!\perp}\ \operatorname{Ber}(\pi(\mathord{\smash[b]{\underset{\raise.3ex\hbox{$\scriptstyle\sim$}}{X}}\vphantom{X}}_i)), \qquad {\operatorname{logit}\mathopen{}\left\{\pi(\mathord{\smash[b]{\underset{\raise.3ex\hbox{$\scriptstyle\sim$}}{x}}\vphantom{x}})\right\}\mathclose{}} = {\mathord{\smash[b]{\underset{\raise.3ex\hbox{$\scriptstyle\sim$}}{x}}\vphantom{x}}}^{\top}\mathord{\smash[b]{\underset{\raise.3ex\hbox{$\scriptstyle\sim$}}{\beta}}\vphantom{\beta}}$$</w:t>
       </w:r>
     </w:p>
     <w:p>
@@ -7935,7 +7946,7 @@
         <w:pStyle w:val="BodyText"/>
       </w:pPr>
       <w:r>
-        <w:t xml:space="preserve">$$\underbrace{\mathord{\smash[b]{\underset{\raise.3ex\hbox{$\scriptstyle\sim$}}{\ell'}}\vphantom{\ell'}}(\hat{\mathord{\smash[b]{\underset{\raise.3ex\hbox{$\scriptstyle\sim$}}{\beta}}\vphantom{\beta}}})}_{(p+1) \times 1} = \sum_{i=1}^n\underbrace{\mathord{\smash[b]{\underset{\raise.3ex\hbox{$\scriptstyle\sim$}}{x}}\vphantom{x}}_i}_{(p+1) \times 1}\underbrace{\mathopen{}\left(y_i - \operatorname{expit}\mathopen{}\left\{{\mathord{\smash[b]{\underset{\raise.3ex\hbox{$\scriptstyle\sim$}}{x}}\vphantom{x}}_i}^{\top}\hat{\mathord{\smash[b]{\underset{\raise.3ex\hbox{$\scriptstyle\sim$}}{\beta}}\vphantom{\beta}}}\right\}\mathclose{}\right)\mathclose{}}_{1 \times 1} = \mathbf{0}_{(p+1) \times 1}$$</w:t>
+        <w:t xml:space="preserve">$$\underbrace{\mathord{\smash[b]{\underset{\raise.3ex\hbox{$\scriptstyle\sim$}}{\ell'}}\vphantom{\ell'}}(\hat{\mathord{\smash[b]{\underset{\raise.3ex\hbox{$\scriptstyle\sim$}}{\beta}}\vphantom{\beta}}})}_{(p+1) \times 1} = \sum_{i=1}^n\underbrace{\mathord{\smash[b]{\underset{\raise.3ex\hbox{$\scriptstyle\sim$}}{x}}\vphantom{x}}_i}_{(p+1) \times 1}\underbrace{\mathopen{}\left(y_i - {\operatorname{expit}\mathopen{}\left\{{\mathord{\smash[b]{\underset{\raise.3ex\hbox{$\scriptstyle\sim$}}{x}}\vphantom{x}}_i}^{\top}\hat{\mathord{\smash[b]{\underset{\raise.3ex\hbox{$\scriptstyle\sim$}}{\beta}}\vphantom{\beta}}}\right\}\mathclose{}}\right)\mathclose{}}_{1 \times 1} = \mathbf{0}_{(p+1) \times 1}$$</w:t>
       </w:r>
     </w:p>
     <w:p>
@@ -7992,7 +8003,7 @@
         <w:pStyle w:val="BodyText"/>
       </w:pPr>
       <w:r>
-        <w:t xml:space="preserve">$$\underbrace{\ell''(\mathord{\smash[b]{\underset{\raise.3ex\hbox{$\scriptstyle\sim$}}{\beta}}\vphantom{\beta}})}_{(p+1) \times (p+1)} = -\underbrace{{\mathbf{X}}^{\top}}_{(p+1) \times n} \underbrace{\mathbf{D}}_{n \times n} \underbrace{\mathbf{X}}_{n \times (p+1)}, \qquad \mathbf{D} \stackrel{\text{def}}{=}\text{diag}(\operatorname{Var}\mathopen{}\left(Y_i|\mathord{\smash[b]{\underset{\raise.3ex\hbox{$\scriptstyle\sim$}}{X}}\vphantom{X}}_i=\mathord{\smash[b]{\underset{\raise.3ex\hbox{$\scriptstyle\sim$}}{x}}\vphantom{x}}_i\right)\mathclose{}) = \text{diag}(\pi_i(1-\pi_i))$$</w:t>
+        <w:t xml:space="preserve">$$\underbrace{\ell''(\mathord{\smash[b]{\underset{\raise.3ex\hbox{$\scriptstyle\sim$}}{\beta}}\vphantom{\beta}})}_{(p+1) \times (p+1)} = -\underbrace{{\mathbf{X}}^{\top}}_{(p+1) \times n} \underbrace{\mathbf{D}}_{n \times n} \underbrace{\mathbf{X}}_{n \times (p+1)}, \qquad \mathbf{D} \stackrel{\text{def}}{=}\text{diag}({\operatorname{Var}\mathopen{}\left(Y_i|\mathord{\smash[b]{\underset{\raise.3ex\hbox{$\scriptstyle\sim$}}{X}}\vphantom{X}}_i=\mathord{\smash[b]{\underset{\raise.3ex\hbox{$\scriptstyle\sim$}}{x}}\vphantom{x}}_i\right)\mathclose{}}) = \text{diag}(\pi_i(1-\pi_i))$$</w:t>
       </w:r>
     </w:p>
     <w:p>
@@ -8150,7 +8161,7 @@
         <w:pStyle w:val="BodyText"/>
       </w:pPr>
       <w:r>
-        <w:t xml:space="preserve">$$\underbrace{{\widehat{\mathord{\smash[b]{\underset{\raise.3ex\hbox{$\scriptstyle\sim$}}{\beta}}\vphantom{\beta}}}}^*}_{(p+1) \times 1} \leftarrow \underbrace{{\widehat{\mathord{\smash[b]{\underset{\raise.3ex\hbox{$\scriptstyle\sim$}}{\beta}}\vphantom{\beta}}}}^*}_{(p+1) \times 1} - \underbrace{{\mathopen{}\left(\ell''\mathopen{}\left(\mathord{\smash[b]{\underset{\raise.3ex\hbox{$\scriptstyle\sim$}}{y}}\vphantom{y}}; {\widehat{\mathord{\smash[b]{\underset{\raise.3ex\hbox{$\scriptstyle\sim$}}{\beta}}\vphantom{\beta}}}}^*\right)\mathclose{}\right)\mathclose{}}^{-1}}_{(p+1) \times (p+1)} \underbrace{\ell'\mathopen{}\left(\mathord{\smash[b]{\underset{\raise.3ex\hbox{$\scriptstyle\sim$}}{y}}\vphantom{y}}; {\widehat{\mathord{\smash[b]{\underset{\raise.3ex\hbox{$\scriptstyle\sim$}}{\beta}}\vphantom{\beta}}}}^*\right)\mathclose{}}_{(p+1) \times 1}$$</w:t>
+        <w:t xml:space="preserve">$$\underbrace{{\widehat{\mathord{\smash[b]{\underset{\raise.3ex\hbox{$\scriptstyle\sim$}}{\beta}}\vphantom{\beta}}}}^*}_{(p+1) \times 1} \leftarrow \underbrace{{\widehat{\mathord{\smash[b]{\underset{\raise.3ex\hbox{$\scriptstyle\sim$}}{\beta}}\vphantom{\beta}}}}^*}_{(p+1) \times 1} - \underbrace{{\mathopen{}\left({\ell''\mathopen{}\left(\mathord{\smash[b]{\underset{\raise.3ex\hbox{$\scriptstyle\sim$}}{y}}\vphantom{y}}; {\widehat{\mathord{\smash[b]{\underset{\raise.3ex\hbox{$\scriptstyle\sim$}}{\beta}}\vphantom{\beta}}}}^*\right)\mathclose{}}\right)\mathclose{}}^{-1}}_{(p+1) \times (p+1)} \underbrace{{\ell'\mathopen{}\left(\mathord{\smash[b]{\underset{\raise.3ex\hbox{$\scriptstyle\sim$}}{y}}\vphantom{y}}; {\widehat{\mathord{\smash[b]{\underset{\raise.3ex\hbox{$\scriptstyle\sim$}}{\beta}}\vphantom{\beta}}}}^*\right)\mathclose{}}}_{(p+1) \times 1}$$</w:t>
       </w:r>
     </w:p>
     <w:p>
@@ -9156,7 +9167,7 @@
         <w:pStyle w:val="BodyText"/>
       </w:pPr>
       <w:r>
-        <w:t xml:space="preserve">$$\text{ϙ}_{\omega}(\mathord{\smash[b]{\underset{\raise.3ex\hbox{$\scriptstyle\sim$}}{x}}\vphantom{x}},\mathord{{\mathord{\smash[b]{\underset{\raise.3ex\hbox{$\scriptstyle\sim$}}{x}}\vphantom{x}}^*}}) = \operatorname{exp}\mathopen{}\left\{\eta(\mathord{\smash[b]{\underset{\raise.3ex\hbox{$\scriptstyle\sim$}}{x}}\vphantom{x}}) - \eta(\mathord{{\mathord{\smash[b]{\underset{\raise.3ex\hbox{$\scriptstyle\sim$}}{x}}\vphantom{x}}^*}})\right\}\mathclose{}$$</w:t>
+        <w:t xml:space="preserve">$$\text{ϙ}_{\omega}(\mathord{\smash[b]{\underset{\raise.3ex\hbox{$\scriptstyle\sim$}}{x}}\vphantom{x}},\mathord{{\mathord{\smash[b]{\underset{\raise.3ex\hbox{$\scriptstyle\sim$}}{x}}\vphantom{x}}^*}}) = {\operatorname{exp}\mathopen{}\left\{\eta(\mathord{\smash[b]{\underset{\raise.3ex\hbox{$\scriptstyle\sim$}}{x}}\vphantom{x}}) - \eta(\mathord{{\mathord{\smash[b]{\underset{\raise.3ex\hbox{$\scriptstyle\sim$}}{x}}\vphantom{x}}^*}})\right\}\mathclose{}}$$</w:t>
       </w:r>
     </w:p>
     <w:p>
@@ -9226,7 +9237,7 @@
       </w:pPr>
       <w:r>
         <w:t xml:space="preserve">$$\Delta\eta\stackrel{\text{def}}{=}\eta(\mathord{\smash[b]{\underset{\raise.3ex\hbox{$\scriptstyle\sim$}}{x}}\vphantom{x}}) - \eta(\mathord{{\mathord{\smash[b]{\underset{\raise.3ex\hbox{$\scriptstyle\sim$}}{x}}\vphantom{x}}^*}}),
-    \qquad \text{ϙ}_{\omega}(\mathord{\smash[b]{\underset{\raise.3ex\hbox{$\scriptstyle\sim$}}{x}}\vphantom{x}},\mathord{{\mathord{\smash[b]{\underset{\raise.3ex\hbox{$\scriptstyle\sim$}}{x}}\vphantom{x}}^*}}) = \operatorname{exp}\mathopen{}\left\{\Delta\eta\right\}\mathclose{}$$</w:t>
+    \qquad \text{ϙ}_{\omega}(\mathord{\smash[b]{\underset{\raise.3ex\hbox{$\scriptstyle\sim$}}{x}}\vphantom{x}},\mathord{{\mathord{\smash[b]{\underset{\raise.3ex\hbox{$\scriptstyle\sim$}}{x}}\vphantom{x}}^*}}) = {\operatorname{exp}\mathopen{}\left\{\Delta\eta\right\}\mathclose{}}$$</w:t>
       </w:r>
     </w:p>
     <w:p>
@@ -9430,7 +9441,7 @@
         <w:pStyle w:val="BodyText"/>
       </w:pPr>
       <w:r>
-        <w:t xml:space="preserve">$$\text{ϙ}_{\omega}(\mathord{\smash[b]{\underset{\raise.3ex\hbox{$\scriptstyle\sim$}}{x}}\vphantom{x}},\mathord{{\mathord{\smash[b]{\underset{\raise.3ex\hbox{$\scriptstyle\sim$}}{x}}\vphantom{x}}^*}}) = \operatorname{exp}\mathopen{}\left\{(\Delta\mathord{\smash[b]{\underset{\raise.3ex\hbox{$\scriptstyle\sim$}}{x}}\vphantom{x}}) \cdot \mathord{\smash[b]{\underset{\raise.3ex\hbox{$\scriptstyle\sim$}}{\beta}}\vphantom{\beta}}\right\}\mathclose{}$$</w:t>
+        <w:t xml:space="preserve">$$\text{ϙ}_{\omega}(\mathord{\smash[b]{\underset{\raise.3ex\hbox{$\scriptstyle\sim$}}{x}}\vphantom{x}},\mathord{{\mathord{\smash[b]{\underset{\raise.3ex\hbox{$\scriptstyle\sim$}}{x}}\vphantom{x}}^*}}) = {\operatorname{exp}\mathopen{}\left\{(\Delta\mathord{\smash[b]{\underset{\raise.3ex\hbox{$\scriptstyle\sim$}}{x}}\vphantom{x}}) \cdot \mathord{\smash[b]{\underset{\raise.3ex\hbox{$\scriptstyle\sim$}}{\beta}}\vphantom{\beta}}\right\}\mathclose{}}$$</w:t>
       </w:r>
     </w:p>
     <w:p>
@@ -9485,7 +9496,7 @@
         <w:pStyle w:val="BodyText"/>
       </w:pPr>
       <w:r>
-        <w:t xml:space="preserve">$$\operatorname{log}\mathopen{}\left\{\text{ϙ}_{\omega}(\mathord{\smash[b]{\underset{\raise.3ex\hbox{$\scriptstyle\sim$}}{x}}\vphantom{x}},\mathord{{\mathord{\smash[b]{\underset{\raise.3ex\hbox{$\scriptstyle\sim$}}{x}}\vphantom{x}}^*}})\right\}\mathclose{} = \Delta\eta$$</w:t>
+        <w:t xml:space="preserve">$${\operatorname{log}\mathopen{}\left\{\text{ϙ}_{\omega}(\mathord{\smash[b]{\underset{\raise.3ex\hbox{$\scriptstyle\sim$}}{x}}\vphantom{x}},\mathord{{\mathord{\smash[b]{\underset{\raise.3ex\hbox{$\scriptstyle\sim$}}{x}}\vphantom{x}}^*}})\right\}\mathclose{}} = \Delta\eta$$</w:t>
       </w:r>
     </w:p>
     <w:bookmarkEnd w:id="86"/>
@@ -9532,8 +9543,8 @@
         <w:pStyle w:val="BodyText"/>
       </w:pPr>
       <w:r>
-        <w:t xml:space="preserve">$$\mathop{\widehat{\operatorname{Var}}}\nolimits\mathopen{}\left(\hat\eta(\mathord{\smash[b]{\underset{\raise.3ex\hbox{$\scriptstyle\sim$}}{x}}\vphantom{x}})\right)\mathclose{} = \underbrace{{\mathord{\smash[b]{\underset{\raise.3ex\hbox{$\scriptstyle\sim$}}{x}}\vphantom{x}}}^{\top}}_{1 \times (p+1)}\underbrace{\hat{\Sigma}}_{(p+1) \times (p+1)}\underbrace{\mathord{\smash[b]{\underset{\raise.3ex\hbox{$\scriptstyle\sim$}}{x}}\vphantom{x}}}_{(p+1) \times 1},
-    \qquad \mathop{\widehat{\operatorname{SE}}}\nolimits\mathopen{}\left(\hat\eta(\mathord{\smash[b]{\underset{\raise.3ex\hbox{$\scriptstyle\sim$}}{x}}\vphantom{x}})\right)\mathclose{} = \sqrt{{\mathord{\smash[b]{\underset{\raise.3ex\hbox{$\scriptstyle\sim$}}{x}}\vphantom{x}}}^{\top}\hat{\Sigma}\mathord{\smash[b]{\underset{\raise.3ex\hbox{$\scriptstyle\sim$}}{x}}\vphantom{x}}}$$</w:t>
+        <w:t xml:space="preserve">$${\mathop{\widehat{\operatorname{Var}}}\nolimits\mathopen{}\left(\hat\eta(\mathord{\smash[b]{\underset{\raise.3ex\hbox{$\scriptstyle\sim$}}{x}}\vphantom{x}})\right)\mathclose{}} = \underbrace{{\mathord{\smash[b]{\underset{\raise.3ex\hbox{$\scriptstyle\sim$}}{x}}\vphantom{x}}}^{\top}}_{1 \times (p+1)}\underbrace{\hat{\Sigma}}_{(p+1) \times (p+1)}\underbrace{\mathord{\smash[b]{\underset{\raise.3ex\hbox{$\scriptstyle\sim$}}{x}}\vphantom{x}}}_{(p+1) \times 1},
+    \qquad {\mathop{\widehat{\operatorname{SE}}}\nolimits\mathopen{}\left(\hat\eta(\mathord{\smash[b]{\underset{\raise.3ex\hbox{$\scriptstyle\sim$}}{x}}\vphantom{x}})\right)\mathclose{}} = \sqrt{{\mathord{\smash[b]{\underset{\raise.3ex\hbox{$\scriptstyle\sim$}}{x}}\vphantom{x}}}^{\top}\hat{\Sigma}\mathord{\smash[b]{\underset{\raise.3ex\hbox{$\scriptstyle\sim$}}{x}}\vphantom{x}}}$$</w:t>
       </w:r>
     </w:p>
     <w:p>
@@ -9595,8 +9606,8 @@
         <w:pStyle w:val="BodyText"/>
       </w:pPr>
       <w:r>
-        <w:t xml:space="preserve">$$\mathop{\widehat{\operatorname{Var}}}\nolimits\mathopen{}\left(\Delta{\hat\eta}\right)\mathclose{} = \underbrace{{\Delta\mathord{\smash[b]{\underset{\raise.3ex\hbox{$\scriptstyle\sim$}}{x}}\vphantom{x}}}^{\top}}_{1 \times (p+1)}\underbrace{\hat{\Sigma}}_{(p+1) \times (p+1)}\underbrace{(\Delta\mathord{\smash[b]{\underset{\raise.3ex\hbox{$\scriptstyle\sim$}}{x}}\vphantom{x}})}_{(p+1) \times 1},
-    \qquad \mathop{\widehat{\operatorname{SE}}}\nolimits\mathopen{}\left(\Delta{\hat\eta}\right)\mathclose{} = \sqrt{{\Delta\mathord{\smash[b]{\underset{\raise.3ex\hbox{$\scriptstyle\sim$}}{x}}\vphantom{x}}}^{\top}\hat{\Sigma}(\Delta\mathord{\smash[b]{\underset{\raise.3ex\hbox{$\scriptstyle\sim$}}{x}}\vphantom{x}})}$$</w:t>
+        <w:t xml:space="preserve">$${\mathop{\widehat{\operatorname{Var}}}\nolimits\mathopen{}\left(\Delta{\hat\eta}\right)\mathclose{}} = \underbrace{{\Delta\mathord{\smash[b]{\underset{\raise.3ex\hbox{$\scriptstyle\sim$}}{x}}\vphantom{x}}}^{\top}}_{1 \times (p+1)}\underbrace{\hat{\Sigma}}_{(p+1) \times (p+1)}\underbrace{(\Delta\mathord{\smash[b]{\underset{\raise.3ex\hbox{$\scriptstyle\sim$}}{x}}\vphantom{x}})}_{(p+1) \times 1},
+    \qquad {\mathop{\widehat{\operatorname{SE}}}\nolimits\mathopen{}\left(\Delta{\hat\eta}\right)\mathclose{}} = \sqrt{{\Delta\mathord{\smash[b]{\underset{\raise.3ex\hbox{$\scriptstyle\sim$}}{x}}\vphantom{x}}}^{\top}\hat{\Sigma}(\Delta\mathord{\smash[b]{\underset{\raise.3ex\hbox{$\scriptstyle\sim$}}{x}}\vphantom{x}})}$$</w:t>
       </w:r>
     </w:p>
     <w:p>
@@ -9671,7 +9682,7 @@
       </w:pPr>
       <w:r>
         <w:t xml:space="preserve">$$\text{ϙ}_{\omega}(\mathord{\smash[b]{\underset{\raise.3ex\hbox{$\scriptstyle\sim$}}{x}}\vphantom{x}},\mathord{{\mathord{\smash[b]{\underset{\raise.3ex\hbox{$\scriptstyle\sim$}}{x}}\vphantom{x}}^*}}) \in (e^L, e^R),
-    \qquad (L, R) = \widehat{\Delta\eta}\mp 1.96 \cdot \mathop{\widehat{\operatorname{SE}}}\nolimits\mathopen{}\left(\widehat{\Delta\eta}\right)\mathclose{}$$</w:t>
+    \qquad (L, R) = \widehat{\Delta\eta}\mp 1.96 \cdot {\mathop{\widehat{\operatorname{SE}}}\nolimits\mathopen{}\left(\widehat{\Delta\eta}\right)\mathclose{}}$$</w:t>
       </w:r>
     </w:p>
     <w:bookmarkEnd w:id="91"/>
@@ -14744,6 +14755,7 @@
           </m:r>
           <m:r>
             <m:rPr>
+              <m:scr m:val="double-struck"/>
               <m:sty m:val="p"/>
             </m:rPr>
             <m:t>E</m:t>
@@ -14911,6 +14923,7 @@
           </m:limUpp>
           <m:r>
             <m:rPr>
+              <m:scr m:val="double-struck"/>
               <m:sty m:val="p"/>
             </m:rPr>
             <m:t>E</m:t>
@@ -15030,6 +15043,7 @@
           </m:r>
           <m:r>
             <m:rPr>
+              <m:scr m:val="double-struck"/>
               <m:sty m:val="p"/>
             </m:rPr>
             <m:t>E</m:t>
@@ -16816,6 +16830,7 @@
           </m:limUpp>
           <m:r>
             <m:rPr>
+              <m:scr m:val="double-struck"/>
               <m:sty m:val="p"/>
             </m:rPr>
             <m:t>E</m:t>
@@ -17257,6 +17272,7 @@
                           </m:r>
                           <m:r>
                             <m:rPr>
+                              <m:scr m:val="double-struck"/>
                               <m:sty m:val="p"/>
                             </m:rPr>
                             <m:t>P</m:t>
@@ -17292,6 +17308,7 @@
                         <m:oMath>
                           <m:r>
                             <m:rPr>
+                              <m:scr m:val="double-struck"/>
                               <m:sty m:val="p"/>
                             </m:rPr>
                             <m:t>P</m:t>
@@ -17425,6 +17442,7 @@
                         <m:oMath>
                           <m:r>
                             <m:rPr>
+                              <m:scr m:val="double-struck"/>
                               <m:sty m:val="p"/>
                             </m:rPr>
                             <m:t>P</m:t>
@@ -19697,7 +19715,7 @@
               <w:jc w:val="left"/>
             </w:pPr>
             <w:r>
-              <w:t xml:space="preserve">$\theta_{{\lambda}}(\mathord{\smash[b]{\underset{\raise.3ex\hbox{$\scriptstyle\sim$}}{x}}\vphantom{x}}) = \operatorname{exp}\mathopen{}\left\{\Delta\eta(\mathord{\smash[b]{\underset{\raise.3ex\hbox{$\scriptstyle\sim$}}{x}}\vphantom{x}})\right\}\mathclose{}$</w:t>
+              <w:t xml:space="preserve">$\theta_{{\lambda}}(\mathord{\smash[b]{\underset{\raise.3ex\hbox{$\scriptstyle\sim$}}{x}}\vphantom{x}}) = {\operatorname{exp}\mathopen{}\left\{\Delta\eta(\mathord{\smash[b]{\underset{\raise.3ex\hbox{$\scriptstyle\sim$}}{x}}\vphantom{x}})\right\}\mathclose{}}$</w:t>
             </w:r>
             <w:r>
               <w:t xml:space="preserve">​</w:t>
@@ -19765,7 +19783,7 @@
               <w:jc w:val="left"/>
             </w:pPr>
             <w:r>
-              <w:t xml:space="preserve">$\text{ϙ}_{{\lambda}}(t\mid\mathord{\smash[b]{\underset{\raise.3ex\hbox{$\scriptstyle\sim$}}{x}}\vphantom{x}}:\mathord{{\mathord{\smash[b]{\underset{\raise.3ex\hbox{$\scriptstyle\sim$}}{x}}\vphantom{x}}^*}}) = \operatorname{exp}\mathopen{}\left\{\Delta\eta(\mathord{\smash[b]{\underset{\raise.3ex\hbox{$\scriptstyle\sim$}}{x}}\vphantom{x}}) - \Delta\eta(\mathord{{\mathord{\smash[b]{\underset{\raise.3ex\hbox{$\scriptstyle\sim$}}{x}}\vphantom{x}}^*}})\right\}\mathclose{} = \operatorname{exp}\mathopen{}\left\{(\mathord{\smash[b]{\underset{\raise.3ex\hbox{$\scriptstyle\sim$}}{x}}\vphantom{x}}-\mathord{{\mathord{\smash[b]{\underset{\raise.3ex\hbox{$\scriptstyle\sim$}}{x}}\vphantom{x}}^*}}) \cdot \mathord{\smash[b]{\underset{\raise.3ex\hbox{$\scriptstyle\sim$}}{\beta}}\vphantom{\beta}}\right\}\mathclose{}$</w:t>
+              <w:t xml:space="preserve">$\text{ϙ}_{{\lambda}}(t\mid\mathord{\smash[b]{\underset{\raise.3ex\hbox{$\scriptstyle\sim$}}{x}}\vphantom{x}}:\mathord{{\mathord{\smash[b]{\underset{\raise.3ex\hbox{$\scriptstyle\sim$}}{x}}\vphantom{x}}^*}}) = {\operatorname{exp}\mathopen{}\left\{\Delta\eta(\mathord{\smash[b]{\underset{\raise.3ex\hbox{$\scriptstyle\sim$}}{x}}\vphantom{x}}) - \Delta\eta(\mathord{{\mathord{\smash[b]{\underset{\raise.3ex\hbox{$\scriptstyle\sim$}}{x}}\vphantom{x}}^*}})\right\}\mathclose{}} = {\operatorname{exp}\mathopen{}\left\{(\mathord{\smash[b]{\underset{\raise.3ex\hbox{$\scriptstyle\sim$}}{x}}\vphantom{x}}-\mathord{{\mathord{\smash[b]{\underset{\raise.3ex\hbox{$\scriptstyle\sim$}}{x}}\vphantom{x}}^*}}) \cdot \mathord{\smash[b]{\underset{\raise.3ex\hbox{$\scriptstyle\sim$}}{\beta}}\vphantom{\beta}}\right\}\mathclose{}}$</w:t>
             </w:r>
             <w:r>
               <w:t xml:space="preserve">​</w:t>
@@ -19858,7 +19876,7 @@
     \mathcal{L}^*_i(\mathord{\smash[b]{\underset{\raise.3ex\hbox{$\scriptstyle\sim$}}{\beta}}\vphantom{\beta}}) &amp;\stackrel{\text{def}}{=}\frac{{\color{red}{\theta_{{\lambda}}(\mathord{\smash[b]{\underset{\raise.3ex\hbox{$\scriptstyle\sim$}}{x}}\vphantom{x}}_{(i)})}}}{\sum_{k \in R(t_i)} {\color{red}{\theta_{{\lambda}}(\mathord{\smash[b]{\underset{\raise.3ex\hbox{$\scriptstyle\sim$}}{x}}\vphantom{x}}_k)}}}
     \\
     \mathcal{L}^*(\mathord{\smash[b]{\underset{\raise.3ex\hbox{$\scriptstyle\sim$}}{\beta}}\vphantom{\beta}}) &amp;\stackrel{\text{def}}{=}
-    \prod_{\mathopen{}\left\{i:\ d_i = 1\right\}\mathclose{}} \mathcal{L}^*_i(\mathord{\smash[b]{\underset{\raise.3ex\hbox{$\scriptstyle\sim$}}{\beta}}\vphantom{\beta}})
+    \prod_{{\mathopen{}\left\{i:\ d_i = 1\right\}\mathclose{}}} \mathcal{L}^*_i(\mathord{\smash[b]{\underset{\raise.3ex\hbox{$\scriptstyle\sim$}}{\beta}}\vphantom{\beta}})
     \end{aligned}
     $$</w:t>
             </w:r>
@@ -20338,7 +20356,7 @@
               </w:numPr>
             </w:pPr>
             <w:r>
-              <w:t xml:space="preserve">$\theta_{{\lambda}}(\mathord{\smash[b]{\underset{\raise.3ex\hbox{$\scriptstyle\sim$}}{x}}\vphantom{x}}) \stackrel{\text{def}}{=}\operatorname{exp}\mathopen{}\left\{{\mathord{\smash[b]{\underset{\raise.3ex\hbox{$\scriptstyle\sim$}}{x}}\vphantom{x}}}^{\top}\mathord{\smash[b]{\underset{\raise.3ex\hbox{$\scriptstyle\sim$}}{\beta}}\vphantom{\beta}}\right\}\mathclose{}$</w:t>
+              <w:t xml:space="preserve">$\theta_{{\lambda}}(\mathord{\smash[b]{\underset{\raise.3ex\hbox{$\scriptstyle\sim$}}{x}}\vphantom{x}}) \stackrel{\text{def}}{=}{\operatorname{exp}\mathopen{}\left\{{\mathord{\smash[b]{\underset{\raise.3ex\hbox{$\scriptstyle\sim$}}{x}}\vphantom{x}}}^{\top}\mathord{\smash[b]{\underset{\raise.3ex\hbox{$\scriptstyle\sim$}}{\beta}}\vphantom{\beta}}\right\}\mathclose{}}$</w:t>
             </w:r>
             <w:r>
               <w:t xml:space="preserve"> </w:t>
@@ -20822,7 +20840,7 @@
               </w:numPr>
             </w:pPr>
             <w:r>
-              <w:t xml:space="preserve">$\theta_{{\lambda}}(\mathord{\smash[b]{\underset{\raise.3ex\hbox{$\scriptstyle\sim$}}{x}}\vphantom{x}}) \stackrel{\text{def}}{=}\operatorname{exp}\mathopen{}\left\{{\mathord{\smash[b]{\underset{\raise.3ex\hbox{$\scriptstyle\sim$}}{x}}\vphantom{x}}}^{\top}\mathord{\smash[b]{\underset{\raise.3ex\hbox{$\scriptstyle\sim$}}{\beta}}\vphantom{\beta}}\right\}\mathclose{}$</w:t>
+              <w:t xml:space="preserve">$\theta_{{\lambda}}(\mathord{\smash[b]{\underset{\raise.3ex\hbox{$\scriptstyle\sim$}}{x}}\vphantom{x}}) \stackrel{\text{def}}{=}{\operatorname{exp}\mathopen{}\left\{{\mathord{\smash[b]{\underset{\raise.3ex\hbox{$\scriptstyle\sim$}}{x}}\vphantom{x}}}^{\top}\mathord{\smash[b]{\underset{\raise.3ex\hbox{$\scriptstyle\sim$}}{\beta}}\vphantom{\beta}}\right\}\mathclose{}}$</w:t>
             </w:r>
             <w:r>
               <w:t xml:space="preserve"> </w:t>
